--- a/Proyecto_Final_ALISAR_SIS303.docx
+++ b/Proyecto_Final_ALISAR_SIS303.docx
@@ -10,7 +10,7 @@
         <w:rPr>
           <w:b/>
           <w:color w:val="1A567A"/>
-          <w:sz w:val="36"/>
+          <w:sz w:val="34"/>
         </w:rPr>
         <w:t>UNIVERSIDAD TECNOLÓGICA PRIVADA DE SANTA CRUZ</w:t>
       </w:r>
@@ -23,7 +23,7 @@
         <w:rPr>
           <w:b/>
           <w:color w:val="1A567A"/>
-          <w:sz w:val="30"/>
+          <w:sz w:val="28"/>
         </w:rPr>
         <w:t>PROYECTO FINAL</w:t>
       </w:r>
@@ -36,7 +36,7 @@
         <w:rPr>
           <w:b/>
           <w:color w:val="2E744B"/>
-          <w:sz w:val="26"/>
+          <w:sz w:val="24"/>
         </w:rPr>
         <w:t>Sistema de Información Integral para ALISAR S.R.L.</w:t>
       </w:r>
@@ -46,7 +46,7 @@
         <w:pBdr>
           <w:bottom w:val="single" w:sz="6" w:space="1" w:color="CCCCCC"/>
         </w:pBdr>
-        <w:spacing w:before="40" w:after="40"/>
+        <w:spacing w:before="20" w:after="20"/>
       </w:pPr>
     </w:p>
     <w:p>
@@ -108,7 +108,7 @@
     </w:p>
     <w:p>
       <w:pPr>
-        <w:spacing w:after="80"/>
+        <w:spacing w:after="60"/>
       </w:pPr>
       <w:r>
         <w:rPr>
@@ -160,7 +160,7 @@
     </w:p>
     <w:p>
       <w:pPr>
-        <w:spacing w:after="80"/>
+        <w:spacing w:after="60"/>
       </w:pPr>
       <w:r>
         <w:rPr>
@@ -173,7 +173,7 @@
     </w:p>
     <w:p>
       <w:pPr>
-        <w:spacing w:after="80"/>
+        <w:spacing w:after="60"/>
       </w:pPr>
       <w:r>
         <w:rPr>
@@ -189,7 +189,7 @@
         <w:pBdr>
           <w:bottom w:val="single" w:sz="6" w:space="1" w:color="CCCCCC"/>
         </w:pBdr>
-        <w:spacing w:before="40" w:after="40"/>
+        <w:spacing w:before="20" w:after="20"/>
       </w:pPr>
     </w:p>
     <w:p>
@@ -200,7 +200,7 @@
         <w:rPr>
           <w:b/>
           <w:color w:val="1A567A"/>
-          <w:sz w:val="30"/>
+          <w:sz w:val="28"/>
         </w:rPr>
         <w:t>Tabla de Contenido</w:t>
       </w:r>
@@ -525,7 +525,7 @@
         <w:pBdr>
           <w:bottom w:val="single" w:sz="6" w:space="1" w:color="CCCCCC"/>
         </w:pBdr>
-        <w:spacing w:before="40" w:after="40"/>
+        <w:spacing w:before="20" w:after="20"/>
       </w:pPr>
     </w:p>
     <w:p>
@@ -536,7 +536,7 @@
         <w:rPr>
           <w:b/>
           <w:color w:val="1A567A"/>
-          <w:sz w:val="30"/>
+          <w:sz w:val="28"/>
         </w:rPr>
         <w:t>1. Introducción</w:t>
       </w:r>
@@ -608,7 +608,7 @@
         <w:pBdr>
           <w:bottom w:val="single" w:sz="6" w:space="1" w:color="CCCCCC"/>
         </w:pBdr>
-        <w:spacing w:before="40" w:after="40"/>
+        <w:spacing w:before="20" w:after="20"/>
       </w:pPr>
     </w:p>
     <w:p>
@@ -619,7 +619,7 @@
         <w:rPr>
           <w:b/>
           <w:color w:val="1A567A"/>
-          <w:sz w:val="30"/>
+          <w:sz w:val="28"/>
         </w:rPr>
         <w:t>2. Planteamiento del Problema</w:t>
       </w:r>
@@ -761,7 +761,7 @@
         <w:pBdr>
           <w:bottom w:val="single" w:sz="6" w:space="1" w:color="CCCCCC"/>
         </w:pBdr>
-        <w:spacing w:before="40" w:after="40"/>
+        <w:spacing w:before="20" w:after="20"/>
       </w:pPr>
     </w:p>
     <w:p>
@@ -772,7 +772,7 @@
         <w:rPr>
           <w:b/>
           <w:color w:val="1A567A"/>
-          <w:sz w:val="30"/>
+          <w:sz w:val="28"/>
         </w:rPr>
         <w:t>3. Justificación General</w:t>
       </w:r>
@@ -875,7 +875,7 @@
         <w:pBdr>
           <w:bottom w:val="single" w:sz="6" w:space="1" w:color="CCCCCC"/>
         </w:pBdr>
-        <w:spacing w:before="40" w:after="40"/>
+        <w:spacing w:before="20" w:after="20"/>
       </w:pPr>
     </w:p>
     <w:p>
@@ -886,7 +886,7 @@
         <w:rPr>
           <w:b/>
           <w:color w:val="1A567A"/>
-          <w:sz w:val="30"/>
+          <w:sz w:val="28"/>
         </w:rPr>
         <w:t>4. Objetivos</w:t>
       </w:r>
@@ -899,7 +899,7 @@
         <w:rPr>
           <w:b/>
           <w:color w:val="2E744B"/>
-          <w:sz w:val="26"/>
+          <w:sz w:val="24"/>
         </w:rPr>
         <w:t>4.1 Objetivo General</w:t>
       </w:r>
@@ -924,7 +924,7 @@
         <w:rPr>
           <w:b/>
           <w:color w:val="2E744B"/>
-          <w:sz w:val="26"/>
+          <w:sz w:val="24"/>
         </w:rPr>
         <w:t>4.2 Objetivos Específicos</w:t>
       </w:r>
@@ -1006,7 +1006,7 @@
         <w:pBdr>
           <w:bottom w:val="single" w:sz="6" w:space="1" w:color="CCCCCC"/>
         </w:pBdr>
-        <w:spacing w:before="40" w:after="40"/>
+        <w:spacing w:before="20" w:after="20"/>
       </w:pPr>
     </w:p>
     <w:p>
@@ -1017,7 +1017,7 @@
         <w:rPr>
           <w:b/>
           <w:color w:val="1A567A"/>
-          <w:sz w:val="30"/>
+          <w:sz w:val="28"/>
         </w:rPr>
         <w:t>5. Alcance del Proyecto</w:t>
       </w:r>
@@ -1191,7 +1191,7 @@
         <w:pBdr>
           <w:bottom w:val="single" w:sz="6" w:space="1" w:color="CCCCCC"/>
         </w:pBdr>
-        <w:spacing w:before="40" w:after="40"/>
+        <w:spacing w:before="20" w:after="20"/>
       </w:pPr>
     </w:p>
     <w:p>
@@ -1202,7 +1202,7 @@
         <w:rPr>
           <w:b/>
           <w:color w:val="1A567A"/>
-          <w:sz w:val="30"/>
+          <w:sz w:val="28"/>
         </w:rPr>
         <w:t>6. Metodología de Desarrollo</w:t>
       </w:r>
@@ -1260,7 +1260,7 @@
         <w:tc>
           <w:tcPr>
             <w:tcW w:type="dxa" w:w="3041"/>
-            <w:shd w:fill="1A567A" w:color="auto" w:val="clear"/>
+            <w:shd w:fill="1A567A" w:val="clear"/>
           </w:tcPr>
           <w:p>
             <w:r>
@@ -1272,7 +1272,7 @@
               <w:rPr>
                 <w:b/>
                 <w:color w:val="FFFFFF"/>
-                <w:sz w:val="18"/>
+                <w:sz w:val="17"/>
               </w:rPr>
               <w:t>Fase</w:t>
             </w:r>
@@ -1281,7 +1281,7 @@
         <w:tc>
           <w:tcPr>
             <w:tcW w:type="dxa" w:w="3041"/>
-            <w:shd w:fill="1A567A" w:color="auto" w:val="clear"/>
+            <w:shd w:fill="1A567A" w:val="clear"/>
           </w:tcPr>
           <w:p>
             <w:r>
@@ -1293,7 +1293,7 @@
               <w:rPr>
                 <w:b/>
                 <w:color w:val="FFFFFF"/>
-                <w:sz w:val="18"/>
+                <w:sz w:val="17"/>
               </w:rPr>
               <w:t>Descripción</w:t>
             </w:r>
@@ -1302,7 +1302,7 @@
         <w:tc>
           <w:tcPr>
             <w:tcW w:type="dxa" w:w="3041"/>
-            <w:shd w:fill="1A567A" w:color="auto" w:val="clear"/>
+            <w:shd w:fill="1A567A" w:val="clear"/>
           </w:tcPr>
           <w:p>
             <w:r>
@@ -1314,7 +1314,7 @@
               <w:rPr>
                 <w:b/>
                 <w:color w:val="FFFFFF"/>
-                <w:sz w:val="18"/>
+                <w:sz w:val="17"/>
               </w:rPr>
               <w:t>Resultado</w:t>
             </w:r>
@@ -1331,7 +1331,7 @@
             <w:r>
               <w:rPr>
                 <w:b/>
-                <w:sz w:val="18"/>
+                <w:sz w:val="17"/>
               </w:rPr>
               <w:t>1. Planificación</w:t>
             </w:r>
@@ -1346,7 +1346,7 @@
             <w:r>
               <w:rPr>
                 <w:b w:val="0"/>
-                <w:sz w:val="18"/>
+                <w:sz w:val="17"/>
               </w:rPr>
               <w:t>Definición del problema, objetivos y alcance del sistema. Identificación de actores y recursos.</w:t>
             </w:r>
@@ -1361,7 +1361,7 @@
             <w:r>
               <w:rPr>
                 <w:b w:val="0"/>
-                <w:sz w:val="18"/>
+                <w:sz w:val="17"/>
               </w:rPr>
               <w:t>Documento de alcance y plan de trabajo</w:t>
             </w:r>
@@ -1378,7 +1378,7 @@
             <w:r>
               <w:rPr>
                 <w:b/>
-                <w:sz w:val="18"/>
+                <w:sz w:val="17"/>
               </w:rPr>
               <w:t>2. Análisis</w:t>
             </w:r>
@@ -1393,7 +1393,7 @@
             <w:r>
               <w:rPr>
                 <w:b w:val="0"/>
-                <w:sz w:val="18"/>
+                <w:sz w:val="17"/>
               </w:rPr>
               <w:t>Levantamiento de requerimientos mediante entrevista al gerente. Identificación de actores, procesos y requerimientos funcionales/no funcionales.</w:t>
             </w:r>
@@ -1408,7 +1408,7 @@
             <w:r>
               <w:rPr>
                 <w:b w:val="0"/>
-                <w:sz w:val="18"/>
+                <w:sz w:val="17"/>
               </w:rPr>
               <w:t>Casos de uso, diagramas de actividades, listado de requerimientos</w:t>
             </w:r>
@@ -1425,7 +1425,7 @@
             <w:r>
               <w:rPr>
                 <w:b/>
-                <w:sz w:val="18"/>
+                <w:sz w:val="17"/>
               </w:rPr>
               <w:t>3. Diseño</w:t>
             </w:r>
@@ -1440,7 +1440,7 @@
             <w:r>
               <w:rPr>
                 <w:b w:val="0"/>
-                <w:sz w:val="18"/>
+                <w:sz w:val="17"/>
               </w:rPr>
               <w:t>Diseño conceptual y lógico de la base de datos. Diseño de interfaces y arquitectura del sistema.</w:t>
             </w:r>
@@ -1455,7 +1455,7 @@
             <w:r>
               <w:rPr>
                 <w:b w:val="0"/>
-                <w:sz w:val="18"/>
+                <w:sz w:val="17"/>
               </w:rPr>
               <w:t>Modelo ER, esquema relacional, prototipos de pantallas, diagrama de arquitectura</w:t>
             </w:r>
@@ -1472,7 +1472,7 @@
             <w:r>
               <w:rPr>
                 <w:b/>
-                <w:sz w:val="18"/>
+                <w:sz w:val="17"/>
               </w:rPr>
               <w:t>4. Desarrollo</w:t>
             </w:r>
@@ -1487,7 +1487,7 @@
             <w:r>
               <w:rPr>
                 <w:b w:val="0"/>
-                <w:sz w:val="18"/>
+                <w:sz w:val="17"/>
               </w:rPr>
               <w:t>Codificación del sistema usando React.js (frontend) y Node.js + Express.js (backend) con SQLite como motor de base de datos.</w:t>
             </w:r>
@@ -1502,7 +1502,7 @@
             <w:r>
               <w:rPr>
                 <w:b w:val="0"/>
-                <w:sz w:val="18"/>
+                <w:sz w:val="17"/>
               </w:rPr>
               <w:t>Sistema funcional con todos los módulos implementados</w:t>
             </w:r>
@@ -1519,7 +1519,7 @@
             <w:r>
               <w:rPr>
                 <w:b/>
-                <w:sz w:val="18"/>
+                <w:sz w:val="17"/>
               </w:rPr>
               <w:t>5. Pruebas</w:t>
             </w:r>
@@ -1534,7 +1534,7 @@
             <w:r>
               <w:rPr>
                 <w:b w:val="0"/>
-                <w:sz w:val="18"/>
+                <w:sz w:val="17"/>
               </w:rPr>
               <w:t>Verificación del correcto funcionamiento mediante pruebas unitarias, de integración y funcionales.</w:t>
             </w:r>
@@ -1549,7 +1549,7 @@
             <w:r>
               <w:rPr>
                 <w:b w:val="0"/>
-                <w:sz w:val="18"/>
+                <w:sz w:val="17"/>
               </w:rPr>
               <w:t>Registro de casos de prueba y resultados</w:t>
             </w:r>
@@ -1557,7 +1557,11 @@
         </w:tc>
       </w:tr>
     </w:tbl>
-    <w:p/>
+    <w:p>
+      <w:pPr>
+        <w:spacing w:after="120"/>
+      </w:pPr>
+    </w:p>
     <w:p>
       <w:pPr>
         <w:spacing w:after="80"/>
@@ -1575,7 +1579,7 @@
         <w:pBdr>
           <w:bottom w:val="single" w:sz="6" w:space="1" w:color="CCCCCC"/>
         </w:pBdr>
-        <w:spacing w:before="40" w:after="40"/>
+        <w:spacing w:before="20" w:after="20"/>
       </w:pPr>
     </w:p>
     <w:p>
@@ -1586,7 +1590,7 @@
         <w:rPr>
           <w:b/>
           <w:color w:val="1A567A"/>
-          <w:sz w:val="30"/>
+          <w:sz w:val="28"/>
         </w:rPr>
         <w:t>7. Fase de Análisis</w:t>
       </w:r>
@@ -1599,7 +1603,7 @@
         <w:rPr>
           <w:b/>
           <w:color w:val="2E744B"/>
-          <w:sz w:val="26"/>
+          <w:sz w:val="24"/>
         </w:rPr>
         <w:t>7.1 Entrevista y/o Cuestionario</w:t>
       </w:r>
@@ -1611,8 +1615,8 @@
       <w:r>
         <w:rPr>
           <w:b/>
-          <w:color w:val="5A5A5A"/>
-          <w:sz w:val="24"/>
+          <w:color w:val="555555"/>
+          <w:sz w:val="22"/>
         </w:rPr>
         <w:t>Datos de la Entrevista</w:t>
       </w:r>
@@ -1631,7 +1635,7 @@
         <w:tc>
           <w:tcPr>
             <w:tcW w:type="dxa" w:w="4561"/>
-            <w:shd w:fill="1A567A" w:color="auto" w:val="clear"/>
+            <w:shd w:fill="1A567A" w:val="clear"/>
           </w:tcPr>
           <w:p>
             <w:r>
@@ -1643,7 +1647,7 @@
               <w:rPr>
                 <w:b/>
                 <w:color w:val="FFFFFF"/>
-                <w:sz w:val="18"/>
+                <w:sz w:val="17"/>
               </w:rPr>
               <w:t>Campo</w:t>
             </w:r>
@@ -1652,7 +1656,7 @@
         <w:tc>
           <w:tcPr>
             <w:tcW w:type="dxa" w:w="4561"/>
-            <w:shd w:fill="1A567A" w:color="auto" w:val="clear"/>
+            <w:shd w:fill="1A567A" w:val="clear"/>
           </w:tcPr>
           <w:p>
             <w:r>
@@ -1664,7 +1668,7 @@
               <w:rPr>
                 <w:b/>
                 <w:color w:val="FFFFFF"/>
-                <w:sz w:val="18"/>
+                <w:sz w:val="17"/>
               </w:rPr>
               <w:t>Detalle</w:t>
             </w:r>
@@ -1681,7 +1685,7 @@
             <w:r>
               <w:rPr>
                 <w:b w:val="0"/>
-                <w:sz w:val="18"/>
+                <w:sz w:val="17"/>
               </w:rPr>
               <w:t>Entrevistado</w:t>
             </w:r>
@@ -1696,7 +1700,7 @@
             <w:r>
               <w:rPr>
                 <w:b w:val="0"/>
-                <w:sz w:val="18"/>
+                <w:sz w:val="17"/>
               </w:rPr>
               <w:t>Gerente General — ALISAR S.R.L.</w:t>
             </w:r>
@@ -1713,7 +1717,7 @@
             <w:r>
               <w:rPr>
                 <w:b w:val="0"/>
-                <w:sz w:val="18"/>
+                <w:sz w:val="17"/>
               </w:rPr>
               <w:t>Entrevistador</w:t>
             </w:r>
@@ -1728,7 +1732,7 @@
             <w:r>
               <w:rPr>
                 <w:b w:val="0"/>
-                <w:sz w:val="18"/>
+                <w:sz w:val="17"/>
               </w:rPr>
               <w:t>Armando Martin Cortez Uechi</w:t>
             </w:r>
@@ -1745,7 +1749,7 @@
             <w:r>
               <w:rPr>
                 <w:b w:val="0"/>
-                <w:sz w:val="18"/>
+                <w:sz w:val="17"/>
               </w:rPr>
               <w:t>Institución</w:t>
             </w:r>
@@ -1760,7 +1764,7 @@
             <w:r>
               <w:rPr>
                 <w:b w:val="0"/>
-                <w:sz w:val="18"/>
+                <w:sz w:val="17"/>
               </w:rPr>
               <w:t>UTEPSA — Ing. en Sistemas</w:t>
             </w:r>
@@ -1777,7 +1781,7 @@
             <w:r>
               <w:rPr>
                 <w:b w:val="0"/>
-                <w:sz w:val="18"/>
+                <w:sz w:val="17"/>
               </w:rPr>
               <w:t>Asignatura</w:t>
             </w:r>
@@ -1792,7 +1796,7 @@
             <w:r>
               <w:rPr>
                 <w:b w:val="0"/>
-                <w:sz w:val="18"/>
+                <w:sz w:val="17"/>
               </w:rPr>
               <w:t>SIS-303 Análisis y Modelado de Sistemas</w:t>
             </w:r>
@@ -1809,7 +1813,7 @@
             <w:r>
               <w:rPr>
                 <w:b w:val="0"/>
-                <w:sz w:val="18"/>
+                <w:sz w:val="17"/>
               </w:rPr>
               <w:t>Tipo</w:t>
             </w:r>
@@ -1824,7 +1828,7 @@
             <w:r>
               <w:rPr>
                 <w:b w:val="0"/>
-                <w:sz w:val="18"/>
+                <w:sz w:val="17"/>
               </w:rPr>
               <w:t>Entrevista semiestructurada</w:t>
             </w:r>
@@ -1841,7 +1845,7 @@
             <w:r>
               <w:rPr>
                 <w:b w:val="0"/>
-                <w:sz w:val="18"/>
+                <w:sz w:val="17"/>
               </w:rPr>
               <w:t>Fecha</w:t>
             </w:r>
@@ -1856,7 +1860,7 @@
             <w:r>
               <w:rPr>
                 <w:b w:val="0"/>
-                <w:sz w:val="18"/>
+                <w:sz w:val="17"/>
               </w:rPr>
               <w:t>Junio 2026</w:t>
             </w:r>
@@ -1864,7 +1868,11 @@
         </w:tc>
       </w:tr>
     </w:tbl>
-    <w:p/>
+    <w:p>
+      <w:pPr>
+        <w:spacing w:after="120"/>
+      </w:pPr>
+    </w:p>
     <w:p>
       <w:pPr>
         <w:spacing w:before="200" w:after="80"/>
@@ -1872,8 +1880,8 @@
       <w:r>
         <w:rPr>
           <w:b/>
-          <w:color w:val="5A5A5A"/>
-          <w:sz w:val="24"/>
+          <w:color w:val="555555"/>
+          <w:sz w:val="22"/>
         </w:rPr>
         <w:t>Resumen de la Entrevista</w:t>
       </w:r>
@@ -1895,12 +1903,12 @@
         <w:pBdr>
           <w:bottom w:val="single" w:sz="6" w:space="1" w:color="CCCCCC"/>
         </w:pBdr>
-        <w:spacing w:before="40" w:after="40"/>
-      </w:pPr>
-    </w:p>
-    <w:p>
-      <w:pPr>
-        <w:spacing w:after="80"/>
+        <w:spacing w:before="20" w:after="20"/>
+      </w:pPr>
+    </w:p>
+    <w:p>
+      <w:pPr>
+        <w:spacing w:after="60"/>
       </w:pPr>
       <w:r>
         <w:rPr>
@@ -2036,12 +2044,12 @@
         <w:pBdr>
           <w:bottom w:val="single" w:sz="6" w:space="1" w:color="CCCCCC"/>
         </w:pBdr>
-        <w:spacing w:before="40" w:after="40"/>
-      </w:pPr>
-    </w:p>
-    <w:p>
-      <w:pPr>
-        <w:spacing w:after="80"/>
+        <w:spacing w:before="20" w:after="20"/>
+      </w:pPr>
+    </w:p>
+    <w:p>
+      <w:pPr>
+        <w:spacing w:after="60"/>
       </w:pPr>
       <w:r>
         <w:rPr>
@@ -2177,12 +2185,12 @@
         <w:pBdr>
           <w:bottom w:val="single" w:sz="6" w:space="1" w:color="CCCCCC"/>
         </w:pBdr>
-        <w:spacing w:before="40" w:after="40"/>
-      </w:pPr>
-    </w:p>
-    <w:p>
-      <w:pPr>
-        <w:spacing w:after="80"/>
+        <w:spacing w:before="20" w:after="20"/>
+      </w:pPr>
+    </w:p>
+    <w:p>
+      <w:pPr>
+        <w:spacing w:after="60"/>
       </w:pPr>
       <w:r>
         <w:rPr>
@@ -2342,12 +2350,12 @@
         <w:pBdr>
           <w:bottom w:val="single" w:sz="6" w:space="1" w:color="CCCCCC"/>
         </w:pBdr>
-        <w:spacing w:before="40" w:after="40"/>
-      </w:pPr>
-    </w:p>
-    <w:p>
-      <w:pPr>
-        <w:spacing w:after="80"/>
+        <w:spacing w:before="20" w:after="20"/>
+      </w:pPr>
+    </w:p>
+    <w:p>
+      <w:pPr>
+        <w:spacing w:after="60"/>
       </w:pPr>
       <w:r>
         <w:rPr>
@@ -2483,12 +2491,12 @@
         <w:pBdr>
           <w:bottom w:val="single" w:sz="6" w:space="1" w:color="CCCCCC"/>
         </w:pBdr>
-        <w:spacing w:before="40" w:after="40"/>
-      </w:pPr>
-    </w:p>
-    <w:p>
-      <w:pPr>
-        <w:spacing w:after="80"/>
+        <w:spacing w:before="20" w:after="20"/>
+      </w:pPr>
+    </w:p>
+    <w:p>
+      <w:pPr>
+        <w:spacing w:after="60"/>
       </w:pPr>
       <w:r>
         <w:rPr>
@@ -2624,12 +2632,12 @@
         <w:pBdr>
           <w:bottom w:val="single" w:sz="6" w:space="1" w:color="CCCCCC"/>
         </w:pBdr>
-        <w:spacing w:before="40" w:after="40"/>
-      </w:pPr>
-    </w:p>
-    <w:p>
-      <w:pPr>
-        <w:spacing w:after="80"/>
+        <w:spacing w:before="20" w:after="20"/>
+      </w:pPr>
+    </w:p>
+    <w:p>
+      <w:pPr>
+        <w:spacing w:after="60"/>
       </w:pPr>
       <w:r>
         <w:rPr>
@@ -2741,12 +2749,12 @@
         <w:pBdr>
           <w:bottom w:val="single" w:sz="6" w:space="1" w:color="CCCCCC"/>
         </w:pBdr>
-        <w:spacing w:before="40" w:after="40"/>
-      </w:pPr>
-    </w:p>
-    <w:p>
-      <w:pPr>
-        <w:spacing w:after="80"/>
+        <w:spacing w:before="20" w:after="20"/>
+      </w:pPr>
+    </w:p>
+    <w:p>
+      <w:pPr>
+        <w:spacing w:after="60"/>
       </w:pPr>
       <w:r>
         <w:rPr>
@@ -2858,12 +2866,12 @@
         <w:pBdr>
           <w:bottom w:val="single" w:sz="6" w:space="1" w:color="CCCCCC"/>
         </w:pBdr>
-        <w:spacing w:before="40" w:after="40"/>
-      </w:pPr>
-    </w:p>
-    <w:p>
-      <w:pPr>
-        <w:spacing w:after="80"/>
+        <w:spacing w:before="20" w:after="20"/>
+      </w:pPr>
+    </w:p>
+    <w:p>
+      <w:pPr>
+        <w:spacing w:after="60"/>
       </w:pPr>
       <w:r>
         <w:rPr>
@@ -2975,12 +2983,12 @@
         <w:pBdr>
           <w:bottom w:val="single" w:sz="6" w:space="1" w:color="CCCCCC"/>
         </w:pBdr>
-        <w:spacing w:before="40" w:after="40"/>
-      </w:pPr>
-    </w:p>
-    <w:p>
-      <w:pPr>
-        <w:spacing w:after="80"/>
+        <w:spacing w:before="20" w:after="20"/>
+      </w:pPr>
+    </w:p>
+    <w:p>
+      <w:pPr>
+        <w:spacing w:after="60"/>
       </w:pPr>
       <w:r>
         <w:rPr>
@@ -3096,7 +3104,7 @@
         <w:pBdr>
           <w:bottom w:val="single" w:sz="6" w:space="1" w:color="CCCCCC"/>
         </w:pBdr>
-        <w:spacing w:before="40" w:after="40"/>
+        <w:spacing w:before="20" w:after="20"/>
       </w:pPr>
     </w:p>
     <w:p>
@@ -3107,7 +3115,7 @@
         <w:rPr>
           <w:b/>
           <w:color w:val="2E744B"/>
-          <w:sz w:val="26"/>
+          <w:sz w:val="24"/>
         </w:rPr>
         <w:t>7.2 Actores del Sistema</w:t>
       </w:r>
@@ -3139,7 +3147,7 @@
         <w:tc>
           <w:tcPr>
             <w:tcW w:type="dxa" w:w="3041"/>
-            <w:shd w:fill="1A567A" w:color="auto" w:val="clear"/>
+            <w:shd w:fill="1A567A" w:val="clear"/>
           </w:tcPr>
           <w:p>
             <w:r>
@@ -3151,7 +3159,7 @@
               <w:rPr>
                 <w:b/>
                 <w:color w:val="FFFFFF"/>
-                <w:sz w:val="18"/>
+                <w:sz w:val="17"/>
               </w:rPr>
               <w:t>Actor</w:t>
             </w:r>
@@ -3160,7 +3168,7 @@
         <w:tc>
           <w:tcPr>
             <w:tcW w:type="dxa" w:w="3041"/>
-            <w:shd w:fill="1A567A" w:color="auto" w:val="clear"/>
+            <w:shd w:fill="1A567A" w:val="clear"/>
           </w:tcPr>
           <w:p>
             <w:r>
@@ -3172,7 +3180,7 @@
               <w:rPr>
                 <w:b/>
                 <w:color w:val="FFFFFF"/>
-                <w:sz w:val="18"/>
+                <w:sz w:val="17"/>
               </w:rPr>
               <w:t>Rol en el Sistema</w:t>
             </w:r>
@@ -3181,7 +3189,7 @@
         <w:tc>
           <w:tcPr>
             <w:tcW w:type="dxa" w:w="3041"/>
-            <w:shd w:fill="1A567A" w:color="auto" w:val="clear"/>
+            <w:shd w:fill="1A567A" w:val="clear"/>
           </w:tcPr>
           <w:p>
             <w:r>
@@ -3193,7 +3201,7 @@
               <w:rPr>
                 <w:b/>
                 <w:color w:val="FFFFFF"/>
-                <w:sz w:val="18"/>
+                <w:sz w:val="17"/>
               </w:rPr>
               <w:t>Acceso</w:t>
             </w:r>
@@ -3210,7 +3218,7 @@
             <w:r>
               <w:rPr>
                 <w:b/>
-                <w:sz w:val="18"/>
+                <w:sz w:val="17"/>
               </w:rPr>
               <w:t>Gerente General</w:t>
             </w:r>
@@ -3225,7 +3233,7 @@
             <w:r>
               <w:rPr>
                 <w:b w:val="0"/>
-                <w:sz w:val="18"/>
+                <w:sz w:val="17"/>
               </w:rPr>
               <w:t>Máxima autoridad operativa. Consulta el Dashboard, aprueba gastos y supervisa todos los módulos.</w:t>
             </w:r>
@@ -3240,7 +3248,7 @@
             <w:r>
               <w:rPr>
                 <w:b w:val="0"/>
-                <w:sz w:val="18"/>
+                <w:sz w:val="17"/>
               </w:rPr>
               <w:t>Total (lectura/escritura en todos los módulos)</w:t>
             </w:r>
@@ -3257,7 +3265,7 @@
             <w:r>
               <w:rPr>
                 <w:b/>
-                <w:sz w:val="18"/>
+                <w:sz w:val="17"/>
               </w:rPr>
               <w:t>Co-Gerente</w:t>
             </w:r>
@@ -3272,7 +3280,7 @@
             <w:r>
               <w:rPr>
                 <w:b w:val="0"/>
-                <w:sz w:val="18"/>
+                <w:sz w:val="17"/>
               </w:rPr>
               <w:t>Funciones equivalentes al Gerente General en ausencia del mismo.</w:t>
             </w:r>
@@ -3287,7 +3295,7 @@
             <w:r>
               <w:rPr>
                 <w:b w:val="0"/>
-                <w:sz w:val="18"/>
+                <w:sz w:val="17"/>
               </w:rPr>
               <w:t>Total</w:t>
             </w:r>
@@ -3304,7 +3312,7 @@
             <w:r>
               <w:rPr>
                 <w:b/>
-                <w:sz w:val="18"/>
+                <w:sz w:val="17"/>
               </w:rPr>
               <w:t>Administrador del Sistema</w:t>
             </w:r>
@@ -3319,7 +3327,7 @@
             <w:r>
               <w:rPr>
                 <w:b w:val="0"/>
-                <w:sz w:val="18"/>
+                <w:sz w:val="17"/>
               </w:rPr>
               <w:t>Gestiona los registros del sistema: crea, edita y elimina registros en todos los módulos. Administra usuarios y configuración.</w:t>
             </w:r>
@@ -3334,7 +3342,7 @@
             <w:r>
               <w:rPr>
                 <w:b w:val="0"/>
-                <w:sz w:val="18"/>
+                <w:sz w:val="17"/>
               </w:rPr>
               <w:t>Total</w:t>
             </w:r>
@@ -3351,7 +3359,7 @@
             <w:r>
               <w:rPr>
                 <w:b/>
-                <w:sz w:val="18"/>
+                <w:sz w:val="17"/>
               </w:rPr>
               <w:t>Jefe de Obra / Ingeniero Residente</w:t>
             </w:r>
@@ -3366,7 +3374,7 @@
             <w:r>
               <w:rPr>
                 <w:b w:val="0"/>
-                <w:sz w:val="18"/>
+                <w:sz w:val="17"/>
               </w:rPr>
               <w:t>Registra y actualiza el avance de su obra asignada, gestiona el personal y la maquinaria de su proyecto.</w:t>
             </w:r>
@@ -3381,7 +3389,7 @@
             <w:r>
               <w:rPr>
                 <w:b w:val="0"/>
-                <w:sz w:val="18"/>
+                <w:sz w:val="17"/>
               </w:rPr>
               <w:t>Lectura de todos; escritura en obras y madera asignadas</w:t>
             </w:r>
@@ -3398,7 +3406,7 @@
             <w:r>
               <w:rPr>
                 <w:b/>
-                <w:sz w:val="18"/>
+                <w:sz w:val="17"/>
               </w:rPr>
               <w:t>Jefe de Campamento / Jefe de Monte</w:t>
             </w:r>
@@ -3413,7 +3421,7 @@
             <w:r>
               <w:rPr>
                 <w:b w:val="0"/>
-                <w:sz w:val="18"/>
+                <w:sz w:val="17"/>
               </w:rPr>
               <w:t>Registra las operaciones forestales (rodeos), el personal en campamento y el estado de los equipos en campo.</w:t>
             </w:r>
@@ -3428,7 +3436,7 @@
             <w:r>
               <w:rPr>
                 <w:b w:val="0"/>
-                <w:sz w:val="18"/>
+                <w:sz w:val="17"/>
               </w:rPr>
               <w:t>Lectura/escritura en módulo de madera y personal asignado</w:t>
             </w:r>
@@ -3445,7 +3453,7 @@
             <w:r>
               <w:rPr>
                 <w:b/>
-                <w:sz w:val="18"/>
+                <w:sz w:val="17"/>
               </w:rPr>
               <w:t>Sistema (automático)</w:t>
             </w:r>
@@ -3460,7 +3468,7 @@
             <w:r>
               <w:rPr>
                 <w:b w:val="0"/>
-                <w:sz w:val="18"/>
+                <w:sz w:val="17"/>
               </w:rPr>
               <w:t>Genera alertas de mantenimiento de maquinaria y vencimiento de permisos forestales. Registra el log de auditoría.</w:t>
             </w:r>
@@ -3475,7 +3483,7 @@
             <w:r>
               <w:rPr>
                 <w:b w:val="0"/>
-                <w:sz w:val="18"/>
+                <w:sz w:val="17"/>
               </w:rPr>
               <w:t>Interno</w:t>
             </w:r>
@@ -3483,13 +3491,17 @@
         </w:tc>
       </w:tr>
     </w:tbl>
-    <w:p/>
+    <w:p>
+      <w:pPr>
+        <w:spacing w:after="120"/>
+      </w:pPr>
+    </w:p>
     <w:p>
       <w:pPr>
         <w:pBdr>
           <w:bottom w:val="single" w:sz="6" w:space="1" w:color="CCCCCC"/>
         </w:pBdr>
-        <w:spacing w:before="40" w:after="40"/>
+        <w:spacing w:before="20" w:after="20"/>
       </w:pPr>
     </w:p>
     <w:p>
@@ -3500,7 +3512,7 @@
         <w:rPr>
           <w:b/>
           <w:color w:val="2E744B"/>
-          <w:sz w:val="26"/>
+          <w:sz w:val="24"/>
         </w:rPr>
         <w:t>7.3 Requerimientos</w:t>
       </w:r>
@@ -3512,8 +3524,8 @@
       <w:r>
         <w:rPr>
           <w:b/>
-          <w:color w:val="5A5A5A"/>
-          <w:sz w:val="24"/>
+          <w:color w:val="555555"/>
+          <w:sz w:val="22"/>
         </w:rPr>
         <w:t>7.3.1 Requerimientos Funcionales</w:t>
       </w:r>
@@ -3532,7 +3544,7 @@
     </w:p>
     <w:p>
       <w:pPr>
-        <w:spacing w:after="80"/>
+        <w:spacing w:after="60"/>
       </w:pPr>
       <w:r>
         <w:rPr>
@@ -3597,7 +3609,7 @@
     </w:p>
     <w:p>
       <w:pPr>
-        <w:spacing w:after="80"/>
+        <w:spacing w:after="60"/>
       </w:pPr>
       <w:r>
         <w:rPr>
@@ -3649,7 +3661,7 @@
     </w:p>
     <w:p>
       <w:pPr>
-        <w:spacing w:after="80"/>
+        <w:spacing w:after="60"/>
       </w:pPr>
       <w:r>
         <w:rPr>
@@ -3701,7 +3713,7 @@
     </w:p>
     <w:p>
       <w:pPr>
-        <w:spacing w:after="80"/>
+        <w:spacing w:after="60"/>
       </w:pPr>
       <w:r>
         <w:rPr>
@@ -3766,7 +3778,7 @@
     </w:p>
     <w:p>
       <w:pPr>
-        <w:spacing w:after="80"/>
+        <w:spacing w:after="60"/>
       </w:pPr>
       <w:r>
         <w:rPr>
@@ -3818,7 +3830,7 @@
     </w:p>
     <w:p>
       <w:pPr>
-        <w:spacing w:after="80"/>
+        <w:spacing w:after="60"/>
       </w:pPr>
       <w:r>
         <w:rPr>
@@ -3870,7 +3882,7 @@
     </w:p>
     <w:p>
       <w:pPr>
-        <w:spacing w:after="80"/>
+        <w:spacing w:after="60"/>
       </w:pPr>
       <w:r>
         <w:rPr>
@@ -3922,7 +3934,7 @@
     </w:p>
     <w:p>
       <w:pPr>
-        <w:spacing w:after="80"/>
+        <w:spacing w:after="60"/>
       </w:pPr>
       <w:r>
         <w:rPr>
@@ -3961,7 +3973,7 @@
     </w:p>
     <w:p>
       <w:pPr>
-        <w:spacing w:after="80"/>
+        <w:spacing w:after="60"/>
       </w:pPr>
       <w:r>
         <w:rPr>
@@ -4003,7 +4015,7 @@
         <w:pBdr>
           <w:bottom w:val="single" w:sz="6" w:space="1" w:color="CCCCCC"/>
         </w:pBdr>
-        <w:spacing w:before="40" w:after="40"/>
+        <w:spacing w:before="20" w:after="20"/>
       </w:pPr>
     </w:p>
     <w:p>
@@ -4013,8 +4025,8 @@
       <w:r>
         <w:rPr>
           <w:b/>
-          <w:color w:val="5A5A5A"/>
-          <w:sz w:val="24"/>
+          <w:color w:val="555555"/>
+          <w:sz w:val="22"/>
         </w:rPr>
         <w:t>7.3.2 Requerimientos No Funcionales</w:t>
       </w:r>
@@ -4033,7 +4045,7 @@
     </w:p>
     <w:p>
       <w:pPr>
-        <w:spacing w:after="80"/>
+        <w:spacing w:after="60"/>
       </w:pPr>
       <w:r>
         <w:rPr>
@@ -4058,7 +4070,7 @@
     </w:p>
     <w:p>
       <w:pPr>
-        <w:spacing w:after="80"/>
+        <w:spacing w:after="60"/>
       </w:pPr>
       <w:r>
         <w:rPr>
@@ -4083,7 +4095,7 @@
     </w:p>
     <w:p>
       <w:pPr>
-        <w:spacing w:after="80"/>
+        <w:spacing w:after="60"/>
       </w:pPr>
       <w:r>
         <w:rPr>
@@ -4108,7 +4120,7 @@
     </w:p>
     <w:p>
       <w:pPr>
-        <w:spacing w:after="80"/>
+        <w:spacing w:after="60"/>
       </w:pPr>
       <w:r>
         <w:rPr>
@@ -4133,7 +4145,7 @@
     </w:p>
     <w:p>
       <w:pPr>
-        <w:spacing w:after="80"/>
+        <w:spacing w:after="60"/>
       </w:pPr>
       <w:r>
         <w:rPr>
@@ -4158,7 +4170,7 @@
     </w:p>
     <w:p>
       <w:pPr>
-        <w:spacing w:after="80"/>
+        <w:spacing w:after="60"/>
       </w:pPr>
       <w:r>
         <w:rPr>
@@ -4185,7 +4197,7 @@
           <w:rFonts w:ascii="Courier New" w:hAnsi="Courier New"/>
           <w:b w:val="0"/>
           <w:i w:val="0"/>
-          <w:sz w:val="19"/>
+          <w:sz w:val="18"/>
         </w:rPr>
         <w:t>audit_logs</w:t>
       </w:r>
@@ -4202,7 +4214,7 @@
         <w:pBdr>
           <w:bottom w:val="single" w:sz="6" w:space="1" w:color="CCCCCC"/>
         </w:pBdr>
-        <w:spacing w:before="40" w:after="40"/>
+        <w:spacing w:before="20" w:after="20"/>
       </w:pPr>
     </w:p>
     <w:p>
@@ -4212,8 +4224,8 @@
       <w:r>
         <w:rPr>
           <w:b/>
-          <w:color w:val="5A5A5A"/>
-          <w:sz w:val="24"/>
+          <w:color w:val="555555"/>
+          <w:sz w:val="22"/>
         </w:rPr>
         <w:t>7.3.3 Identificación de Procesos</w:t>
       </w:r>
@@ -4235,7 +4247,7 @@
         <w:pBdr>
           <w:bottom w:val="single" w:sz="6" w:space="1" w:color="CCCCCC"/>
         </w:pBdr>
-        <w:spacing w:before="40" w:after="40"/>
+        <w:spacing w:before="20" w:after="20"/>
       </w:pPr>
     </w:p>
     <w:p>
@@ -4246,21 +4258,20 @@
         <w:rPr>
           <w:b/>
           <w:i w:val="0"/>
-          <w:color w:val="1A567A"/>
         </w:rPr>
         <w:t>PROCESO 1 — Registro y Seguimiento de Obra</w:t>
       </w:r>
     </w:p>
     <w:p>
       <w:pPr>
-        <w:spacing w:before="80" w:after="80"/>
-        <w:shd w:fill="F0F0F0" w:val="clear"/>
+        <w:spacing w:before="80" w:after="120"/>
+        <w:shd w:fill="EFEFEF" w:val="clear"/>
       </w:pPr>
       <w:r>
         <w:rPr>
           <w:rFonts w:ascii="Courier New" w:hAnsi="Courier New"/>
-          <w:color w:val="222222"/>
-          <w:sz w:val="17"/>
+          <w:color w:val="1A1A1A"/>
+          <w:sz w:val="16"/>
         </w:rPr>
         <w:t>[INICIO]</w:t>
         <w:br/>
@@ -4308,7 +4319,7 @@
         <w:pBdr>
           <w:bottom w:val="single" w:sz="6" w:space="1" w:color="CCCCCC"/>
         </w:pBdr>
-        <w:spacing w:before="40" w:after="40"/>
+        <w:spacing w:before="20" w:after="20"/>
       </w:pPr>
     </w:p>
     <w:p>
@@ -4319,21 +4330,20 @@
         <w:rPr>
           <w:b/>
           <w:i w:val="0"/>
-          <w:color w:val="1A567A"/>
         </w:rPr>
         <w:t>PROCESO 2 — Gestión de Maquinaria y Mantenimiento</w:t>
       </w:r>
     </w:p>
     <w:p>
       <w:pPr>
-        <w:spacing w:before="80" w:after="80"/>
-        <w:shd w:fill="F0F0F0" w:val="clear"/>
+        <w:spacing w:before="80" w:after="120"/>
+        <w:shd w:fill="EFEFEF" w:val="clear"/>
       </w:pPr>
       <w:r>
         <w:rPr>
           <w:rFonts w:ascii="Courier New" w:hAnsi="Courier New"/>
-          <w:color w:val="222222"/>
-          <w:sz w:val="17"/>
+          <w:color w:val="1A1A1A"/>
+          <w:sz w:val="16"/>
         </w:rPr>
         <w:t>[INICIO]</w:t>
         <w:br/>
@@ -4373,7 +4383,7 @@
         <w:pBdr>
           <w:bottom w:val="single" w:sz="6" w:space="1" w:color="CCCCCC"/>
         </w:pBdr>
-        <w:spacing w:before="40" w:after="40"/>
+        <w:spacing w:before="20" w:after="20"/>
       </w:pPr>
     </w:p>
     <w:p>
@@ -4384,21 +4394,20 @@
         <w:rPr>
           <w:b/>
           <w:i w:val="0"/>
-          <w:color w:val="1A567A"/>
         </w:rPr>
         <w:t>PROCESO 3 — Ciclo de Rodeo Forestal</w:t>
       </w:r>
     </w:p>
     <w:p>
       <w:pPr>
-        <w:spacing w:before="80" w:after="80"/>
-        <w:shd w:fill="F0F0F0" w:val="clear"/>
+        <w:spacing w:before="80" w:after="120"/>
+        <w:shd w:fill="EFEFEF" w:val="clear"/>
       </w:pPr>
       <w:r>
         <w:rPr>
           <w:rFonts w:ascii="Courier New" w:hAnsi="Courier New"/>
-          <w:color w:val="222222"/>
-          <w:sz w:val="17"/>
+          <w:color w:val="1A1A1A"/>
+          <w:sz w:val="16"/>
         </w:rPr>
         <w:t>[INICIO]</w:t>
         <w:br/>
@@ -4464,7 +4473,7 @@
         <w:pBdr>
           <w:bottom w:val="single" w:sz="6" w:space="1" w:color="CCCCCC"/>
         </w:pBdr>
-        <w:spacing w:before="40" w:after="40"/>
+        <w:spacing w:before="20" w:after="20"/>
       </w:pPr>
     </w:p>
     <w:p>
@@ -4475,21 +4484,20 @@
         <w:rPr>
           <w:b/>
           <w:i w:val="0"/>
-          <w:color w:val="1A567A"/>
         </w:rPr>
         <w:t>PROCESO 4 — Gestión de Personal y Asignación a Campamento</w:t>
       </w:r>
     </w:p>
     <w:p>
       <w:pPr>
-        <w:spacing w:before="80" w:after="80"/>
-        <w:shd w:fill="F0F0F0" w:val="clear"/>
+        <w:spacing w:before="80" w:after="120"/>
+        <w:shd w:fill="EFEFEF" w:val="clear"/>
       </w:pPr>
       <w:r>
         <w:rPr>
           <w:rFonts w:ascii="Courier New" w:hAnsi="Courier New"/>
-          <w:color w:val="222222"/>
-          <w:sz w:val="17"/>
+          <w:color w:val="1A1A1A"/>
+          <w:sz w:val="16"/>
         </w:rPr>
         <w:t>[INICIO]</w:t>
         <w:br/>
@@ -4529,8 +4537,225 @@
         <w:pBdr>
           <w:bottom w:val="single" w:sz="6" w:space="1" w:color="CCCCCC"/>
         </w:pBdr>
-        <w:spacing w:before="40" w:after="40"/>
-      </w:pPr>
+        <w:spacing w:before="20" w:after="20"/>
+      </w:pPr>
+    </w:p>
+    <w:p>
+      <w:pPr>
+        <w:spacing w:after="160"/>
+      </w:pPr>
+    </w:p>
+    <w:p>
+      <w:pPr>
+        <w:jc w:val="center"/>
+      </w:pPr>
+      <w:r>
+        <w:drawing>
+          <wp:inline xmlns:a="http://schemas.openxmlformats.org/drawingml/2006/main" xmlns:pic="http://schemas.openxmlformats.org/drawingml/2006/picture">
+            <wp:extent cx="5029200" cy="8028890"/>
+            <wp:docPr id="1" name="Picture 1"/>
+            <wp:cNvGraphicFramePr>
+              <a:graphicFrameLocks noChangeAspect="1"/>
+            </wp:cNvGraphicFramePr>
+            <a:graphic>
+              <a:graphicData uri="http://schemas.openxmlformats.org/drawingml/2006/picture">
+                <pic:pic>
+                  <pic:nvPicPr>
+                    <pic:cNvPr id="0" name="diag_act_1_obras.png"/>
+                    <pic:cNvPicPr/>
+                  </pic:nvPicPr>
+                  <pic:blipFill>
+                    <a:blip r:embed="rId9"/>
+                    <a:stretch>
+                      <a:fillRect/>
+                    </a:stretch>
+                  </pic:blipFill>
+                  <pic:spPr>
+                    <a:xfrm>
+                      <a:off x="0" y="0"/>
+                      <a:ext cx="5029200" cy="8028890"/>
+                    </a:xfrm>
+                    <a:prstGeom prst="rect"/>
+                  </pic:spPr>
+                </pic:pic>
+              </a:graphicData>
+            </a:graphic>
+          </wp:inline>
+        </w:drawing>
+      </w:r>
+    </w:p>
+    <w:p>
+      <w:pPr>
+        <w:spacing w:after="240"/>
+        <w:jc w:val="center"/>
+      </w:pPr>
+      <w:r>
+        <w:rPr>
+          <w:i/>
+          <w:color w:val="555555"/>
+          <w:sz w:val="18"/>
+        </w:rPr>
+        <w:t>Figura 1 — Diagrama de Actividades: Registro y Seguimiento de Obra</w:t>
+      </w:r>
+    </w:p>
+    <w:p>
+      <w:pPr>
+        <w:jc w:val="center"/>
+      </w:pPr>
+      <w:r>
+        <w:drawing>
+          <wp:inline xmlns:a="http://schemas.openxmlformats.org/drawingml/2006/main" xmlns:pic="http://schemas.openxmlformats.org/drawingml/2006/picture">
+            <wp:extent cx="5029200" cy="6817476"/>
+            <wp:docPr id="2" name="Picture 2"/>
+            <wp:cNvGraphicFramePr>
+              <a:graphicFrameLocks noChangeAspect="1"/>
+            </wp:cNvGraphicFramePr>
+            <a:graphic>
+              <a:graphicData uri="http://schemas.openxmlformats.org/drawingml/2006/picture">
+                <pic:pic>
+                  <pic:nvPicPr>
+                    <pic:cNvPr id="0" name="diag_act_2_maquinaria.png"/>
+                    <pic:cNvPicPr/>
+                  </pic:nvPicPr>
+                  <pic:blipFill>
+                    <a:blip r:embed="rId10"/>
+                    <a:stretch>
+                      <a:fillRect/>
+                    </a:stretch>
+                  </pic:blipFill>
+                  <pic:spPr>
+                    <a:xfrm>
+                      <a:off x="0" y="0"/>
+                      <a:ext cx="5029200" cy="6817476"/>
+                    </a:xfrm>
+                    <a:prstGeom prst="rect"/>
+                  </pic:spPr>
+                </pic:pic>
+              </a:graphicData>
+            </a:graphic>
+          </wp:inline>
+        </w:drawing>
+      </w:r>
+    </w:p>
+    <w:p>
+      <w:pPr>
+        <w:spacing w:after="240"/>
+        <w:jc w:val="center"/>
+      </w:pPr>
+      <w:r>
+        <w:rPr>
+          <w:i/>
+          <w:color w:val="555555"/>
+          <w:sz w:val="18"/>
+        </w:rPr>
+        <w:t>Figura 2 — Diagrama de Actividades: Gestión de Maquinaria y Mantenimiento</w:t>
+      </w:r>
+    </w:p>
+    <w:p>
+      <w:pPr>
+        <w:jc w:val="center"/>
+      </w:pPr>
+      <w:r>
+        <w:drawing>
+          <wp:inline xmlns:a="http://schemas.openxmlformats.org/drawingml/2006/main" xmlns:pic="http://schemas.openxmlformats.org/drawingml/2006/picture">
+            <wp:extent cx="4572000" cy="7852017"/>
+            <wp:docPr id="3" name="Picture 3"/>
+            <wp:cNvGraphicFramePr>
+              <a:graphicFrameLocks noChangeAspect="1"/>
+            </wp:cNvGraphicFramePr>
+            <a:graphic>
+              <a:graphicData uri="http://schemas.openxmlformats.org/drawingml/2006/picture">
+                <pic:pic>
+                  <pic:nvPicPr>
+                    <pic:cNvPr id="0" name="diag_act_3_forestal.png"/>
+                    <pic:cNvPicPr/>
+                  </pic:nvPicPr>
+                  <pic:blipFill>
+                    <a:blip r:embed="rId11"/>
+                    <a:stretch>
+                      <a:fillRect/>
+                    </a:stretch>
+                  </pic:blipFill>
+                  <pic:spPr>
+                    <a:xfrm>
+                      <a:off x="0" y="0"/>
+                      <a:ext cx="4572000" cy="7852017"/>
+                    </a:xfrm>
+                    <a:prstGeom prst="rect"/>
+                  </pic:spPr>
+                </pic:pic>
+              </a:graphicData>
+            </a:graphic>
+          </wp:inline>
+        </w:drawing>
+      </w:r>
+    </w:p>
+    <w:p>
+      <w:pPr>
+        <w:spacing w:after="240"/>
+        <w:jc w:val="center"/>
+      </w:pPr>
+      <w:r>
+        <w:rPr>
+          <w:i/>
+          <w:color w:val="555555"/>
+          <w:sz w:val="18"/>
+        </w:rPr>
+        <w:t>Figura 3 — Diagrama de Actividades: Ciclo de Rodeo Forestal</w:t>
+      </w:r>
+    </w:p>
+    <w:p>
+      <w:pPr>
+        <w:jc w:val="center"/>
+      </w:pPr>
+      <w:r>
+        <w:drawing>
+          <wp:inline xmlns:a="http://schemas.openxmlformats.org/drawingml/2006/main" xmlns:pic="http://schemas.openxmlformats.org/drawingml/2006/picture">
+            <wp:extent cx="5029200" cy="6214392"/>
+            <wp:docPr id="4" name="Picture 4"/>
+            <wp:cNvGraphicFramePr>
+              <a:graphicFrameLocks noChangeAspect="1"/>
+            </wp:cNvGraphicFramePr>
+            <a:graphic>
+              <a:graphicData uri="http://schemas.openxmlformats.org/drawingml/2006/picture">
+                <pic:pic>
+                  <pic:nvPicPr>
+                    <pic:cNvPr id="0" name="diag_act_4_personal.png"/>
+                    <pic:cNvPicPr/>
+                  </pic:nvPicPr>
+                  <pic:blipFill>
+                    <a:blip r:embed="rId12"/>
+                    <a:stretch>
+                      <a:fillRect/>
+                    </a:stretch>
+                  </pic:blipFill>
+                  <pic:spPr>
+                    <a:xfrm>
+                      <a:off x="0" y="0"/>
+                      <a:ext cx="5029200" cy="6214392"/>
+                    </a:xfrm>
+                    <a:prstGeom prst="rect"/>
+                  </pic:spPr>
+                </pic:pic>
+              </a:graphicData>
+            </a:graphic>
+          </wp:inline>
+        </w:drawing>
+      </w:r>
+    </w:p>
+    <w:p>
+      <w:pPr>
+        <w:spacing w:after="240"/>
+        <w:jc w:val="center"/>
+      </w:pPr>
+      <w:r>
+        <w:rPr>
+          <w:i/>
+          <w:color w:val="555555"/>
+          <w:sz w:val="18"/>
+        </w:rPr>
+        <w:t>Figura 4 — Diagrama de Actividades: Gestión de Personal</w:t>
+      </w:r>
     </w:p>
     <w:p>
       <w:pPr>
@@ -4539,8 +4764,8 @@
       <w:r>
         <w:rPr>
           <w:b/>
-          <w:color w:val="5A5A5A"/>
-          <w:sz w:val="24"/>
+          <w:color w:val="555555"/>
+          <w:sz w:val="22"/>
         </w:rPr>
         <w:t>7.3.4 Análisis de Requerimientos — Diagramas de Casos de Uso</w:t>
       </w:r>
@@ -4562,7 +4787,7 @@
         <w:pBdr>
           <w:bottom w:val="single" w:sz="6" w:space="1" w:color="CCCCCC"/>
         </w:pBdr>
-        <w:spacing w:before="40" w:after="40"/>
+        <w:spacing w:before="20" w:after="20"/>
       </w:pPr>
     </w:p>
     <w:p>
@@ -4573,7 +4798,6 @@
         <w:rPr>
           <w:b/>
           <w:i w:val="0"/>
-          <w:color w:val="1A567A"/>
         </w:rPr>
         <w:t>Casos de Uso — Módulo de Obras</w:t>
       </w:r>
@@ -4594,7 +4818,7 @@
         <w:tc>
           <w:tcPr>
             <w:tcW w:type="dxa" w:w="2280"/>
-            <w:shd w:fill="1A567A" w:color="auto" w:val="clear"/>
+            <w:shd w:fill="1A567A" w:val="clear"/>
           </w:tcPr>
           <w:p>
             <w:r>
@@ -4606,7 +4830,7 @@
               <w:rPr>
                 <w:b/>
                 <w:color w:val="FFFFFF"/>
-                <w:sz w:val="18"/>
+                <w:sz w:val="17"/>
               </w:rPr>
               <w:t>ID</w:t>
             </w:r>
@@ -4615,7 +4839,7 @@
         <w:tc>
           <w:tcPr>
             <w:tcW w:type="dxa" w:w="2280"/>
-            <w:shd w:fill="1A567A" w:color="auto" w:val="clear"/>
+            <w:shd w:fill="1A567A" w:val="clear"/>
           </w:tcPr>
           <w:p>
             <w:r>
@@ -4627,7 +4851,7 @@
               <w:rPr>
                 <w:b/>
                 <w:color w:val="FFFFFF"/>
-                <w:sz w:val="18"/>
+                <w:sz w:val="17"/>
               </w:rPr>
               <w:t>Caso de Uso</w:t>
             </w:r>
@@ -4636,7 +4860,7 @@
         <w:tc>
           <w:tcPr>
             <w:tcW w:type="dxa" w:w="2280"/>
-            <w:shd w:fill="1A567A" w:color="auto" w:val="clear"/>
+            <w:shd w:fill="1A567A" w:val="clear"/>
           </w:tcPr>
           <w:p>
             <w:r>
@@ -4648,7 +4872,7 @@
               <w:rPr>
                 <w:b/>
                 <w:color w:val="FFFFFF"/>
-                <w:sz w:val="18"/>
+                <w:sz w:val="17"/>
               </w:rPr>
               <w:t>Actor Principal</w:t>
             </w:r>
@@ -4657,7 +4881,7 @@
         <w:tc>
           <w:tcPr>
             <w:tcW w:type="dxa" w:w="2280"/>
-            <w:shd w:fill="1A567A" w:color="auto" w:val="clear"/>
+            <w:shd w:fill="1A567A" w:val="clear"/>
           </w:tcPr>
           <w:p>
             <w:r>
@@ -4669,7 +4893,7 @@
               <w:rPr>
                 <w:b/>
                 <w:color w:val="FFFFFF"/>
-                <w:sz w:val="18"/>
+                <w:sz w:val="17"/>
               </w:rPr>
               <w:t>Descripción</w:t>
             </w:r>
@@ -4686,7 +4910,7 @@
             <w:r>
               <w:rPr>
                 <w:b w:val="0"/>
-                <w:sz w:val="18"/>
+                <w:sz w:val="17"/>
               </w:rPr>
               <w:t>CU-01</w:t>
             </w:r>
@@ -4701,7 +4925,7 @@
             <w:r>
               <w:rPr>
                 <w:b w:val="0"/>
-                <w:sz w:val="18"/>
+                <w:sz w:val="17"/>
               </w:rPr>
               <w:t>Registrar Obra</w:t>
             </w:r>
@@ -4716,7 +4940,7 @@
             <w:r>
               <w:rPr>
                 <w:b w:val="0"/>
-                <w:sz w:val="18"/>
+                <w:sz w:val="17"/>
               </w:rPr>
               <w:t>Administrador</w:t>
             </w:r>
@@ -4731,7 +4955,7 @@
             <w:r>
               <w:rPr>
                 <w:b w:val="0"/>
-                <w:sz w:val="18"/>
+                <w:sz w:val="17"/>
               </w:rPr>
               <w:t>Crear un nuevo registro de obra con todos sus datos.</w:t>
             </w:r>
@@ -4748,7 +4972,7 @@
             <w:r>
               <w:rPr>
                 <w:b w:val="0"/>
-                <w:sz w:val="18"/>
+                <w:sz w:val="17"/>
               </w:rPr>
               <w:t>CU-02</w:t>
             </w:r>
@@ -4763,7 +4987,7 @@
             <w:r>
               <w:rPr>
                 <w:b w:val="0"/>
-                <w:sz w:val="18"/>
+                <w:sz w:val="17"/>
               </w:rPr>
               <w:t>Actualizar Avance</w:t>
             </w:r>
@@ -4778,7 +5002,7 @@
             <w:r>
               <w:rPr>
                 <w:b w:val="0"/>
-                <w:sz w:val="18"/>
+                <w:sz w:val="17"/>
               </w:rPr>
               <w:t>Jefe de Obra</w:t>
             </w:r>
@@ -4793,7 +5017,7 @@
             <w:r>
               <w:rPr>
                 <w:b w:val="0"/>
-                <w:sz w:val="18"/>
+                <w:sz w:val="17"/>
               </w:rPr>
               <w:t>Modificar el porcentaje de avance de una obra asignada.</w:t>
             </w:r>
@@ -4810,7 +5034,7 @@
             <w:r>
               <w:rPr>
                 <w:b w:val="0"/>
-                <w:sz w:val="18"/>
+                <w:sz w:val="17"/>
               </w:rPr>
               <w:t>CU-03</w:t>
             </w:r>
@@ -4825,7 +5049,7 @@
             <w:r>
               <w:rPr>
                 <w:b w:val="0"/>
-                <w:sz w:val="18"/>
+                <w:sz w:val="17"/>
               </w:rPr>
               <w:t>Registrar Gastos</w:t>
             </w:r>
@@ -4840,7 +5064,7 @@
             <w:r>
               <w:rPr>
                 <w:b w:val="0"/>
-                <w:sz w:val="18"/>
+                <w:sz w:val="17"/>
               </w:rPr>
               <w:t>Jefe de Obra</w:t>
             </w:r>
@@ -4855,7 +5079,7 @@
             <w:r>
               <w:rPr>
                 <w:b w:val="0"/>
-                <w:sz w:val="18"/>
+                <w:sz w:val="17"/>
               </w:rPr>
               <w:t>Ingresar gastos desglosados por categoría en una obra.</w:t>
             </w:r>
@@ -4872,7 +5096,7 @@
             <w:r>
               <w:rPr>
                 <w:b w:val="0"/>
-                <w:sz w:val="18"/>
+                <w:sz w:val="17"/>
               </w:rPr>
               <w:t>CU-04</w:t>
             </w:r>
@@ -4887,7 +5111,7 @@
             <w:r>
               <w:rPr>
                 <w:b w:val="0"/>
-                <w:sz w:val="18"/>
+                <w:sz w:val="17"/>
               </w:rPr>
               <w:t>Consultar Obras</w:t>
             </w:r>
@@ -4902,7 +5126,7 @@
             <w:r>
               <w:rPr>
                 <w:b w:val="0"/>
-                <w:sz w:val="18"/>
+                <w:sz w:val="17"/>
               </w:rPr>
               <w:t>Gerente / Admin</w:t>
             </w:r>
@@ -4917,7 +5141,7 @@
             <w:r>
               <w:rPr>
                 <w:b w:val="0"/>
-                <w:sz w:val="18"/>
+                <w:sz w:val="17"/>
               </w:rPr>
               <w:t>Listar y filtrar todas las obras con su estado y avance.</w:t>
             </w:r>
@@ -4934,7 +5158,7 @@
             <w:r>
               <w:rPr>
                 <w:b w:val="0"/>
-                <w:sz w:val="18"/>
+                <w:sz w:val="17"/>
               </w:rPr>
               <w:t>CU-05</w:t>
             </w:r>
@@ -4949,7 +5173,7 @@
             <w:r>
               <w:rPr>
                 <w:b w:val="0"/>
-                <w:sz w:val="18"/>
+                <w:sz w:val="17"/>
               </w:rPr>
               <w:t>Eliminar Obra</w:t>
             </w:r>
@@ -4964,7 +5188,7 @@
             <w:r>
               <w:rPr>
                 <w:b w:val="0"/>
-                <w:sz w:val="18"/>
+                <w:sz w:val="17"/>
               </w:rPr>
               <w:t>Administrador</w:t>
             </w:r>
@@ -4979,7 +5203,7 @@
             <w:r>
               <w:rPr>
                 <w:b w:val="0"/>
-                <w:sz w:val="18"/>
+                <w:sz w:val="17"/>
               </w:rPr>
               <w:t>Eliminar un registro de obra con confirmación previa.</w:t>
             </w:r>
@@ -4996,7 +5220,7 @@
             <w:r>
               <w:rPr>
                 <w:b w:val="0"/>
-                <w:sz w:val="18"/>
+                <w:sz w:val="17"/>
               </w:rPr>
               <w:t>CU-06</w:t>
             </w:r>
@@ -5011,7 +5235,7 @@
             <w:r>
               <w:rPr>
                 <w:b w:val="0"/>
-                <w:sz w:val="18"/>
+                <w:sz w:val="17"/>
               </w:rPr>
               <w:t>Exportar Reporte Obras</w:t>
             </w:r>
@@ -5026,7 +5250,7 @@
             <w:r>
               <w:rPr>
                 <w:b w:val="0"/>
-                <w:sz w:val="18"/>
+                <w:sz w:val="17"/>
               </w:rPr>
               <w:t>Gerente / Admin</w:t>
             </w:r>
@@ -5041,7 +5265,7 @@
             <w:r>
               <w:rPr>
                 <w:b w:val="0"/>
-                <w:sz w:val="18"/>
+                <w:sz w:val="17"/>
               </w:rPr>
               <w:t>Generar PDF o Excel con el listado completo de obras.</w:t>
             </w:r>
@@ -5058,7 +5282,7 @@
             <w:r>
               <w:rPr>
                 <w:b w:val="0"/>
-                <w:sz w:val="18"/>
+                <w:sz w:val="17"/>
               </w:rPr>
               <w:t>CU-07</w:t>
             </w:r>
@@ -5073,7 +5297,7 @@
             <w:r>
               <w:rPr>
                 <w:b w:val="0"/>
-                <w:sz w:val="18"/>
+                <w:sz w:val="17"/>
               </w:rPr>
               <w:t>Ver Ficha Individual</w:t>
             </w:r>
@@ -5088,7 +5312,7 @@
             <w:r>
               <w:rPr>
                 <w:b w:val="0"/>
-                <w:sz w:val="18"/>
+                <w:sz w:val="17"/>
               </w:rPr>
               <w:t>Gerente / Admin</w:t>
             </w:r>
@@ -5103,7 +5327,7 @@
             <w:r>
               <w:rPr>
                 <w:b w:val="0"/>
-                <w:sz w:val="18"/>
+                <w:sz w:val="17"/>
               </w:rPr>
               <w:t>Generar PDF de una sola obra con todos sus datos.</w:t>
             </w:r>
@@ -5111,13 +5335,17 @@
         </w:tc>
       </w:tr>
     </w:tbl>
-    <w:p/>
+    <w:p>
+      <w:pPr>
+        <w:spacing w:after="120"/>
+      </w:pPr>
+    </w:p>
     <w:p>
       <w:pPr>
         <w:pBdr>
           <w:bottom w:val="single" w:sz="6" w:space="1" w:color="CCCCCC"/>
         </w:pBdr>
-        <w:spacing w:before="40" w:after="40"/>
+        <w:spacing w:before="20" w:after="20"/>
       </w:pPr>
     </w:p>
     <w:p>
@@ -5128,7 +5356,6 @@
         <w:rPr>
           <w:b/>
           <w:i w:val="0"/>
-          <w:color w:val="1A567A"/>
         </w:rPr>
         <w:t>Casos de Uso — Módulo de Maquinaria</w:t>
       </w:r>
@@ -5149,7 +5376,7 @@
         <w:tc>
           <w:tcPr>
             <w:tcW w:type="dxa" w:w="2280"/>
-            <w:shd w:fill="1A567A" w:color="auto" w:val="clear"/>
+            <w:shd w:fill="1A567A" w:val="clear"/>
           </w:tcPr>
           <w:p>
             <w:r>
@@ -5161,7 +5388,7 @@
               <w:rPr>
                 <w:b/>
                 <w:color w:val="FFFFFF"/>
-                <w:sz w:val="18"/>
+                <w:sz w:val="17"/>
               </w:rPr>
               <w:t>ID</w:t>
             </w:r>
@@ -5170,7 +5397,7 @@
         <w:tc>
           <w:tcPr>
             <w:tcW w:type="dxa" w:w="2280"/>
-            <w:shd w:fill="1A567A" w:color="auto" w:val="clear"/>
+            <w:shd w:fill="1A567A" w:val="clear"/>
           </w:tcPr>
           <w:p>
             <w:r>
@@ -5182,7 +5409,7 @@
               <w:rPr>
                 <w:b/>
                 <w:color w:val="FFFFFF"/>
-                <w:sz w:val="18"/>
+                <w:sz w:val="17"/>
               </w:rPr>
               <w:t>Caso de Uso</w:t>
             </w:r>
@@ -5191,7 +5418,7 @@
         <w:tc>
           <w:tcPr>
             <w:tcW w:type="dxa" w:w="2280"/>
-            <w:shd w:fill="1A567A" w:color="auto" w:val="clear"/>
+            <w:shd w:fill="1A567A" w:val="clear"/>
           </w:tcPr>
           <w:p>
             <w:r>
@@ -5203,7 +5430,7 @@
               <w:rPr>
                 <w:b/>
                 <w:color w:val="FFFFFF"/>
-                <w:sz w:val="18"/>
+                <w:sz w:val="17"/>
               </w:rPr>
               <w:t>Actor Principal</w:t>
             </w:r>
@@ -5212,7 +5439,7 @@
         <w:tc>
           <w:tcPr>
             <w:tcW w:type="dxa" w:w="2280"/>
-            <w:shd w:fill="1A567A" w:color="auto" w:val="clear"/>
+            <w:shd w:fill="1A567A" w:val="clear"/>
           </w:tcPr>
           <w:p>
             <w:r>
@@ -5224,7 +5451,7 @@
               <w:rPr>
                 <w:b/>
                 <w:color w:val="FFFFFF"/>
-                <w:sz w:val="18"/>
+                <w:sz w:val="17"/>
               </w:rPr>
               <w:t>Descripción</w:t>
             </w:r>
@@ -5241,7 +5468,7 @@
             <w:r>
               <w:rPr>
                 <w:b w:val="0"/>
-                <w:sz w:val="18"/>
+                <w:sz w:val="17"/>
               </w:rPr>
               <w:t>CU-08</w:t>
             </w:r>
@@ -5256,7 +5483,7 @@
             <w:r>
               <w:rPr>
                 <w:b w:val="0"/>
-                <w:sz w:val="18"/>
+                <w:sz w:val="17"/>
               </w:rPr>
               <w:t>Registrar Equipo</w:t>
             </w:r>
@@ -5271,7 +5498,7 @@
             <w:r>
               <w:rPr>
                 <w:b w:val="0"/>
-                <w:sz w:val="18"/>
+                <w:sz w:val="17"/>
               </w:rPr>
               <w:t>Administrador</w:t>
             </w:r>
@@ -5286,7 +5513,7 @@
             <w:r>
               <w:rPr>
                 <w:b w:val="0"/>
-                <w:sz w:val="18"/>
+                <w:sz w:val="17"/>
               </w:rPr>
               <w:t>Crear nuevo registro de maquinaria o vehículo.</w:t>
             </w:r>
@@ -5303,7 +5530,7 @@
             <w:r>
               <w:rPr>
                 <w:b w:val="0"/>
-                <w:sz w:val="18"/>
+                <w:sz w:val="17"/>
               </w:rPr>
               <w:t>CU-09</w:t>
             </w:r>
@@ -5318,7 +5545,7 @@
             <w:r>
               <w:rPr>
                 <w:b w:val="0"/>
-                <w:sz w:val="18"/>
+                <w:sz w:val="17"/>
               </w:rPr>
               <w:t>Asignar a Obra</w:t>
             </w:r>
@@ -5333,7 +5560,7 @@
             <w:r>
               <w:rPr>
                 <w:b w:val="0"/>
-                <w:sz w:val="18"/>
+                <w:sz w:val="17"/>
               </w:rPr>
               <w:t>Administrador</w:t>
             </w:r>
@@ -5348,7 +5575,7 @@
             <w:r>
               <w:rPr>
                 <w:b w:val="0"/>
-                <w:sz w:val="18"/>
+                <w:sz w:val="17"/>
               </w:rPr>
               <w:t>Asignar un equipo a una obra o campamento específico.</w:t>
             </w:r>
@@ -5365,7 +5592,7 @@
             <w:r>
               <w:rPr>
                 <w:b w:val="0"/>
-                <w:sz w:val="18"/>
+                <w:sz w:val="17"/>
               </w:rPr>
               <w:t>CU-10</w:t>
             </w:r>
@@ -5380,7 +5607,7 @@
             <w:r>
               <w:rPr>
                 <w:b w:val="0"/>
-                <w:sz w:val="18"/>
+                <w:sz w:val="17"/>
               </w:rPr>
               <w:t>Actualizar Horas/Estado</w:t>
             </w:r>
@@ -5395,7 +5622,7 @@
             <w:r>
               <w:rPr>
                 <w:b w:val="0"/>
-                <w:sz w:val="18"/>
+                <w:sz w:val="17"/>
               </w:rPr>
               <w:t>Jefe de Obra</w:t>
             </w:r>
@@ -5410,7 +5637,7 @@
             <w:r>
               <w:rPr>
                 <w:b w:val="0"/>
-                <w:sz w:val="18"/>
+                <w:sz w:val="17"/>
               </w:rPr>
               <w:t>Actualizar horómetro, litros diesel y estado del equipo.</w:t>
             </w:r>
@@ -5427,7 +5654,7 @@
             <w:r>
               <w:rPr>
                 <w:b w:val="0"/>
-                <w:sz w:val="18"/>
+                <w:sz w:val="17"/>
               </w:rPr>
               <w:t>CU-11</w:t>
             </w:r>
@@ -5442,7 +5669,7 @@
             <w:r>
               <w:rPr>
                 <w:b w:val="0"/>
-                <w:sz w:val="18"/>
+                <w:sz w:val="17"/>
               </w:rPr>
               <w:t>Programar Mantenimiento</w:t>
             </w:r>
@@ -5457,7 +5684,7 @@
             <w:r>
               <w:rPr>
                 <w:b w:val="0"/>
-                <w:sz w:val="18"/>
+                <w:sz w:val="17"/>
               </w:rPr>
               <w:t>Administrador</w:t>
             </w:r>
@@ -5472,7 +5699,7 @@
             <w:r>
               <w:rPr>
                 <w:b w:val="0"/>
-                <w:sz w:val="18"/>
+                <w:sz w:val="17"/>
               </w:rPr>
               <w:t>Registrar fecha de próximo mantenimiento preventivo.</w:t>
             </w:r>
@@ -5489,7 +5716,7 @@
             <w:r>
               <w:rPr>
                 <w:b w:val="0"/>
-                <w:sz w:val="18"/>
+                <w:sz w:val="17"/>
               </w:rPr>
               <w:t>CU-12</w:t>
             </w:r>
@@ -5504,7 +5731,7 @@
             <w:r>
               <w:rPr>
                 <w:b w:val="0"/>
-                <w:sz w:val="18"/>
+                <w:sz w:val="17"/>
               </w:rPr>
               <w:t>Ver Alertas Mantenimiento</w:t>
             </w:r>
@@ -5519,7 +5746,7 @@
             <w:r>
               <w:rPr>
                 <w:b w:val="0"/>
-                <w:sz w:val="18"/>
+                <w:sz w:val="17"/>
               </w:rPr>
               <w:t>Gerente</w:t>
             </w:r>
@@ -5534,7 +5761,7 @@
             <w:r>
               <w:rPr>
                 <w:b w:val="0"/>
-                <w:sz w:val="18"/>
+                <w:sz w:val="17"/>
               </w:rPr>
               <w:t>Ver en Dashboard los equipos con mantenimiento próximo o vencido.</w:t>
             </w:r>
@@ -5551,7 +5778,7 @@
             <w:r>
               <w:rPr>
                 <w:b w:val="0"/>
-                <w:sz w:val="18"/>
+                <w:sz w:val="17"/>
               </w:rPr>
               <w:t>CU-13</w:t>
             </w:r>
@@ -5566,7 +5793,7 @@
             <w:r>
               <w:rPr>
                 <w:b w:val="0"/>
-                <w:sz w:val="18"/>
+                <w:sz w:val="17"/>
               </w:rPr>
               <w:t>Exportar Reporte Maquinaria</w:t>
             </w:r>
@@ -5581,7 +5808,7 @@
             <w:r>
               <w:rPr>
                 <w:b w:val="0"/>
-                <w:sz w:val="18"/>
+                <w:sz w:val="17"/>
               </w:rPr>
               <w:t>Gerente / Admin</w:t>
             </w:r>
@@ -5596,7 +5823,7 @@
             <w:r>
               <w:rPr>
                 <w:b w:val="0"/>
-                <w:sz w:val="18"/>
+                <w:sz w:val="17"/>
               </w:rPr>
               <w:t>Generar PDF o Excel del inventario de equipos.</w:t>
             </w:r>
@@ -5604,13 +5831,17 @@
         </w:tc>
       </w:tr>
     </w:tbl>
-    <w:p/>
+    <w:p>
+      <w:pPr>
+        <w:spacing w:after="120"/>
+      </w:pPr>
+    </w:p>
     <w:p>
       <w:pPr>
         <w:pBdr>
           <w:bottom w:val="single" w:sz="6" w:space="1" w:color="CCCCCC"/>
         </w:pBdr>
-        <w:spacing w:before="40" w:after="40"/>
+        <w:spacing w:before="20" w:after="20"/>
       </w:pPr>
     </w:p>
     <w:p>
@@ -5621,7 +5852,6 @@
         <w:rPr>
           <w:b/>
           <w:i w:val="0"/>
-          <w:color w:val="1A567A"/>
         </w:rPr>
         <w:t>Casos de Uso — Módulo de Personal</w:t>
       </w:r>
@@ -5642,7 +5872,7 @@
         <w:tc>
           <w:tcPr>
             <w:tcW w:type="dxa" w:w="2280"/>
-            <w:shd w:fill="1A567A" w:color="auto" w:val="clear"/>
+            <w:shd w:fill="1A567A" w:val="clear"/>
           </w:tcPr>
           <w:p>
             <w:r>
@@ -5654,7 +5884,7 @@
               <w:rPr>
                 <w:b/>
                 <w:color w:val="FFFFFF"/>
-                <w:sz w:val="18"/>
+                <w:sz w:val="17"/>
               </w:rPr>
               <w:t>ID</w:t>
             </w:r>
@@ -5663,7 +5893,7 @@
         <w:tc>
           <w:tcPr>
             <w:tcW w:type="dxa" w:w="2280"/>
-            <w:shd w:fill="1A567A" w:color="auto" w:val="clear"/>
+            <w:shd w:fill="1A567A" w:val="clear"/>
           </w:tcPr>
           <w:p>
             <w:r>
@@ -5675,7 +5905,7 @@
               <w:rPr>
                 <w:b/>
                 <w:color w:val="FFFFFF"/>
-                <w:sz w:val="18"/>
+                <w:sz w:val="17"/>
               </w:rPr>
               <w:t>Caso de Uso</w:t>
             </w:r>
@@ -5684,7 +5914,7 @@
         <w:tc>
           <w:tcPr>
             <w:tcW w:type="dxa" w:w="2280"/>
-            <w:shd w:fill="1A567A" w:color="auto" w:val="clear"/>
+            <w:shd w:fill="1A567A" w:val="clear"/>
           </w:tcPr>
           <w:p>
             <w:r>
@@ -5696,7 +5926,7 @@
               <w:rPr>
                 <w:b/>
                 <w:color w:val="FFFFFF"/>
-                <w:sz w:val="18"/>
+                <w:sz w:val="17"/>
               </w:rPr>
               <w:t>Actor Principal</w:t>
             </w:r>
@@ -5705,7 +5935,7 @@
         <w:tc>
           <w:tcPr>
             <w:tcW w:type="dxa" w:w="2280"/>
-            <w:shd w:fill="1A567A" w:color="auto" w:val="clear"/>
+            <w:shd w:fill="1A567A" w:val="clear"/>
           </w:tcPr>
           <w:p>
             <w:r>
@@ -5717,7 +5947,7 @@
               <w:rPr>
                 <w:b/>
                 <w:color w:val="FFFFFF"/>
-                <w:sz w:val="18"/>
+                <w:sz w:val="17"/>
               </w:rPr>
               <w:t>Descripción</w:t>
             </w:r>
@@ -5734,7 +5964,7 @@
             <w:r>
               <w:rPr>
                 <w:b w:val="0"/>
-                <w:sz w:val="18"/>
+                <w:sz w:val="17"/>
               </w:rPr>
               <w:t>CU-14</w:t>
             </w:r>
@@ -5749,7 +5979,7 @@
             <w:r>
               <w:rPr>
                 <w:b w:val="0"/>
-                <w:sz w:val="18"/>
+                <w:sz w:val="17"/>
               </w:rPr>
               <w:t>Registrar Empleado</w:t>
             </w:r>
@@ -5764,7 +5994,7 @@
             <w:r>
               <w:rPr>
                 <w:b w:val="0"/>
-                <w:sz w:val="18"/>
+                <w:sz w:val="17"/>
               </w:rPr>
               <w:t>Administrador</w:t>
             </w:r>
@@ -5779,7 +6009,7 @@
             <w:r>
               <w:rPr>
                 <w:b w:val="0"/>
-                <w:sz w:val="18"/>
+                <w:sz w:val="17"/>
               </w:rPr>
               <w:t>Crear ficha completa de un nuevo colaborador.</w:t>
             </w:r>
@@ -5796,7 +6026,7 @@
             <w:r>
               <w:rPr>
                 <w:b w:val="0"/>
-                <w:sz w:val="18"/>
+                <w:sz w:val="17"/>
               </w:rPr>
               <w:t>CU-15</w:t>
             </w:r>
@@ -5811,7 +6041,7 @@
             <w:r>
               <w:rPr>
                 <w:b w:val="0"/>
-                <w:sz w:val="18"/>
+                <w:sz w:val="17"/>
               </w:rPr>
               <w:t>Actualizar Estado</w:t>
             </w:r>
@@ -5826,7 +6056,7 @@
             <w:r>
               <w:rPr>
                 <w:b w:val="0"/>
-                <w:sz w:val="18"/>
+                <w:sz w:val="17"/>
               </w:rPr>
               <w:t>Administrador</w:t>
             </w:r>
@@ -5841,7 +6071,7 @@
             <w:r>
               <w:rPr>
                 <w:b w:val="0"/>
-                <w:sz w:val="18"/>
+                <w:sz w:val="17"/>
               </w:rPr>
               <w:t>Cambiar estado del empleado (Activo/Licencia/Vacaciones/Inactivo).</w:t>
             </w:r>
@@ -5858,7 +6088,7 @@
             <w:r>
               <w:rPr>
                 <w:b w:val="0"/>
-                <w:sz w:val="18"/>
+                <w:sz w:val="17"/>
               </w:rPr>
               <w:t>CU-16</w:t>
             </w:r>
@@ -5873,7 +6103,7 @@
             <w:r>
               <w:rPr>
                 <w:b w:val="0"/>
-                <w:sz w:val="18"/>
+                <w:sz w:val="17"/>
               </w:rPr>
               <w:t>Consultar Personal</w:t>
             </w:r>
@@ -5888,7 +6118,7 @@
             <w:r>
               <w:rPr>
                 <w:b w:val="0"/>
-                <w:sz w:val="18"/>
+                <w:sz w:val="17"/>
               </w:rPr>
               <w:t>Gerente / Admin</w:t>
             </w:r>
@@ -5903,7 +6133,7 @@
             <w:r>
               <w:rPr>
                 <w:b w:val="0"/>
-                <w:sz w:val="18"/>
+                <w:sz w:val="17"/>
               </w:rPr>
               <w:t>Listar, filtrar y buscar empleados por nombre o cargo.</w:t>
             </w:r>
@@ -5920,7 +6150,7 @@
             <w:r>
               <w:rPr>
                 <w:b w:val="0"/>
-                <w:sz w:val="18"/>
+                <w:sz w:val="17"/>
               </w:rPr>
               <w:t>CU-17</w:t>
             </w:r>
@@ -5935,7 +6165,7 @@
             <w:r>
               <w:rPr>
                 <w:b w:val="0"/>
-                <w:sz w:val="18"/>
+                <w:sz w:val="17"/>
               </w:rPr>
               <w:t>Ver Totales Planilla</w:t>
             </w:r>
@@ -5950,7 +6180,7 @@
             <w:r>
               <w:rPr>
                 <w:b w:val="0"/>
-                <w:sz w:val="18"/>
+                <w:sz w:val="17"/>
               </w:rPr>
               <w:t>Gerente</w:t>
             </w:r>
@@ -5965,7 +6195,7 @@
             <w:r>
               <w:rPr>
                 <w:b w:val="0"/>
-                <w:sz w:val="18"/>
+                <w:sz w:val="17"/>
               </w:rPr>
               <w:t>Ver total de activos, en licencia y suma de salarios.</w:t>
             </w:r>
@@ -5982,7 +6212,7 @@
             <w:r>
               <w:rPr>
                 <w:b w:val="0"/>
-                <w:sz w:val="18"/>
+                <w:sz w:val="17"/>
               </w:rPr>
               <w:t>CU-18</w:t>
             </w:r>
@@ -5997,7 +6227,7 @@
             <w:r>
               <w:rPr>
                 <w:b w:val="0"/>
-                <w:sz w:val="18"/>
+                <w:sz w:val="17"/>
               </w:rPr>
               <w:t>Exportar Reporte Personal</w:t>
             </w:r>
@@ -6012,7 +6242,7 @@
             <w:r>
               <w:rPr>
                 <w:b w:val="0"/>
-                <w:sz w:val="18"/>
+                <w:sz w:val="17"/>
               </w:rPr>
               <w:t>Gerente / Admin</w:t>
             </w:r>
@@ -6027,7 +6257,7 @@
             <w:r>
               <w:rPr>
                 <w:b w:val="0"/>
-                <w:sz w:val="18"/>
+                <w:sz w:val="17"/>
               </w:rPr>
               <w:t>Generar PDF o Excel con datos de todos los empleados.</w:t>
             </w:r>
@@ -6044,7 +6274,7 @@
             <w:r>
               <w:rPr>
                 <w:b w:val="0"/>
-                <w:sz w:val="18"/>
+                <w:sz w:val="17"/>
               </w:rPr>
               <w:t>CU-19</w:t>
             </w:r>
@@ -6059,7 +6289,7 @@
             <w:r>
               <w:rPr>
                 <w:b w:val="0"/>
-                <w:sz w:val="18"/>
+                <w:sz w:val="17"/>
               </w:rPr>
               <w:t>Ver Ficha Empleado</w:t>
             </w:r>
@@ -6074,7 +6304,7 @@
             <w:r>
               <w:rPr>
                 <w:b w:val="0"/>
-                <w:sz w:val="18"/>
+                <w:sz w:val="17"/>
               </w:rPr>
               <w:t>Admin / RRHH</w:t>
             </w:r>
@@ -6089,7 +6319,7 @@
             <w:r>
               <w:rPr>
                 <w:b w:val="0"/>
-                <w:sz w:val="18"/>
+                <w:sz w:val="17"/>
               </w:rPr>
               <w:t>Generar PDF individual con todos los datos de un empleado.</w:t>
             </w:r>
@@ -6097,13 +6327,17 @@
         </w:tc>
       </w:tr>
     </w:tbl>
-    <w:p/>
+    <w:p>
+      <w:pPr>
+        <w:spacing w:after="120"/>
+      </w:pPr>
+    </w:p>
     <w:p>
       <w:pPr>
         <w:pBdr>
           <w:bottom w:val="single" w:sz="6" w:space="1" w:color="CCCCCC"/>
         </w:pBdr>
-        <w:spacing w:before="40" w:after="40"/>
+        <w:spacing w:before="20" w:after="20"/>
       </w:pPr>
     </w:p>
     <w:p>
@@ -6114,7 +6348,6 @@
         <w:rPr>
           <w:b/>
           <w:i w:val="0"/>
-          <w:color w:val="1A567A"/>
         </w:rPr>
         <w:t>Casos de Uso — Módulo de Control Forestal</w:t>
       </w:r>
@@ -6135,7 +6368,7 @@
         <w:tc>
           <w:tcPr>
             <w:tcW w:type="dxa" w:w="2280"/>
-            <w:shd w:fill="1A567A" w:color="auto" w:val="clear"/>
+            <w:shd w:fill="1A567A" w:val="clear"/>
           </w:tcPr>
           <w:p>
             <w:r>
@@ -6147,7 +6380,7 @@
               <w:rPr>
                 <w:b/>
                 <w:color w:val="FFFFFF"/>
-                <w:sz w:val="18"/>
+                <w:sz w:val="17"/>
               </w:rPr>
               <w:t>ID</w:t>
             </w:r>
@@ -6156,7 +6389,7 @@
         <w:tc>
           <w:tcPr>
             <w:tcW w:type="dxa" w:w="2280"/>
-            <w:shd w:fill="1A567A" w:color="auto" w:val="clear"/>
+            <w:shd w:fill="1A567A" w:val="clear"/>
           </w:tcPr>
           <w:p>
             <w:r>
@@ -6168,7 +6401,7 @@
               <w:rPr>
                 <w:b/>
                 <w:color w:val="FFFFFF"/>
-                <w:sz w:val="18"/>
+                <w:sz w:val="17"/>
               </w:rPr>
               <w:t>Caso de Uso</w:t>
             </w:r>
@@ -6177,7 +6410,7 @@
         <w:tc>
           <w:tcPr>
             <w:tcW w:type="dxa" w:w="2280"/>
-            <w:shd w:fill="1A567A" w:color="auto" w:val="clear"/>
+            <w:shd w:fill="1A567A" w:val="clear"/>
           </w:tcPr>
           <w:p>
             <w:r>
@@ -6189,7 +6422,7 @@
               <w:rPr>
                 <w:b/>
                 <w:color w:val="FFFFFF"/>
-                <w:sz w:val="18"/>
+                <w:sz w:val="17"/>
               </w:rPr>
               <w:t>Actor Principal</w:t>
             </w:r>
@@ -6198,7 +6431,7 @@
         <w:tc>
           <w:tcPr>
             <w:tcW w:type="dxa" w:w="2280"/>
-            <w:shd w:fill="1A567A" w:color="auto" w:val="clear"/>
+            <w:shd w:fill="1A567A" w:val="clear"/>
           </w:tcPr>
           <w:p>
             <w:r>
@@ -6210,7 +6443,7 @@
               <w:rPr>
                 <w:b/>
                 <w:color w:val="FFFFFF"/>
-                <w:sz w:val="18"/>
+                <w:sz w:val="17"/>
               </w:rPr>
               <w:t>Descripción</w:t>
             </w:r>
@@ -6227,7 +6460,7 @@
             <w:r>
               <w:rPr>
                 <w:b w:val="0"/>
-                <w:sz w:val="18"/>
+                <w:sz w:val="17"/>
               </w:rPr>
               <w:t>CU-20</w:t>
             </w:r>
@@ -6242,7 +6475,7 @@
             <w:r>
               <w:rPr>
                 <w:b w:val="0"/>
-                <w:sz w:val="18"/>
+                <w:sz w:val="17"/>
               </w:rPr>
               <w:t>Registrar Trabajo Forestal</w:t>
             </w:r>
@@ -6257,7 +6490,7 @@
             <w:r>
               <w:rPr>
                 <w:b w:val="0"/>
-                <w:sz w:val="18"/>
+                <w:sz w:val="17"/>
               </w:rPr>
               <w:t>Admin / Jefe Monte</w:t>
             </w:r>
@@ -6272,7 +6505,7 @@
             <w:r>
               <w:rPr>
                 <w:b w:val="0"/>
-                <w:sz w:val="18"/>
+                <w:sz w:val="17"/>
               </w:rPr>
               <w:t>Crear nuevo rodeo con datos del contrato forestal.</w:t>
             </w:r>
@@ -6289,7 +6522,7 @@
             <w:r>
               <w:rPr>
                 <w:b w:val="0"/>
-                <w:sz w:val="18"/>
+                <w:sz w:val="17"/>
               </w:rPr>
               <w:t>CU-21</w:t>
             </w:r>
@@ -6304,7 +6537,7 @@
             <w:r>
               <w:rPr>
                 <w:b w:val="0"/>
-                <w:sz w:val="18"/>
+                <w:sz w:val="17"/>
               </w:rPr>
               <w:t>Registrar Equipo Campamento</w:t>
             </w:r>
@@ -6319,7 +6552,7 @@
             <w:r>
               <w:rPr>
                 <w:b w:val="0"/>
-                <w:sz w:val="18"/>
+                <w:sz w:val="17"/>
               </w:rPr>
               <w:t>Jefe Monte</w:t>
             </w:r>
@@ -6334,7 +6567,7 @@
             <w:r>
               <w:rPr>
                 <w:b w:val="0"/>
-                <w:sz w:val="18"/>
+                <w:sz w:val="17"/>
               </w:rPr>
               <w:t>Registrar personal e ingenieros asignados al campamento.</w:t>
             </w:r>
@@ -6351,7 +6584,7 @@
             <w:r>
               <w:rPr>
                 <w:b w:val="0"/>
-                <w:sz w:val="18"/>
+                <w:sz w:val="17"/>
               </w:rPr>
               <w:t>CU-22</w:t>
             </w:r>
@@ -6366,7 +6599,7 @@
             <w:r>
               <w:rPr>
                 <w:b w:val="0"/>
-                <w:sz w:val="18"/>
+                <w:sz w:val="17"/>
               </w:rPr>
               <w:t>Asignar Personal</w:t>
             </w:r>
@@ -6381,7 +6614,7 @@
             <w:r>
               <w:rPr>
                 <w:b w:val="0"/>
-                <w:sz w:val="18"/>
+                <w:sz w:val="17"/>
               </w:rPr>
               <w:t>Jefe Monte</w:t>
             </w:r>
@@ -6396,7 +6629,7 @@
             <w:r>
               <w:rPr>
                 <w:b w:val="0"/>
-                <w:sz w:val="18"/>
+                <w:sz w:val="17"/>
               </w:rPr>
               <w:t>Seleccionar y asignar empleados del módulo Personal al campamento (muchos-a-muchos).</w:t>
             </w:r>
@@ -6413,7 +6646,7 @@
             <w:r>
               <w:rPr>
                 <w:b w:val="0"/>
-                <w:sz w:val="18"/>
+                <w:sz w:val="17"/>
               </w:rPr>
               <w:t>CU-23</w:t>
             </w:r>
@@ -6428,7 +6661,7 @@
             <w:r>
               <w:rPr>
                 <w:b w:val="0"/>
-                <w:sz w:val="18"/>
+                <w:sz w:val="17"/>
               </w:rPr>
               <w:t>Registrar Extracción</w:t>
             </w:r>
@@ -6443,7 +6676,7 @@
             <w:r>
               <w:rPr>
                 <w:b w:val="0"/>
-                <w:sz w:val="18"/>
+                <w:sz w:val="17"/>
               </w:rPr>
               <w:t>Jefe Monte</w:t>
             </w:r>
@@ -6458,7 +6691,7 @@
             <w:r>
               <w:rPr>
                 <w:b w:val="0"/>
-                <w:sz w:val="18"/>
+                <w:sz w:val="17"/>
               </w:rPr>
               <w:t>Registrar zona, punto medio y fechas de extracción.</w:t>
             </w:r>
@@ -6475,7 +6708,7 @@
             <w:r>
               <w:rPr>
                 <w:b w:val="0"/>
-                <w:sz w:val="18"/>
+                <w:sz w:val="17"/>
               </w:rPr>
               <w:t>CU-24</w:t>
             </w:r>
@@ -6490,7 +6723,7 @@
             <w:r>
               <w:rPr>
                 <w:b w:val="0"/>
-                <w:sz w:val="18"/>
+                <w:sz w:val="17"/>
               </w:rPr>
               <w:t>Registrar Clasificación</w:t>
             </w:r>
@@ -6505,7 +6738,7 @@
             <w:r>
               <w:rPr>
                 <w:b w:val="0"/>
-                <w:sz w:val="18"/>
+                <w:sz w:val="17"/>
               </w:rPr>
               <w:t>Jefe Monte</w:t>
             </w:r>
@@ -6520,7 +6753,7 @@
             <w:r>
               <w:rPr>
                 <w:b w:val="0"/>
-                <w:sz w:val="18"/>
+                <w:sz w:val="17"/>
               </w:rPr>
               <w:t>Registrar especie, volumen m³, piezas y calidad.</w:t>
             </w:r>
@@ -6537,7 +6770,7 @@
             <w:r>
               <w:rPr>
                 <w:b w:val="0"/>
-                <w:sz w:val="18"/>
+                <w:sz w:val="17"/>
               </w:rPr>
               <w:t>CU-25</w:t>
             </w:r>
@@ -6552,7 +6785,7 @@
             <w:r>
               <w:rPr>
                 <w:b w:val="0"/>
-                <w:sz w:val="18"/>
+                <w:sz w:val="17"/>
               </w:rPr>
               <w:t>Registrar Entrega Aserradero</w:t>
             </w:r>
@@ -6567,7 +6800,7 @@
             <w:r>
               <w:rPr>
                 <w:b w:val="0"/>
-                <w:sz w:val="18"/>
+                <w:sz w:val="17"/>
               </w:rPr>
               <w:t>Admin</w:t>
             </w:r>
@@ -6582,7 +6815,7 @@
             <w:r>
               <w:rPr>
                 <w:b w:val="0"/>
-                <w:sz w:val="18"/>
+                <w:sz w:val="17"/>
               </w:rPr>
               <w:t>Registrar destino, fecha, precio y responsable de recepción.</w:t>
             </w:r>
@@ -6599,7 +6832,7 @@
             <w:r>
               <w:rPr>
                 <w:b w:val="0"/>
-                <w:sz w:val="18"/>
+                <w:sz w:val="17"/>
               </w:rPr>
               <w:t>CU-26</w:t>
             </w:r>
@@ -6614,7 +6847,7 @@
             <w:r>
               <w:rPr>
                 <w:b w:val="0"/>
-                <w:sz w:val="18"/>
+                <w:sz w:val="17"/>
               </w:rPr>
               <w:t>Ver Alerta Permiso Vencido</w:t>
             </w:r>
@@ -6629,7 +6862,7 @@
             <w:r>
               <w:rPr>
                 <w:b w:val="0"/>
-                <w:sz w:val="18"/>
+                <w:sz w:val="17"/>
               </w:rPr>
               <w:t>Gerente / Admin</w:t>
             </w:r>
@@ -6644,7 +6877,7 @@
             <w:r>
               <w:rPr>
                 <w:b w:val="0"/>
-                <w:sz w:val="18"/>
+                <w:sz w:val="17"/>
               </w:rPr>
               <w:t>Ver en la lista de trabajos los permisos vencidos o por vencer.</w:t>
             </w:r>
@@ -6661,7 +6894,7 @@
             <w:r>
               <w:rPr>
                 <w:b w:val="0"/>
-                <w:sz w:val="18"/>
+                <w:sz w:val="17"/>
               </w:rPr>
               <w:t>CU-27</w:t>
             </w:r>
@@ -6676,7 +6909,7 @@
             <w:r>
               <w:rPr>
                 <w:b w:val="0"/>
-                <w:sz w:val="18"/>
+                <w:sz w:val="17"/>
               </w:rPr>
               <w:t>Ver Totales Forestales</w:t>
             </w:r>
@@ -6691,7 +6924,7 @@
             <w:r>
               <w:rPr>
                 <w:b w:val="0"/>
-                <w:sz w:val="18"/>
+                <w:sz w:val="17"/>
               </w:rPr>
               <w:t>Gerente</w:t>
             </w:r>
@@ -6706,7 +6939,7 @@
             <w:r>
               <w:rPr>
                 <w:b w:val="0"/>
-                <w:sz w:val="18"/>
+                <w:sz w:val="17"/>
               </w:rPr>
               <w:t>Ver volumen total m³, piezas, contratos activos y permisos vencidos.</w:t>
             </w:r>
@@ -6723,7 +6956,7 @@
             <w:r>
               <w:rPr>
                 <w:b w:val="0"/>
-                <w:sz w:val="18"/>
+                <w:sz w:val="17"/>
               </w:rPr>
               <w:t>CU-28</w:t>
             </w:r>
@@ -6738,7 +6971,7 @@
             <w:r>
               <w:rPr>
                 <w:b w:val="0"/>
-                <w:sz w:val="18"/>
+                <w:sz w:val="17"/>
               </w:rPr>
               <w:t>Exportar Reporte Forestal</w:t>
             </w:r>
@@ -6753,7 +6986,7 @@
             <w:r>
               <w:rPr>
                 <w:b w:val="0"/>
-                <w:sz w:val="18"/>
+                <w:sz w:val="17"/>
               </w:rPr>
               <w:t>Gerente / Admin</w:t>
             </w:r>
@@ -6768,7 +7001,7 @@
             <w:r>
               <w:rPr>
                 <w:b w:val="0"/>
-                <w:sz w:val="18"/>
+                <w:sz w:val="17"/>
               </w:rPr>
               <w:t>Generar PDF o Excel del registro de trabajos forestales.</w:t>
             </w:r>
@@ -6776,14 +7009,235 @@
         </w:tc>
       </w:tr>
     </w:tbl>
-    <w:p/>
+    <w:p>
+      <w:pPr>
+        <w:spacing w:after="120"/>
+      </w:pPr>
+    </w:p>
     <w:p>
       <w:pPr>
         <w:pBdr>
           <w:bottom w:val="single" w:sz="6" w:space="1" w:color="CCCCCC"/>
         </w:pBdr>
-        <w:spacing w:before="40" w:after="40"/>
-      </w:pPr>
+        <w:spacing w:before="20" w:after="20"/>
+      </w:pPr>
+    </w:p>
+    <w:p>
+      <w:pPr>
+        <w:spacing w:after="160"/>
+      </w:pPr>
+    </w:p>
+    <w:p>
+      <w:pPr>
+        <w:jc w:val="center"/>
+      </w:pPr>
+      <w:r>
+        <w:drawing>
+          <wp:inline xmlns:a="http://schemas.openxmlformats.org/drawingml/2006/main" xmlns:pic="http://schemas.openxmlformats.org/drawingml/2006/picture">
+            <wp:extent cx="5943600" cy="4330467"/>
+            <wp:docPr id="5" name="Picture 5"/>
+            <wp:cNvGraphicFramePr>
+              <a:graphicFrameLocks noChangeAspect="1"/>
+            </wp:cNvGraphicFramePr>
+            <a:graphic>
+              <a:graphicData uri="http://schemas.openxmlformats.org/drawingml/2006/picture">
+                <pic:pic>
+                  <pic:nvPicPr>
+                    <pic:cNvPr id="0" name="uc_obras.png"/>
+                    <pic:cNvPicPr/>
+                  </pic:nvPicPr>
+                  <pic:blipFill>
+                    <a:blip r:embed="rId13"/>
+                    <a:stretch>
+                      <a:fillRect/>
+                    </a:stretch>
+                  </pic:blipFill>
+                  <pic:spPr>
+                    <a:xfrm>
+                      <a:off x="0" y="0"/>
+                      <a:ext cx="5943600" cy="4330467"/>
+                    </a:xfrm>
+                    <a:prstGeom prst="rect"/>
+                  </pic:spPr>
+                </pic:pic>
+              </a:graphicData>
+            </a:graphic>
+          </wp:inline>
+        </w:drawing>
+      </w:r>
+    </w:p>
+    <w:p>
+      <w:pPr>
+        <w:spacing w:after="240"/>
+        <w:jc w:val="center"/>
+      </w:pPr>
+      <w:r>
+        <w:rPr>
+          <w:i/>
+          <w:color w:val="555555"/>
+          <w:sz w:val="18"/>
+        </w:rPr>
+        <w:t>Figura 5 — Diagrama de Casos de Uso: Módulo de Obras</w:t>
+      </w:r>
+    </w:p>
+    <w:p>
+      <w:pPr>
+        <w:jc w:val="center"/>
+      </w:pPr>
+      <w:r>
+        <w:drawing>
+          <wp:inline xmlns:a="http://schemas.openxmlformats.org/drawingml/2006/main" xmlns:pic="http://schemas.openxmlformats.org/drawingml/2006/picture">
+            <wp:extent cx="5943600" cy="3807903"/>
+            <wp:docPr id="6" name="Picture 6"/>
+            <wp:cNvGraphicFramePr>
+              <a:graphicFrameLocks noChangeAspect="1"/>
+            </wp:cNvGraphicFramePr>
+            <a:graphic>
+              <a:graphicData uri="http://schemas.openxmlformats.org/drawingml/2006/picture">
+                <pic:pic>
+                  <pic:nvPicPr>
+                    <pic:cNvPr id="0" name="uc_maquinaria.png"/>
+                    <pic:cNvPicPr/>
+                  </pic:nvPicPr>
+                  <pic:blipFill>
+                    <a:blip r:embed="rId14"/>
+                    <a:stretch>
+                      <a:fillRect/>
+                    </a:stretch>
+                  </pic:blipFill>
+                  <pic:spPr>
+                    <a:xfrm>
+                      <a:off x="0" y="0"/>
+                      <a:ext cx="5943600" cy="3807903"/>
+                    </a:xfrm>
+                    <a:prstGeom prst="rect"/>
+                  </pic:spPr>
+                </pic:pic>
+              </a:graphicData>
+            </a:graphic>
+          </wp:inline>
+        </w:drawing>
+      </w:r>
+    </w:p>
+    <w:p>
+      <w:pPr>
+        <w:spacing w:after="240"/>
+        <w:jc w:val="center"/>
+      </w:pPr>
+      <w:r>
+        <w:rPr>
+          <w:i/>
+          <w:color w:val="555555"/>
+          <w:sz w:val="18"/>
+        </w:rPr>
+        <w:t>Figura 6 — Diagrama de Casos de Uso: Módulo de Maquinaria</w:t>
+      </w:r>
+    </w:p>
+    <w:p>
+      <w:pPr>
+        <w:jc w:val="center"/>
+      </w:pPr>
+      <w:r>
+        <w:drawing>
+          <wp:inline xmlns:a="http://schemas.openxmlformats.org/drawingml/2006/main" xmlns:pic="http://schemas.openxmlformats.org/drawingml/2006/picture">
+            <wp:extent cx="5943600" cy="3807903"/>
+            <wp:docPr id="7" name="Picture 7"/>
+            <wp:cNvGraphicFramePr>
+              <a:graphicFrameLocks noChangeAspect="1"/>
+            </wp:cNvGraphicFramePr>
+            <a:graphic>
+              <a:graphicData uri="http://schemas.openxmlformats.org/drawingml/2006/picture">
+                <pic:pic>
+                  <pic:nvPicPr>
+                    <pic:cNvPr id="0" name="uc_personal.png"/>
+                    <pic:cNvPicPr/>
+                  </pic:nvPicPr>
+                  <pic:blipFill>
+                    <a:blip r:embed="rId15"/>
+                    <a:stretch>
+                      <a:fillRect/>
+                    </a:stretch>
+                  </pic:blipFill>
+                  <pic:spPr>
+                    <a:xfrm>
+                      <a:off x="0" y="0"/>
+                      <a:ext cx="5943600" cy="3807903"/>
+                    </a:xfrm>
+                    <a:prstGeom prst="rect"/>
+                  </pic:spPr>
+                </pic:pic>
+              </a:graphicData>
+            </a:graphic>
+          </wp:inline>
+        </w:drawing>
+      </w:r>
+    </w:p>
+    <w:p>
+      <w:pPr>
+        <w:spacing w:after="240"/>
+        <w:jc w:val="center"/>
+      </w:pPr>
+      <w:r>
+        <w:rPr>
+          <w:i/>
+          <w:color w:val="555555"/>
+          <w:sz w:val="18"/>
+        </w:rPr>
+        <w:t>Figura 7 — Diagrama de Casos de Uso: Módulo de Personal</w:t>
+      </w:r>
+    </w:p>
+    <w:p>
+      <w:pPr>
+        <w:jc w:val="center"/>
+      </w:pPr>
+      <w:r>
+        <w:drawing>
+          <wp:inline xmlns:a="http://schemas.openxmlformats.org/drawingml/2006/main" xmlns:pic="http://schemas.openxmlformats.org/drawingml/2006/picture">
+            <wp:extent cx="5943600" cy="5384683"/>
+            <wp:docPr id="8" name="Picture 8"/>
+            <wp:cNvGraphicFramePr>
+              <a:graphicFrameLocks noChangeAspect="1"/>
+            </wp:cNvGraphicFramePr>
+            <a:graphic>
+              <a:graphicData uri="http://schemas.openxmlformats.org/drawingml/2006/picture">
+                <pic:pic>
+                  <pic:nvPicPr>
+                    <pic:cNvPr id="0" name="uc_forestal.png"/>
+                    <pic:cNvPicPr/>
+                  </pic:nvPicPr>
+                  <pic:blipFill>
+                    <a:blip r:embed="rId16"/>
+                    <a:stretch>
+                      <a:fillRect/>
+                    </a:stretch>
+                  </pic:blipFill>
+                  <pic:spPr>
+                    <a:xfrm>
+                      <a:off x="0" y="0"/>
+                      <a:ext cx="5943600" cy="5384683"/>
+                    </a:xfrm>
+                    <a:prstGeom prst="rect"/>
+                  </pic:spPr>
+                </pic:pic>
+              </a:graphicData>
+            </a:graphic>
+          </wp:inline>
+        </w:drawing>
+      </w:r>
+    </w:p>
+    <w:p>
+      <w:pPr>
+        <w:spacing w:after="240"/>
+        <w:jc w:val="center"/>
+      </w:pPr>
+      <w:r>
+        <w:rPr>
+          <w:i/>
+          <w:color w:val="555555"/>
+          <w:sz w:val="18"/>
+        </w:rPr>
+        <w:t>Figura 8 — Diagrama de Casos de Uso: Módulo de Control Forestal</w:t>
+      </w:r>
     </w:p>
     <w:p>
       <w:pPr>
@@ -6793,7 +7247,7 @@
         <w:rPr>
           <w:b/>
           <w:color w:val="1A567A"/>
-          <w:sz w:val="30"/>
+          <w:sz w:val="28"/>
         </w:rPr>
         <w:t>8. Fase de Diseño</w:t>
       </w:r>
@@ -6806,7 +7260,7 @@
         <w:rPr>
           <w:b/>
           <w:color w:val="2E744B"/>
-          <w:sz w:val="26"/>
+          <w:sz w:val="24"/>
         </w:rPr>
         <w:t>8.1 Diseño General de Base de Datos</w:t>
       </w:r>
@@ -6818,8 +7272,8 @@
       <w:r>
         <w:rPr>
           <w:b/>
-          <w:color w:val="5A5A5A"/>
-          <w:sz w:val="24"/>
+          <w:color w:val="555555"/>
+          <w:sz w:val="22"/>
         </w:rPr>
         <w:t>Modelo Conceptual (Entidad-Relación)</w:t>
       </w:r>
@@ -6838,14 +7292,14 @@
     </w:p>
     <w:p>
       <w:pPr>
-        <w:spacing w:before="80" w:after="80"/>
-        <w:shd w:fill="F0F0F0" w:val="clear"/>
+        <w:spacing w:before="80" w:after="120"/>
+        <w:shd w:fill="EFEFEF" w:val="clear"/>
       </w:pPr>
       <w:r>
         <w:rPr>
           <w:rFonts w:ascii="Courier New" w:hAnsi="Courier New"/>
-          <w:color w:val="222222"/>
-          <w:sz w:val="17"/>
+          <w:color w:val="1A1A1A"/>
+          <w:sz w:val="16"/>
         </w:rPr>
         <w:t>USUARIOS ─────── gestiona ────→ OBRAS</w:t>
         <w:br/>
@@ -6898,7 +7352,6 @@
         <w:rPr>
           <w:b/>
           <w:i w:val="0"/>
-          <w:color w:val="1A567A"/>
         </w:rPr>
         <w:t>Entidades y atributos principales:</w:t>
       </w:r>
@@ -6911,14 +7364,12 @@
       <w:r>
         <w:rPr>
           <w:b/>
-          <w:sz w:val="21"/>
         </w:rPr>
         <w:t>OBRAS:</w:t>
       </w:r>
       <w:r>
         <w:rPr>
           <w:b w:val="0"/>
-          <w:sz w:val="21"/>
         </w:rPr>
         <w:t xml:space="preserve"> id, nombre, código, descripción, tipo, cliente, provincia, municipio, localidad, dirección, fase_actual, avance, responsable_técnico, supervisor, contratista, presupuesto, monto_ejecutado, inicio_planeado, fin_planeado, inicio_real, fin_real, estado, gastos (diesel, mantenimiento, materiales, mano_obra, otros), observaciones.</w:t>
       </w:r>
@@ -6931,14 +7382,12 @@
       <w:r>
         <w:rPr>
           <w:b/>
-          <w:sz w:val="21"/>
         </w:rPr>
         <w:t>MAQUINARIA:</w:t>
       </w:r>
       <w:r>
         <w:rPr>
           <w:b w:val="0"/>
-          <w:sz w:val="21"/>
         </w:rPr>
         <w:t xml:space="preserve"> id, nombre, tipo, marca, modelo, placa, año, estado, obra_asignada, operador, horas_operación, litros_diesel_total, ultima_revisión, mantenimiento_próximo, historial_fallas, observaciones.</w:t>
       </w:r>
@@ -6951,14 +7400,12 @@
       <w:r>
         <w:rPr>
           <w:b/>
-          <w:sz w:val="21"/>
         </w:rPr>
         <w:t>PERSONAL:</w:t>
       </w:r>
       <w:r>
         <w:rPr>
           <w:b w:val="0"/>
-          <w:sz w:val="21"/>
         </w:rPr>
         <w:t xml:space="preserve"> id, nombre, cédula, email, celular, fecha_nacimiento, género, cargo, departamento, fecha_ingreso, salario, tipo_contrato, estado, contacto_emergencia_nombre, contacto_emergencia_tel, contacto_emergencia_relación, dirección, notas.</w:t>
       </w:r>
@@ -6971,14 +7418,12 @@
       <w:r>
         <w:rPr>
           <w:b/>
-          <w:sz w:val="21"/>
         </w:rPr>
         <w:t>MADERA (Trabajo Forestal):</w:t>
       </w:r>
       <w:r>
         <w:rPr>
           <w:b w:val="0"/>
-          <w:sz w:val="21"/>
         </w:rPr>
         <w:t xml:space="preserve"> id, nombre, contratante, segunda_parte, estado_contrato, permiso_forestal, fecha_vencimiento_permiso, ing_forestal, jefe_campamento, campamento, personal_asignado, maquinaria_asignada, obs_campamento, zona_extracción, punto_medio, fecha_inicio_tumba, fecha_llegada_punto_medio, obs_extracción, especie, nombre_común, nombre_científico, tipo_corte, grado_calidad, volumen, num_piezas, obs_clasificación, aserradero_destino, fecha_entrega_aserradero, responsable_recepción, precio_unitario, precio_venta, obs_entrega.</w:t>
       </w:r>
@@ -6991,14 +7436,12 @@
       <w:r>
         <w:rPr>
           <w:b/>
-          <w:sz w:val="21"/>
         </w:rPr>
         <w:t>MADERA_PERSONAL (relación N:M):</w:t>
       </w:r>
       <w:r>
         <w:rPr>
           <w:b w:val="0"/>
-          <w:sz w:val="21"/>
         </w:rPr>
         <w:t xml:space="preserve"> id, madera_id (FK), personal_id (FK). [Restricción UNIQUE en (madera_id, personal_id)]</w:t>
       </w:r>
@@ -7011,14 +7454,12 @@
       <w:r>
         <w:rPr>
           <w:b/>
-          <w:sz w:val="21"/>
         </w:rPr>
         <w:t>AUDIT_LOGS:</w:t>
       </w:r>
       <w:r>
         <w:rPr>
           <w:b w:val="0"/>
-          <w:sz w:val="21"/>
         </w:rPr>
         <w:t xml:space="preserve"> id, usuario, acción, tabla, registro_id, valores_anteriores (JSON), valores_nuevos (JSON), timestamp.</w:t>
       </w:r>
@@ -7031,14 +7472,12 @@
       <w:r>
         <w:rPr>
           <w:b/>
-          <w:sz w:val="21"/>
         </w:rPr>
         <w:t>CONFIG:</w:t>
       </w:r>
       <w:r>
         <w:rPr>
           <w:b w:val="0"/>
-          <w:sz w:val="21"/>
         </w:rPr>
         <w:t xml:space="preserve"> id, clave, valor, tipo, actualizado.</w:t>
       </w:r>
@@ -7051,14 +7490,12 @@
       <w:r>
         <w:rPr>
           <w:b/>
-          <w:sz w:val="21"/>
         </w:rPr>
         <w:t>USERS:</w:t>
       </w:r>
       <w:r>
         <w:rPr>
           <w:b w:val="0"/>
-          <w:sz w:val="21"/>
         </w:rPr>
         <w:t xml:space="preserve"> id, nombre, usuario (UNIQUE), password (hash bcrypt), rol, estado.</w:t>
       </w:r>
@@ -7068,7 +7505,7 @@
         <w:pBdr>
           <w:bottom w:val="single" w:sz="6" w:space="1" w:color="CCCCCC"/>
         </w:pBdr>
-        <w:spacing w:before="40" w:after="40"/>
+        <w:spacing w:before="20" w:after="20"/>
       </w:pPr>
     </w:p>
     <w:p>
@@ -7078,22 +7515,22 @@
       <w:r>
         <w:rPr>
           <w:b/>
-          <w:color w:val="5A5A5A"/>
-          <w:sz w:val="24"/>
+          <w:color w:val="555555"/>
+          <w:sz w:val="22"/>
         </w:rPr>
         <w:t>Modelo Lógico (Esquema Relacional)</w:t>
       </w:r>
     </w:p>
     <w:p>
       <w:pPr>
-        <w:spacing w:before="80" w:after="80"/>
-        <w:shd w:fill="F0F0F0" w:val="clear"/>
+        <w:spacing w:before="80" w:after="120"/>
+        <w:shd w:fill="EFEFEF" w:val="clear"/>
       </w:pPr>
       <w:r>
         <w:rPr>
           <w:rFonts w:ascii="Courier New" w:hAnsi="Courier New"/>
-          <w:color w:val="222222"/>
-          <w:sz w:val="17"/>
+          <w:color w:val="1A1A1A"/>
+          <w:sz w:val="16"/>
         </w:rPr>
         <w:t>-- Tabla de usuarios del sistema</w:t>
         <w:br/>
@@ -7444,8 +7881,66 @@
         <w:pBdr>
           <w:bottom w:val="single" w:sz="6" w:space="1" w:color="CCCCCC"/>
         </w:pBdr>
-        <w:spacing w:before="40" w:after="40"/>
-      </w:pPr>
+        <w:spacing w:before="20" w:after="20"/>
+      </w:pPr>
+    </w:p>
+    <w:p>
+      <w:pPr>
+        <w:spacing w:after="160"/>
+      </w:pPr>
+    </w:p>
+    <w:p>
+      <w:pPr>
+        <w:jc w:val="center"/>
+      </w:pPr>
+      <w:r>
+        <w:drawing>
+          <wp:inline xmlns:a="http://schemas.openxmlformats.org/drawingml/2006/main" xmlns:pic="http://schemas.openxmlformats.org/drawingml/2006/picture">
+            <wp:extent cx="5943600" cy="4343814"/>
+            <wp:docPr id="9" name="Picture 9"/>
+            <wp:cNvGraphicFramePr>
+              <a:graphicFrameLocks noChangeAspect="1"/>
+            </wp:cNvGraphicFramePr>
+            <a:graphic>
+              <a:graphicData uri="http://schemas.openxmlformats.org/drawingml/2006/picture">
+                <pic:pic>
+                  <pic:nvPicPr>
+                    <pic:cNvPr id="0" name="diagrama_er.png"/>
+                    <pic:cNvPicPr/>
+                  </pic:nvPicPr>
+                  <pic:blipFill>
+                    <a:blip r:embed="rId17"/>
+                    <a:stretch>
+                      <a:fillRect/>
+                    </a:stretch>
+                  </pic:blipFill>
+                  <pic:spPr>
+                    <a:xfrm>
+                      <a:off x="0" y="0"/>
+                      <a:ext cx="5943600" cy="4343814"/>
+                    </a:xfrm>
+                    <a:prstGeom prst="rect"/>
+                  </pic:spPr>
+                </pic:pic>
+              </a:graphicData>
+            </a:graphic>
+          </wp:inline>
+        </w:drawing>
+      </w:r>
+    </w:p>
+    <w:p>
+      <w:pPr>
+        <w:spacing w:after="240"/>
+        <w:jc w:val="center"/>
+      </w:pPr>
+      <w:r>
+        <w:rPr>
+          <w:i/>
+          <w:color w:val="555555"/>
+          <w:sz w:val="18"/>
+        </w:rPr>
+        <w:t>Figura 9 — Modelo Conceptual de Base de Datos (Diagrama de Clases)</w:t>
+      </w:r>
     </w:p>
     <w:p>
       <w:pPr>
@@ -7455,7 +7950,7 @@
         <w:rPr>
           <w:b/>
           <w:color w:val="2E744B"/>
-          <w:sz w:val="26"/>
+          <w:sz w:val="24"/>
         </w:rPr>
         <w:t>8.2 Diseño Específico de BD — Casos de Uso</w:t>
       </w:r>
@@ -7487,7 +7982,7 @@
         <w:tc>
           <w:tcPr>
             <w:tcW w:type="dxa" w:w="3041"/>
-            <w:shd w:fill="1A567A" w:color="auto" w:val="clear"/>
+            <w:shd w:fill="1A567A" w:val="clear"/>
           </w:tcPr>
           <w:p>
             <w:r>
@@ -7499,7 +7994,7 @@
               <w:rPr>
                 <w:b/>
                 <w:color w:val="FFFFFF"/>
-                <w:sz w:val="18"/>
+                <w:sz w:val="17"/>
               </w:rPr>
               <w:t>Caso de Uso</w:t>
             </w:r>
@@ -7508,7 +8003,7 @@
         <w:tc>
           <w:tcPr>
             <w:tcW w:type="dxa" w:w="3041"/>
-            <w:shd w:fill="1A567A" w:color="auto" w:val="clear"/>
+            <w:shd w:fill="1A567A" w:val="clear"/>
           </w:tcPr>
           <w:p>
             <w:r>
@@ -7520,7 +8015,7 @@
               <w:rPr>
                 <w:b/>
                 <w:color w:val="FFFFFF"/>
-                <w:sz w:val="18"/>
+                <w:sz w:val="17"/>
               </w:rPr>
               <w:t>Tablas Involucradas</w:t>
             </w:r>
@@ -7529,7 +8024,7 @@
         <w:tc>
           <w:tcPr>
             <w:tcW w:type="dxa" w:w="3041"/>
-            <w:shd w:fill="1A567A" w:color="auto" w:val="clear"/>
+            <w:shd w:fill="1A567A" w:val="clear"/>
           </w:tcPr>
           <w:p>
             <w:r>
@@ -7541,7 +8036,7 @@
               <w:rPr>
                 <w:b/>
                 <w:color w:val="FFFFFF"/>
-                <w:sz w:val="18"/>
+                <w:sz w:val="17"/>
               </w:rPr>
               <w:t>Operación BD</w:t>
             </w:r>
@@ -7558,7 +8053,7 @@
             <w:r>
               <w:rPr>
                 <w:b w:val="0"/>
-                <w:sz w:val="18"/>
+                <w:sz w:val="17"/>
               </w:rPr>
               <w:t>CU-01 Registrar Obra</w:t>
             </w:r>
@@ -7574,14 +8069,14 @@
               <w:rPr>
                 <w:rFonts w:ascii="Courier New" w:hAnsi="Courier New"/>
                 <w:b w:val="0"/>
-                <w:sz w:val="18"/>
+                <w:sz w:val="17"/>
               </w:rPr>
               <w:t>obras</w:t>
             </w:r>
             <w:r>
               <w:rPr>
                 <w:b w:val="0"/>
-                <w:sz w:val="18"/>
+                <w:sz w:val="17"/>
               </w:rPr>
               <w:t xml:space="preserve">, </w:t>
             </w:r>
@@ -7589,7 +8084,7 @@
               <w:rPr>
                 <w:rFonts w:ascii="Courier New" w:hAnsi="Courier New"/>
                 <w:b w:val="0"/>
-                <w:sz w:val="18"/>
+                <w:sz w:val="17"/>
               </w:rPr>
               <w:t>audit_logs</w:t>
             </w:r>
@@ -7604,7 +8099,7 @@
             <w:r>
               <w:rPr>
                 <w:b w:val="0"/>
-                <w:sz w:val="18"/>
+                <w:sz w:val="17"/>
               </w:rPr>
               <w:t>INSERT obras; INSERT audit_logs</w:t>
             </w:r>
@@ -7621,7 +8116,7 @@
             <w:r>
               <w:rPr>
                 <w:b w:val="0"/>
-                <w:sz w:val="18"/>
+                <w:sz w:val="17"/>
               </w:rPr>
               <w:t>CU-02 Actualizar Avance</w:t>
             </w:r>
@@ -7637,14 +8132,14 @@
               <w:rPr>
                 <w:rFonts w:ascii="Courier New" w:hAnsi="Courier New"/>
                 <w:b w:val="0"/>
-                <w:sz w:val="18"/>
+                <w:sz w:val="17"/>
               </w:rPr>
               <w:t>obras</w:t>
             </w:r>
             <w:r>
               <w:rPr>
                 <w:b w:val="0"/>
-                <w:sz w:val="18"/>
+                <w:sz w:val="17"/>
               </w:rPr>
               <w:t xml:space="preserve">, </w:t>
             </w:r>
@@ -7652,7 +8147,7 @@
               <w:rPr>
                 <w:rFonts w:ascii="Courier New" w:hAnsi="Courier New"/>
                 <w:b w:val="0"/>
-                <w:sz w:val="18"/>
+                <w:sz w:val="17"/>
               </w:rPr>
               <w:t>audit_logs</w:t>
             </w:r>
@@ -7667,7 +8162,7 @@
             <w:r>
               <w:rPr>
                 <w:b w:val="0"/>
-                <w:sz w:val="18"/>
+                <w:sz w:val="17"/>
               </w:rPr>
               <w:t>UPDATE obras SET avance; INSERT audit_logs</w:t>
             </w:r>
@@ -7684,7 +8179,7 @@
             <w:r>
               <w:rPr>
                 <w:b w:val="0"/>
-                <w:sz w:val="18"/>
+                <w:sz w:val="17"/>
               </w:rPr>
               <w:t>CU-03 Registrar Gastos</w:t>
             </w:r>
@@ -7700,14 +8195,14 @@
               <w:rPr>
                 <w:rFonts w:ascii="Courier New" w:hAnsi="Courier New"/>
                 <w:b w:val="0"/>
-                <w:sz w:val="18"/>
+                <w:sz w:val="17"/>
               </w:rPr>
               <w:t>obras</w:t>
             </w:r>
             <w:r>
               <w:rPr>
                 <w:b w:val="0"/>
-                <w:sz w:val="18"/>
+                <w:sz w:val="17"/>
               </w:rPr>
               <w:t xml:space="preserve">, </w:t>
             </w:r>
@@ -7715,7 +8210,7 @@
               <w:rPr>
                 <w:rFonts w:ascii="Courier New" w:hAnsi="Courier New"/>
                 <w:b w:val="0"/>
-                <w:sz w:val="18"/>
+                <w:sz w:val="17"/>
               </w:rPr>
               <w:t>audit_logs</w:t>
             </w:r>
@@ -7730,7 +8225,7 @@
             <w:r>
               <w:rPr>
                 <w:b w:val="0"/>
-                <w:sz w:val="18"/>
+                <w:sz w:val="17"/>
               </w:rPr>
               <w:t>UPDATE obras SET gasto_*; INSERT audit_logs</w:t>
             </w:r>
@@ -7747,7 +8242,7 @@
             <w:r>
               <w:rPr>
                 <w:b w:val="0"/>
-                <w:sz w:val="18"/>
+                <w:sz w:val="17"/>
               </w:rPr>
               <w:t>CU-04 Consultar Obras</w:t>
             </w:r>
@@ -7763,7 +8258,7 @@
               <w:rPr>
                 <w:rFonts w:ascii="Courier New" w:hAnsi="Courier New"/>
                 <w:b w:val="0"/>
-                <w:sz w:val="18"/>
+                <w:sz w:val="17"/>
               </w:rPr>
               <w:t>obras</w:t>
             </w:r>
@@ -7778,7 +8273,7 @@
             <w:r>
               <w:rPr>
                 <w:b w:val="0"/>
-                <w:sz w:val="18"/>
+                <w:sz w:val="17"/>
               </w:rPr>
               <w:t>SELECT * FROM obras</w:t>
             </w:r>
@@ -7795,7 +8290,7 @@
             <w:r>
               <w:rPr>
                 <w:b w:val="0"/>
-                <w:sz w:val="18"/>
+                <w:sz w:val="17"/>
               </w:rPr>
               <w:t>CU-05 Eliminar Obra</w:t>
             </w:r>
@@ -7811,14 +8306,14 @@
               <w:rPr>
                 <w:rFonts w:ascii="Courier New" w:hAnsi="Courier New"/>
                 <w:b w:val="0"/>
-                <w:sz w:val="18"/>
+                <w:sz w:val="17"/>
               </w:rPr>
               <w:t>obras</w:t>
             </w:r>
             <w:r>
               <w:rPr>
                 <w:b w:val="0"/>
-                <w:sz w:val="18"/>
+                <w:sz w:val="17"/>
               </w:rPr>
               <w:t xml:space="preserve">, </w:t>
             </w:r>
@@ -7826,7 +8321,7 @@
               <w:rPr>
                 <w:rFonts w:ascii="Courier New" w:hAnsi="Courier New"/>
                 <w:b w:val="0"/>
-                <w:sz w:val="18"/>
+                <w:sz w:val="17"/>
               </w:rPr>
               <w:t>audit_logs</w:t>
             </w:r>
@@ -7841,7 +8336,7 @@
             <w:r>
               <w:rPr>
                 <w:b w:val="0"/>
-                <w:sz w:val="18"/>
+                <w:sz w:val="17"/>
               </w:rPr>
               <w:t>DELETE obras; INSERT audit_logs</w:t>
             </w:r>
@@ -7858,7 +8353,7 @@
             <w:r>
               <w:rPr>
                 <w:b w:val="0"/>
-                <w:sz w:val="18"/>
+                <w:sz w:val="17"/>
               </w:rPr>
               <w:t>CU-06 Exportar Obras</w:t>
             </w:r>
@@ -7874,7 +8369,7 @@
               <w:rPr>
                 <w:rFonts w:ascii="Courier New" w:hAnsi="Courier New"/>
                 <w:b w:val="0"/>
-                <w:sz w:val="18"/>
+                <w:sz w:val="17"/>
               </w:rPr>
               <w:t>obras</w:t>
             </w:r>
@@ -7889,7 +8384,7 @@
             <w:r>
               <w:rPr>
                 <w:b w:val="0"/>
-                <w:sz w:val="18"/>
+                <w:sz w:val="17"/>
               </w:rPr>
               <w:t>SELECT * FROM obras</w:t>
             </w:r>
@@ -7906,7 +8401,7 @@
             <w:r>
               <w:rPr>
                 <w:b w:val="0"/>
-                <w:sz w:val="18"/>
+                <w:sz w:val="17"/>
               </w:rPr>
               <w:t>CU-08 Registrar Equipo</w:t>
             </w:r>
@@ -7922,14 +8417,14 @@
               <w:rPr>
                 <w:rFonts w:ascii="Courier New" w:hAnsi="Courier New"/>
                 <w:b w:val="0"/>
-                <w:sz w:val="18"/>
+                <w:sz w:val="17"/>
               </w:rPr>
               <w:t>maquinaria</w:t>
             </w:r>
             <w:r>
               <w:rPr>
                 <w:b w:val="0"/>
-                <w:sz w:val="18"/>
+                <w:sz w:val="17"/>
               </w:rPr>
               <w:t xml:space="preserve">, </w:t>
             </w:r>
@@ -7937,7 +8432,7 @@
               <w:rPr>
                 <w:rFonts w:ascii="Courier New" w:hAnsi="Courier New"/>
                 <w:b w:val="0"/>
-                <w:sz w:val="18"/>
+                <w:sz w:val="17"/>
               </w:rPr>
               <w:t>audit_logs</w:t>
             </w:r>
@@ -7952,7 +8447,7 @@
             <w:r>
               <w:rPr>
                 <w:b w:val="0"/>
-                <w:sz w:val="18"/>
+                <w:sz w:val="17"/>
               </w:rPr>
               <w:t>INSERT maquinaria; INSERT audit_logs</w:t>
             </w:r>
@@ -7969,7 +8464,7 @@
             <w:r>
               <w:rPr>
                 <w:b w:val="0"/>
-                <w:sz w:val="18"/>
+                <w:sz w:val="17"/>
               </w:rPr>
               <w:t>CU-09 Asignar Equipo a Obra</w:t>
             </w:r>
@@ -7985,14 +8480,14 @@
               <w:rPr>
                 <w:rFonts w:ascii="Courier New" w:hAnsi="Courier New"/>
                 <w:b w:val="0"/>
-                <w:sz w:val="18"/>
+                <w:sz w:val="17"/>
               </w:rPr>
               <w:t>maquinaria</w:t>
             </w:r>
             <w:r>
               <w:rPr>
                 <w:b w:val="0"/>
-                <w:sz w:val="18"/>
+                <w:sz w:val="17"/>
               </w:rPr>
               <w:t xml:space="preserve">, </w:t>
             </w:r>
@@ -8000,7 +8495,7 @@
               <w:rPr>
                 <w:rFonts w:ascii="Courier New" w:hAnsi="Courier New"/>
                 <w:b w:val="0"/>
-                <w:sz w:val="18"/>
+                <w:sz w:val="17"/>
               </w:rPr>
               <w:t>audit_logs</w:t>
             </w:r>
@@ -8015,7 +8510,7 @@
             <w:r>
               <w:rPr>
                 <w:b w:val="0"/>
-                <w:sz w:val="18"/>
+                <w:sz w:val="17"/>
               </w:rPr>
               <w:t>UPDATE maquinaria SET obra_asignada; INSERT audit_logs</w:t>
             </w:r>
@@ -8032,7 +8527,7 @@
             <w:r>
               <w:rPr>
                 <w:b w:val="0"/>
-                <w:sz w:val="18"/>
+                <w:sz w:val="17"/>
               </w:rPr>
               <w:t>CU-11 Programar Mantenimiento</w:t>
             </w:r>
@@ -8048,14 +8543,14 @@
               <w:rPr>
                 <w:rFonts w:ascii="Courier New" w:hAnsi="Courier New"/>
                 <w:b w:val="0"/>
-                <w:sz w:val="18"/>
+                <w:sz w:val="17"/>
               </w:rPr>
               <w:t>maquinaria</w:t>
             </w:r>
             <w:r>
               <w:rPr>
                 <w:b w:val="0"/>
-                <w:sz w:val="18"/>
+                <w:sz w:val="17"/>
               </w:rPr>
               <w:t xml:space="preserve">, </w:t>
             </w:r>
@@ -8063,7 +8558,7 @@
               <w:rPr>
                 <w:rFonts w:ascii="Courier New" w:hAnsi="Courier New"/>
                 <w:b w:val="0"/>
-                <w:sz w:val="18"/>
+                <w:sz w:val="17"/>
               </w:rPr>
               <w:t>audit_logs</w:t>
             </w:r>
@@ -8078,7 +8573,7 @@
             <w:r>
               <w:rPr>
                 <w:b w:val="0"/>
-                <w:sz w:val="18"/>
+                <w:sz w:val="17"/>
               </w:rPr>
               <w:t>UPDATE maquinaria SET mantenimiento_proximo; INSERT audit_logs</w:t>
             </w:r>
@@ -8095,7 +8590,7 @@
             <w:r>
               <w:rPr>
                 <w:b w:val="0"/>
-                <w:sz w:val="18"/>
+                <w:sz w:val="17"/>
               </w:rPr>
               <w:t>CU-12 Ver Alertas</w:t>
             </w:r>
@@ -8111,7 +8606,7 @@
               <w:rPr>
                 <w:rFonts w:ascii="Courier New" w:hAnsi="Courier New"/>
                 <w:b w:val="0"/>
-                <w:sz w:val="18"/>
+                <w:sz w:val="17"/>
               </w:rPr>
               <w:t>maquinaria</w:t>
             </w:r>
@@ -8126,7 +8621,7 @@
             <w:r>
               <w:rPr>
                 <w:b w:val="0"/>
-                <w:sz w:val="18"/>
+                <w:sz w:val="17"/>
               </w:rPr>
               <w:t>SELECT WHERE mantenimiento_proximo &lt;= fecha+14</w:t>
             </w:r>
@@ -8143,7 +8638,7 @@
             <w:r>
               <w:rPr>
                 <w:b w:val="0"/>
-                <w:sz w:val="18"/>
+                <w:sz w:val="17"/>
               </w:rPr>
               <w:t>CU-14 Registrar Empleado</w:t>
             </w:r>
@@ -8159,14 +8654,14 @@
               <w:rPr>
                 <w:rFonts w:ascii="Courier New" w:hAnsi="Courier New"/>
                 <w:b w:val="0"/>
-                <w:sz w:val="18"/>
+                <w:sz w:val="17"/>
               </w:rPr>
               <w:t>personal</w:t>
             </w:r>
             <w:r>
               <w:rPr>
                 <w:b w:val="0"/>
-                <w:sz w:val="18"/>
+                <w:sz w:val="17"/>
               </w:rPr>
               <w:t xml:space="preserve">, </w:t>
             </w:r>
@@ -8174,7 +8669,7 @@
               <w:rPr>
                 <w:rFonts w:ascii="Courier New" w:hAnsi="Courier New"/>
                 <w:b w:val="0"/>
-                <w:sz w:val="18"/>
+                <w:sz w:val="17"/>
               </w:rPr>
               <w:t>audit_logs</w:t>
             </w:r>
@@ -8189,7 +8684,7 @@
             <w:r>
               <w:rPr>
                 <w:b w:val="0"/>
-                <w:sz w:val="18"/>
+                <w:sz w:val="17"/>
               </w:rPr>
               <w:t>INSERT personal; INSERT audit_logs</w:t>
             </w:r>
@@ -8206,7 +8701,7 @@
             <w:r>
               <w:rPr>
                 <w:b w:val="0"/>
-                <w:sz w:val="18"/>
+                <w:sz w:val="17"/>
               </w:rPr>
               <w:t>CU-15 Actualizar Estado</w:t>
             </w:r>
@@ -8222,14 +8717,14 @@
               <w:rPr>
                 <w:rFonts w:ascii="Courier New" w:hAnsi="Courier New"/>
                 <w:b w:val="0"/>
-                <w:sz w:val="18"/>
+                <w:sz w:val="17"/>
               </w:rPr>
               <w:t>personal</w:t>
             </w:r>
             <w:r>
               <w:rPr>
                 <w:b w:val="0"/>
-                <w:sz w:val="18"/>
+                <w:sz w:val="17"/>
               </w:rPr>
               <w:t xml:space="preserve">, </w:t>
             </w:r>
@@ -8237,7 +8732,7 @@
               <w:rPr>
                 <w:rFonts w:ascii="Courier New" w:hAnsi="Courier New"/>
                 <w:b w:val="0"/>
-                <w:sz w:val="18"/>
+                <w:sz w:val="17"/>
               </w:rPr>
               <w:t>audit_logs</w:t>
             </w:r>
@@ -8252,7 +8747,7 @@
             <w:r>
               <w:rPr>
                 <w:b w:val="0"/>
-                <w:sz w:val="18"/>
+                <w:sz w:val="17"/>
               </w:rPr>
               <w:t>UPDATE personal SET estado; INSERT audit_logs</w:t>
             </w:r>
@@ -8269,7 +8764,7 @@
             <w:r>
               <w:rPr>
                 <w:b w:val="0"/>
-                <w:sz w:val="18"/>
+                <w:sz w:val="17"/>
               </w:rPr>
               <w:t>CU-20 Registrar Trabajo Forestal</w:t>
             </w:r>
@@ -8285,14 +8780,14 @@
               <w:rPr>
                 <w:rFonts w:ascii="Courier New" w:hAnsi="Courier New"/>
                 <w:b w:val="0"/>
-                <w:sz w:val="18"/>
+                <w:sz w:val="17"/>
               </w:rPr>
               <w:t>madera</w:t>
             </w:r>
             <w:r>
               <w:rPr>
                 <w:b w:val="0"/>
-                <w:sz w:val="18"/>
+                <w:sz w:val="17"/>
               </w:rPr>
               <w:t xml:space="preserve">, </w:t>
             </w:r>
@@ -8300,7 +8795,7 @@
               <w:rPr>
                 <w:rFonts w:ascii="Courier New" w:hAnsi="Courier New"/>
                 <w:b w:val="0"/>
-                <w:sz w:val="18"/>
+                <w:sz w:val="17"/>
               </w:rPr>
               <w:t>audit_logs</w:t>
             </w:r>
@@ -8315,7 +8810,7 @@
             <w:r>
               <w:rPr>
                 <w:b w:val="0"/>
-                <w:sz w:val="18"/>
+                <w:sz w:val="17"/>
               </w:rPr>
               <w:t>INSERT madera; INSERT audit_logs</w:t>
             </w:r>
@@ -8332,7 +8827,7 @@
             <w:r>
               <w:rPr>
                 <w:b w:val="0"/>
-                <w:sz w:val="18"/>
+                <w:sz w:val="17"/>
               </w:rPr>
               <w:t>CU-22 Asignar Personal</w:t>
             </w:r>
@@ -8348,14 +8843,14 @@
               <w:rPr>
                 <w:rFonts w:ascii="Courier New" w:hAnsi="Courier New"/>
                 <w:b w:val="0"/>
-                <w:sz w:val="18"/>
+                <w:sz w:val="17"/>
               </w:rPr>
               <w:t>madera_personal</w:t>
             </w:r>
             <w:r>
               <w:rPr>
                 <w:b w:val="0"/>
-                <w:sz w:val="18"/>
+                <w:sz w:val="17"/>
               </w:rPr>
               <w:t xml:space="preserve">, </w:t>
             </w:r>
@@ -8363,14 +8858,14 @@
               <w:rPr>
                 <w:rFonts w:ascii="Courier New" w:hAnsi="Courier New"/>
                 <w:b w:val="0"/>
-                <w:sz w:val="18"/>
+                <w:sz w:val="17"/>
               </w:rPr>
               <w:t>madera</w:t>
             </w:r>
             <w:r>
               <w:rPr>
                 <w:b w:val="0"/>
-                <w:sz w:val="18"/>
+                <w:sz w:val="17"/>
               </w:rPr>
               <w:t xml:space="preserve">, </w:t>
             </w:r>
@@ -8378,7 +8873,7 @@
               <w:rPr>
                 <w:rFonts w:ascii="Courier New" w:hAnsi="Courier New"/>
                 <w:b w:val="0"/>
-                <w:sz w:val="18"/>
+                <w:sz w:val="17"/>
               </w:rPr>
               <w:t>personal</w:t>
             </w:r>
@@ -8393,7 +8888,7 @@
             <w:r>
               <w:rPr>
                 <w:b w:val="0"/>
-                <w:sz w:val="18"/>
+                <w:sz w:val="17"/>
               </w:rPr>
               <w:t>DELETE/INSERT madera_personal</w:t>
             </w:r>
@@ -8410,7 +8905,7 @@
             <w:r>
               <w:rPr>
                 <w:b w:val="0"/>
-                <w:sz w:val="18"/>
+                <w:sz w:val="17"/>
               </w:rPr>
               <w:t>CU-26 Alerta Permiso</w:t>
             </w:r>
@@ -8426,7 +8921,7 @@
               <w:rPr>
                 <w:rFonts w:ascii="Courier New" w:hAnsi="Courier New"/>
                 <w:b w:val="0"/>
-                <w:sz w:val="18"/>
+                <w:sz w:val="17"/>
               </w:rPr>
               <w:t>madera</w:t>
             </w:r>
@@ -8441,7 +8936,7 @@
             <w:r>
               <w:rPr>
                 <w:b w:val="0"/>
-                <w:sz w:val="18"/>
+                <w:sz w:val="17"/>
               </w:rPr>
               <w:t>SELECT WHERE fecha_vencimiento_permiso &lt;= fecha+30</w:t>
             </w:r>
@@ -8458,7 +8953,7 @@
             <w:r>
               <w:rPr>
                 <w:b w:val="0"/>
-                <w:sz w:val="18"/>
+                <w:sz w:val="17"/>
               </w:rPr>
               <w:t>CU-27 Ver Totales Forestales</w:t>
             </w:r>
@@ -8474,7 +8969,7 @@
               <w:rPr>
                 <w:rFonts w:ascii="Courier New" w:hAnsi="Courier New"/>
                 <w:b w:val="0"/>
-                <w:sz w:val="18"/>
+                <w:sz w:val="17"/>
               </w:rPr>
               <w:t>madera</w:t>
             </w:r>
@@ -8489,7 +8984,7 @@
             <w:r>
               <w:rPr>
                 <w:b w:val="0"/>
-                <w:sz w:val="18"/>
+                <w:sz w:val="17"/>
               </w:rPr>
               <w:t>SELECT SUM(volumen), COUNT(*), ... FROM madera</w:t>
             </w:r>
@@ -8506,7 +9001,7 @@
             <w:r>
               <w:rPr>
                 <w:b w:val="0"/>
-                <w:sz w:val="18"/>
+                <w:sz w:val="17"/>
               </w:rPr>
               <w:t>Login/Auth</w:t>
             </w:r>
@@ -8522,7 +9017,7 @@
               <w:rPr>
                 <w:rFonts w:ascii="Courier New" w:hAnsi="Courier New"/>
                 <w:b w:val="0"/>
-                <w:sz w:val="18"/>
+                <w:sz w:val="17"/>
               </w:rPr>
               <w:t>users</w:t>
             </w:r>
@@ -8537,7 +9032,7 @@
             <w:r>
               <w:rPr>
                 <w:b w:val="0"/>
-                <w:sz w:val="18"/>
+                <w:sz w:val="17"/>
               </w:rPr>
               <w:t>SELECT WHERE usuario=? AND password=?</w:t>
             </w:r>
@@ -8554,7 +9049,7 @@
             <w:r>
               <w:rPr>
                 <w:b w:val="0"/>
-                <w:sz w:val="18"/>
+                <w:sz w:val="17"/>
               </w:rPr>
               <w:t>Auditoría automática</w:t>
             </w:r>
@@ -8570,7 +9065,7 @@
               <w:rPr>
                 <w:rFonts w:ascii="Courier New" w:hAnsi="Courier New"/>
                 <w:b w:val="0"/>
-                <w:sz w:val="18"/>
+                <w:sz w:val="17"/>
               </w:rPr>
               <w:t>audit_logs</w:t>
             </w:r>
@@ -8585,7 +9080,7 @@
             <w:r>
               <w:rPr>
                 <w:b w:val="0"/>
-                <w:sz w:val="18"/>
+                <w:sz w:val="17"/>
               </w:rPr>
               <w:t>INSERT (trigger en cada PUT/POST/DELETE)</w:t>
             </w:r>
@@ -8602,7 +9097,7 @@
             <w:r>
               <w:rPr>
                 <w:b w:val="0"/>
-                <w:sz w:val="18"/>
+                <w:sz w:val="17"/>
               </w:rPr>
               <w:t>CU-Backup</w:t>
             </w:r>
@@ -8617,7 +9112,7 @@
             <w:r>
               <w:rPr>
                 <w:b w:val="0"/>
-                <w:sz w:val="18"/>
+                <w:sz w:val="17"/>
               </w:rPr>
               <w:t>Sistema de archivos</w:t>
             </w:r>
@@ -8632,7 +9127,7 @@
             <w:r>
               <w:rPr>
                 <w:b w:val="0"/>
-                <w:sz w:val="18"/>
+                <w:sz w:val="17"/>
               </w:rPr>
               <w:t>Descarga del archivo .db</w:t>
             </w:r>
@@ -8649,7 +9144,7 @@
             <w:r>
               <w:rPr>
                 <w:b w:val="0"/>
-                <w:sz w:val="18"/>
+                <w:sz w:val="17"/>
               </w:rPr>
               <w:t>Configuración</w:t>
             </w:r>
@@ -8665,7 +9160,7 @@
               <w:rPr>
                 <w:rFonts w:ascii="Courier New" w:hAnsi="Courier New"/>
                 <w:b w:val="0"/>
-                <w:sz w:val="18"/>
+                <w:sz w:val="17"/>
               </w:rPr>
               <w:t>config</w:t>
             </w:r>
@@ -8680,7 +9175,7 @@
             <w:r>
               <w:rPr>
                 <w:b w:val="0"/>
-                <w:sz w:val="18"/>
+                <w:sz w:val="17"/>
               </w:rPr>
               <w:t>SELECT/INSERT ON CONFLICT UPDATE</w:t>
             </w:r>
@@ -8688,13 +9183,17 @@
         </w:tc>
       </w:tr>
     </w:tbl>
-    <w:p/>
+    <w:p>
+      <w:pPr>
+        <w:spacing w:after="120"/>
+      </w:pPr>
+    </w:p>
     <w:p>
       <w:pPr>
         <w:pBdr>
           <w:bottom w:val="single" w:sz="6" w:space="1" w:color="CCCCCC"/>
         </w:pBdr>
-        <w:spacing w:before="40" w:after="40"/>
+        <w:spacing w:before="20" w:after="20"/>
       </w:pPr>
     </w:p>
     <w:p>
@@ -8705,7 +9204,7 @@
         <w:rPr>
           <w:b/>
           <w:color w:val="2E744B"/>
-          <w:sz w:val="26"/>
+          <w:sz w:val="24"/>
         </w:rPr>
         <w:t>8.3 Diseño de Interfaces</w:t>
       </w:r>
@@ -8727,12 +9226,12 @@
         <w:pBdr>
           <w:bottom w:val="single" w:sz="6" w:space="1" w:color="CCCCCC"/>
         </w:pBdr>
-        <w:spacing w:before="40" w:after="40"/>
-      </w:pPr>
-    </w:p>
-    <w:p>
-      <w:pPr>
-        <w:spacing w:after="80"/>
+        <w:spacing w:before="20" w:after="20"/>
+      </w:pPr>
+    </w:p>
+    <w:p>
+      <w:pPr>
+        <w:spacing w:after="60"/>
       </w:pPr>
       <w:r>
         <w:rPr>
@@ -8760,12 +9259,12 @@
         <w:pBdr>
           <w:bottom w:val="single" w:sz="6" w:space="1" w:color="CCCCCC"/>
         </w:pBdr>
-        <w:spacing w:before="40" w:after="40"/>
-      </w:pPr>
-    </w:p>
-    <w:p>
-      <w:pPr>
-        <w:spacing w:after="80"/>
+        <w:spacing w:before="20" w:after="20"/>
+      </w:pPr>
+    </w:p>
+    <w:p>
+      <w:pPr>
+        <w:spacing w:after="60"/>
       </w:pPr>
       <w:r>
         <w:rPr>
@@ -8898,12 +9397,12 @@
         <w:pBdr>
           <w:bottom w:val="single" w:sz="6" w:space="1" w:color="CCCCCC"/>
         </w:pBdr>
-        <w:spacing w:before="40" w:after="40"/>
-      </w:pPr>
-    </w:p>
-    <w:p>
-      <w:pPr>
-        <w:spacing w:after="80"/>
+        <w:spacing w:before="20" w:after="20"/>
+      </w:pPr>
+    </w:p>
+    <w:p>
+      <w:pPr>
+        <w:spacing w:after="60"/>
       </w:pPr>
       <w:r>
         <w:rPr>
@@ -8984,12 +9483,12 @@
         <w:pBdr>
           <w:bottom w:val="single" w:sz="6" w:space="1" w:color="CCCCCC"/>
         </w:pBdr>
-        <w:spacing w:before="40" w:after="40"/>
-      </w:pPr>
-    </w:p>
-    <w:p>
-      <w:pPr>
-        <w:spacing w:after="80"/>
+        <w:spacing w:before="20" w:after="20"/>
+      </w:pPr>
+    </w:p>
+    <w:p>
+      <w:pPr>
+        <w:spacing w:after="60"/>
       </w:pPr>
       <w:r>
         <w:rPr>
@@ -9031,12 +9530,12 @@
         <w:pBdr>
           <w:bottom w:val="single" w:sz="6" w:space="1" w:color="CCCCCC"/>
         </w:pBdr>
-        <w:spacing w:before="40" w:after="40"/>
-      </w:pPr>
-    </w:p>
-    <w:p>
-      <w:pPr>
-        <w:spacing w:after="80"/>
+        <w:spacing w:before="20" w:after="20"/>
+      </w:pPr>
+    </w:p>
+    <w:p>
+      <w:pPr>
+        <w:spacing w:after="60"/>
       </w:pPr>
       <w:r>
         <w:rPr>
@@ -9091,12 +9590,12 @@
         <w:pBdr>
           <w:bottom w:val="single" w:sz="6" w:space="1" w:color="CCCCCC"/>
         </w:pBdr>
-        <w:spacing w:before="40" w:after="40"/>
-      </w:pPr>
-    </w:p>
-    <w:p>
-      <w:pPr>
-        <w:spacing w:after="80"/>
+        <w:spacing w:before="20" w:after="20"/>
+      </w:pPr>
+    </w:p>
+    <w:p>
+      <w:pPr>
+        <w:spacing w:after="60"/>
       </w:pPr>
       <w:r>
         <w:rPr>
@@ -9151,12 +9650,12 @@
         <w:pBdr>
           <w:bottom w:val="single" w:sz="6" w:space="1" w:color="CCCCCC"/>
         </w:pBdr>
-        <w:spacing w:before="40" w:after="40"/>
-      </w:pPr>
-    </w:p>
-    <w:p>
-      <w:pPr>
-        <w:spacing w:after="80"/>
+        <w:spacing w:before="20" w:after="20"/>
+      </w:pPr>
+    </w:p>
+    <w:p>
+      <w:pPr>
+        <w:spacing w:after="60"/>
       </w:pPr>
       <w:r>
         <w:rPr>
@@ -9211,12 +9710,12 @@
         <w:pBdr>
           <w:bottom w:val="single" w:sz="6" w:space="1" w:color="CCCCCC"/>
         </w:pBdr>
-        <w:spacing w:before="40" w:after="40"/>
-      </w:pPr>
-    </w:p>
-    <w:p>
-      <w:pPr>
-        <w:spacing w:after="80"/>
+        <w:spacing w:before="20" w:after="20"/>
+      </w:pPr>
+    </w:p>
+    <w:p>
+      <w:pPr>
+        <w:spacing w:after="60"/>
       </w:pPr>
       <w:r>
         <w:rPr>
@@ -9284,7 +9783,7 @@
         <w:pBdr>
           <w:bottom w:val="single" w:sz="6" w:space="1" w:color="CCCCCC"/>
         </w:pBdr>
-        <w:spacing w:before="40" w:after="40"/>
+        <w:spacing w:before="20" w:after="20"/>
       </w:pPr>
     </w:p>
     <w:p>
@@ -9295,7 +9794,7 @@
         <w:rPr>
           <w:b/>
           <w:color w:val="2E744B"/>
-          <w:sz w:val="26"/>
+          <w:sz w:val="24"/>
         </w:rPr>
         <w:t>8.4 Diseño de Arquitectura</w:t>
       </w:r>
@@ -9328,14 +9827,14 @@
     </w:p>
     <w:p>
       <w:pPr>
-        <w:spacing w:before="80" w:after="80"/>
-        <w:shd w:fill="F0F0F0" w:val="clear"/>
+        <w:spacing w:before="80" w:after="120"/>
+        <w:shd w:fill="EFEFEF" w:val="clear"/>
       </w:pPr>
       <w:r>
         <w:rPr>
           <w:rFonts w:ascii="Courier New" w:hAnsi="Courier New"/>
-          <w:color w:val="222222"/>
-          <w:sz w:val="17"/>
+          <w:color w:val="1A1A1A"/>
+          <w:sz w:val="16"/>
         </w:rPr>
         <w:t>┌─────────────────────────────────────────────────────────────┐</w:t>
         <w:br/>
@@ -9420,21 +9919,20 @@
         <w:rPr>
           <w:b/>
           <w:i w:val="0"/>
-          <w:color w:val="1A567A"/>
         </w:rPr>
         <w:t>Identificación de Paquetes (Módulos del Sistema)</w:t>
       </w:r>
     </w:p>
     <w:p>
       <w:pPr>
-        <w:spacing w:before="80" w:after="80"/>
-        <w:shd w:fill="F0F0F0" w:val="clear"/>
+        <w:spacing w:before="80" w:after="120"/>
+        <w:shd w:fill="EFEFEF" w:val="clear"/>
       </w:pPr>
       <w:r>
         <w:rPr>
           <w:rFonts w:ascii="Courier New" w:hAnsi="Courier New"/>
-          <w:color w:val="222222"/>
-          <w:sz w:val="17"/>
+          <w:color w:val="1A1A1A"/>
+          <w:sz w:val="16"/>
         </w:rPr>
         <w:t>alisar-gestion/</w:t>
         <w:br/>
@@ -9530,8 +10028,66 @@
         <w:pBdr>
           <w:bottom w:val="single" w:sz="6" w:space="1" w:color="CCCCCC"/>
         </w:pBdr>
-        <w:spacing w:before="40" w:after="40"/>
-      </w:pPr>
+        <w:spacing w:before="20" w:after="20"/>
+      </w:pPr>
+    </w:p>
+    <w:p>
+      <w:pPr>
+        <w:spacing w:after="160"/>
+      </w:pPr>
+    </w:p>
+    <w:p>
+      <w:pPr>
+        <w:jc w:val="center"/>
+      </w:pPr>
+      <w:r>
+        <w:drawing>
+          <wp:inline xmlns:a="http://schemas.openxmlformats.org/drawingml/2006/main" xmlns:pic="http://schemas.openxmlformats.org/drawingml/2006/picture">
+            <wp:extent cx="5943600" cy="4227246"/>
+            <wp:docPr id="10" name="Picture 10"/>
+            <wp:cNvGraphicFramePr>
+              <a:graphicFrameLocks noChangeAspect="1"/>
+            </wp:cNvGraphicFramePr>
+            <a:graphic>
+              <a:graphicData uri="http://schemas.openxmlformats.org/drawingml/2006/picture">
+                <pic:pic>
+                  <pic:nvPicPr>
+                    <pic:cNvPr id="0" name="diagrama_arquitectura.png"/>
+                    <pic:cNvPicPr/>
+                  </pic:nvPicPr>
+                  <pic:blipFill>
+                    <a:blip r:embed="rId18"/>
+                    <a:stretch>
+                      <a:fillRect/>
+                    </a:stretch>
+                  </pic:blipFill>
+                  <pic:spPr>
+                    <a:xfrm>
+                      <a:off x="0" y="0"/>
+                      <a:ext cx="5943600" cy="4227246"/>
+                    </a:xfrm>
+                    <a:prstGeom prst="rect"/>
+                  </pic:spPr>
+                </pic:pic>
+              </a:graphicData>
+            </a:graphic>
+          </wp:inline>
+        </w:drawing>
+      </w:r>
+    </w:p>
+    <w:p>
+      <w:pPr>
+        <w:spacing w:after="240"/>
+        <w:jc w:val="center"/>
+      </w:pPr>
+      <w:r>
+        <w:rPr>
+          <w:i/>
+          <w:color w:val="555555"/>
+          <w:sz w:val="18"/>
+        </w:rPr>
+        <w:t>Figura 10 — Diagrama de Arquitectura de Tres Capas</w:t>
+      </w:r>
     </w:p>
     <w:p>
       <w:pPr>
@@ -9541,7 +10097,7 @@
         <w:rPr>
           <w:b/>
           <w:color w:val="1A567A"/>
-          <w:sz w:val="30"/>
+          <w:sz w:val="28"/>
         </w:rPr>
         <w:t>9. Desarrollo (Codificación – Programación)</w:t>
       </w:r>
@@ -9554,7 +10110,7 @@
         <w:rPr>
           <w:b/>
           <w:color w:val="2E744B"/>
-          <w:sz w:val="26"/>
+          <w:sz w:val="24"/>
         </w:rPr>
         <w:t>9.1 Herramientas Utilizadas</w:t>
       </w:r>
@@ -9575,7 +10131,7 @@
         <w:tc>
           <w:tcPr>
             <w:tcW w:type="dxa" w:w="2280"/>
-            <w:shd w:fill="1A567A" w:color="auto" w:val="clear"/>
+            <w:shd w:fill="1A567A" w:val="clear"/>
           </w:tcPr>
           <w:p>
             <w:r>
@@ -9587,7 +10143,7 @@
               <w:rPr>
                 <w:b/>
                 <w:color w:val="FFFFFF"/>
-                <w:sz w:val="18"/>
+                <w:sz w:val="17"/>
               </w:rPr>
               <w:t>Categoría</w:t>
             </w:r>
@@ -9596,7 +10152,7 @@
         <w:tc>
           <w:tcPr>
             <w:tcW w:type="dxa" w:w="2280"/>
-            <w:shd w:fill="1A567A" w:color="auto" w:val="clear"/>
+            <w:shd w:fill="1A567A" w:val="clear"/>
           </w:tcPr>
           <w:p>
             <w:r>
@@ -9608,7 +10164,7 @@
               <w:rPr>
                 <w:b/>
                 <w:color w:val="FFFFFF"/>
-                <w:sz w:val="18"/>
+                <w:sz w:val="17"/>
               </w:rPr>
               <w:t>Herramienta</w:t>
             </w:r>
@@ -9617,7 +10173,7 @@
         <w:tc>
           <w:tcPr>
             <w:tcW w:type="dxa" w:w="2280"/>
-            <w:shd w:fill="1A567A" w:color="auto" w:val="clear"/>
+            <w:shd w:fill="1A567A" w:val="clear"/>
           </w:tcPr>
           <w:p>
             <w:r>
@@ -9629,7 +10185,7 @@
               <w:rPr>
                 <w:b/>
                 <w:color w:val="FFFFFF"/>
-                <w:sz w:val="18"/>
+                <w:sz w:val="17"/>
               </w:rPr>
               <w:t>Versión</w:t>
             </w:r>
@@ -9638,7 +10194,7 @@
         <w:tc>
           <w:tcPr>
             <w:tcW w:type="dxa" w:w="2280"/>
-            <w:shd w:fill="1A567A" w:color="auto" w:val="clear"/>
+            <w:shd w:fill="1A567A" w:val="clear"/>
           </w:tcPr>
           <w:p>
             <w:r>
@@ -9650,7 +10206,7 @@
               <w:rPr>
                 <w:b/>
                 <w:color w:val="FFFFFF"/>
-                <w:sz w:val="18"/>
+                <w:sz w:val="17"/>
               </w:rPr>
               <w:t>Uso</w:t>
             </w:r>
@@ -9667,7 +10223,7 @@
             <w:r>
               <w:rPr>
                 <w:b/>
-                <w:sz w:val="18"/>
+                <w:sz w:val="17"/>
               </w:rPr>
               <w:t>IDE</w:t>
             </w:r>
@@ -9682,7 +10238,7 @@
             <w:r>
               <w:rPr>
                 <w:b w:val="0"/>
-                <w:sz w:val="18"/>
+                <w:sz w:val="17"/>
               </w:rPr>
               <w:t>Visual Studio Code</w:t>
             </w:r>
@@ -9697,7 +10253,7 @@
             <w:r>
               <w:rPr>
                 <w:b w:val="0"/>
-                <w:sz w:val="18"/>
+                <w:sz w:val="17"/>
               </w:rPr>
               <w:t>1.90+</w:t>
             </w:r>
@@ -9712,7 +10268,7 @@
             <w:r>
               <w:rPr>
                 <w:b w:val="0"/>
-                <w:sz w:val="18"/>
+                <w:sz w:val="17"/>
               </w:rPr>
               <w:t>Entorno de desarrollo principal</w:t>
             </w:r>
@@ -9729,7 +10285,7 @@
             <w:r>
               <w:rPr>
                 <w:b/>
-                <w:sz w:val="18"/>
+                <w:sz w:val="17"/>
               </w:rPr>
               <w:t>Runtime</w:t>
             </w:r>
@@ -9744,7 +10300,7 @@
             <w:r>
               <w:rPr>
                 <w:b w:val="0"/>
-                <w:sz w:val="18"/>
+                <w:sz w:val="17"/>
               </w:rPr>
               <w:t>Node.js</w:t>
             </w:r>
@@ -9759,7 +10315,7 @@
             <w:r>
               <w:rPr>
                 <w:b w:val="0"/>
-                <w:sz w:val="18"/>
+                <w:sz w:val="17"/>
               </w:rPr>
               <w:t>v18 LTS</w:t>
             </w:r>
@@ -9774,7 +10330,7 @@
             <w:r>
               <w:rPr>
                 <w:b w:val="0"/>
-                <w:sz w:val="18"/>
+                <w:sz w:val="17"/>
               </w:rPr>
               <w:t>Ejecución del servidor backend</w:t>
             </w:r>
@@ -9791,7 +10347,7 @@
             <w:r>
               <w:rPr>
                 <w:b/>
-                <w:sz w:val="18"/>
+                <w:sz w:val="17"/>
               </w:rPr>
               <w:t>Gestor de paquetes</w:t>
             </w:r>
@@ -9806,7 +10362,7 @@
             <w:r>
               <w:rPr>
                 <w:b w:val="0"/>
-                <w:sz w:val="18"/>
+                <w:sz w:val="17"/>
               </w:rPr>
               <w:t>npm</w:t>
             </w:r>
@@ -9821,7 +10377,7 @@
             <w:r>
               <w:rPr>
                 <w:b w:val="0"/>
-                <w:sz w:val="18"/>
+                <w:sz w:val="17"/>
               </w:rPr>
               <w:t>v9+</w:t>
             </w:r>
@@ -9836,7 +10392,7 @@
             <w:r>
               <w:rPr>
                 <w:b w:val="0"/>
-                <w:sz w:val="18"/>
+                <w:sz w:val="17"/>
               </w:rPr>
               <w:t>Gestión de dependencias</w:t>
             </w:r>
@@ -9853,7 +10409,7 @@
             <w:r>
               <w:rPr>
                 <w:b/>
-                <w:sz w:val="18"/>
+                <w:sz w:val="17"/>
               </w:rPr>
               <w:t>Framework Frontend</w:t>
             </w:r>
@@ -9868,7 +10424,7 @@
             <w:r>
               <w:rPr>
                 <w:b w:val="0"/>
-                <w:sz w:val="18"/>
+                <w:sz w:val="17"/>
               </w:rPr>
               <w:t>React.js</w:t>
             </w:r>
@@ -9883,7 +10439,7 @@
             <w:r>
               <w:rPr>
                 <w:b w:val="0"/>
-                <w:sz w:val="18"/>
+                <w:sz w:val="17"/>
               </w:rPr>
               <w:t>18.2</w:t>
             </w:r>
@@ -9898,7 +10454,7 @@
             <w:r>
               <w:rPr>
                 <w:b w:val="0"/>
-                <w:sz w:val="18"/>
+                <w:sz w:val="17"/>
               </w:rPr>
               <w:t>Interfaz de usuario (SPA)</w:t>
             </w:r>
@@ -9915,7 +10471,7 @@
             <w:r>
               <w:rPr>
                 <w:b/>
-                <w:sz w:val="18"/>
+                <w:sz w:val="17"/>
               </w:rPr>
               <w:t>Enrutamiento</w:t>
             </w:r>
@@ -9930,7 +10486,7 @@
             <w:r>
               <w:rPr>
                 <w:b w:val="0"/>
-                <w:sz w:val="18"/>
+                <w:sz w:val="17"/>
               </w:rPr>
               <w:t>React Router DOM</w:t>
             </w:r>
@@ -9945,7 +10501,7 @@
             <w:r>
               <w:rPr>
                 <w:b w:val="0"/>
-                <w:sz w:val="18"/>
+                <w:sz w:val="17"/>
               </w:rPr>
               <w:t>v6</w:t>
             </w:r>
@@ -9960,7 +10516,7 @@
             <w:r>
               <w:rPr>
                 <w:b w:val="0"/>
-                <w:sz w:val="18"/>
+                <w:sz w:val="17"/>
               </w:rPr>
               <w:t>Navegación entre módulos</w:t>
             </w:r>
@@ -9977,7 +10533,7 @@
             <w:r>
               <w:rPr>
                 <w:b/>
-                <w:sz w:val="18"/>
+                <w:sz w:val="17"/>
               </w:rPr>
               <w:t>Framework Backend</w:t>
             </w:r>
@@ -9992,7 +10548,7 @@
             <w:r>
               <w:rPr>
                 <w:b w:val="0"/>
-                <w:sz w:val="18"/>
+                <w:sz w:val="17"/>
               </w:rPr>
               <w:t>Express.js</w:t>
             </w:r>
@@ -10007,7 +10563,7 @@
             <w:r>
               <w:rPr>
                 <w:b w:val="0"/>
-                <w:sz w:val="18"/>
+                <w:sz w:val="17"/>
               </w:rPr>
               <w:t>4.18</w:t>
             </w:r>
@@ -10022,7 +10578,7 @@
             <w:r>
               <w:rPr>
                 <w:b w:val="0"/>
-                <w:sz w:val="18"/>
+                <w:sz w:val="17"/>
               </w:rPr>
               <w:t>API REST del servidor</w:t>
             </w:r>
@@ -10039,7 +10595,7 @@
             <w:r>
               <w:rPr>
                 <w:b/>
-                <w:sz w:val="18"/>
+                <w:sz w:val="17"/>
               </w:rPr>
               <w:t>Base de Datos</w:t>
             </w:r>
@@ -10054,7 +10610,7 @@
             <w:r>
               <w:rPr>
                 <w:b w:val="0"/>
-                <w:sz w:val="18"/>
+                <w:sz w:val="17"/>
               </w:rPr>
               <w:t>SQLite3 + sqlite</w:t>
             </w:r>
@@ -10069,7 +10625,7 @@
             <w:r>
               <w:rPr>
                 <w:b w:val="0"/>
-                <w:sz w:val="18"/>
+                <w:sz w:val="17"/>
               </w:rPr>
               <w:t>5.x / 0.x</w:t>
             </w:r>
@@ -10084,7 +10640,7 @@
             <w:r>
               <w:rPr>
                 <w:b w:val="0"/>
-                <w:sz w:val="18"/>
+                <w:sz w:val="17"/>
               </w:rPr>
               <w:t>Motor de base de datos relacional</w:t>
             </w:r>
@@ -10101,7 +10657,7 @@
             <w:r>
               <w:rPr>
                 <w:b/>
-                <w:sz w:val="18"/>
+                <w:sz w:val="17"/>
               </w:rPr>
               <w:t>Autenticación</w:t>
             </w:r>
@@ -10116,7 +10672,7 @@
             <w:r>
               <w:rPr>
                 <w:b w:val="0"/>
-                <w:sz w:val="18"/>
+                <w:sz w:val="17"/>
               </w:rPr>
               <w:t>jsonwebtoken (JWT)</w:t>
             </w:r>
@@ -10131,7 +10687,7 @@
             <w:r>
               <w:rPr>
                 <w:b w:val="0"/>
-                <w:sz w:val="18"/>
+                <w:sz w:val="17"/>
               </w:rPr>
               <w:t>9.x</w:t>
             </w:r>
@@ -10146,7 +10702,7 @@
             <w:r>
               <w:rPr>
                 <w:b w:val="0"/>
-                <w:sz w:val="18"/>
+                <w:sz w:val="17"/>
               </w:rPr>
               <w:t>Tokens de sesión seguros</w:t>
             </w:r>
@@ -10163,7 +10719,7 @@
             <w:r>
               <w:rPr>
                 <w:b/>
-                <w:sz w:val="18"/>
+                <w:sz w:val="17"/>
               </w:rPr>
               <w:t>Encriptación</w:t>
             </w:r>
@@ -10178,7 +10734,7 @@
             <w:r>
               <w:rPr>
                 <w:b w:val="0"/>
-                <w:sz w:val="18"/>
+                <w:sz w:val="17"/>
               </w:rPr>
               <w:t>bcrypt</w:t>
             </w:r>
@@ -10193,7 +10749,7 @@
             <w:r>
               <w:rPr>
                 <w:b w:val="0"/>
-                <w:sz w:val="18"/>
+                <w:sz w:val="17"/>
               </w:rPr>
               <w:t>5.x</w:t>
             </w:r>
@@ -10208,7 +10764,7 @@
             <w:r>
               <w:rPr>
                 <w:b w:val="0"/>
-                <w:sz w:val="18"/>
+                <w:sz w:val="17"/>
               </w:rPr>
               <w:t>Hash de contraseñas</w:t>
             </w:r>
@@ -10225,7 +10781,7 @@
             <w:r>
               <w:rPr>
                 <w:b/>
-                <w:sz w:val="18"/>
+                <w:sz w:val="17"/>
               </w:rPr>
               <w:t>Reportes PDF</w:t>
             </w:r>
@@ -10240,7 +10796,7 @@
             <w:r>
               <w:rPr>
                 <w:b w:val="0"/>
-                <w:sz w:val="18"/>
+                <w:sz w:val="17"/>
               </w:rPr>
               <w:t>jsPDF</w:t>
             </w:r>
@@ -10255,7 +10811,7 @@
             <w:r>
               <w:rPr>
                 <w:b w:val="0"/>
-                <w:sz w:val="18"/>
+                <w:sz w:val="17"/>
               </w:rPr>
               <w:t>2.x</w:t>
             </w:r>
@@ -10270,7 +10826,7 @@
             <w:r>
               <w:rPr>
                 <w:b w:val="0"/>
-                <w:sz w:val="18"/>
+                <w:sz w:val="17"/>
               </w:rPr>
               <w:t>Generación de documentos PDF</w:t>
             </w:r>
@@ -10287,7 +10843,7 @@
             <w:r>
               <w:rPr>
                 <w:b/>
-                <w:sz w:val="18"/>
+                <w:sz w:val="17"/>
               </w:rPr>
               <w:t>Captura HTML</w:t>
             </w:r>
@@ -10302,7 +10858,7 @@
             <w:r>
               <w:rPr>
                 <w:b w:val="0"/>
-                <w:sz w:val="18"/>
+                <w:sz w:val="17"/>
               </w:rPr>
               <w:t>html2canvas</w:t>
             </w:r>
@@ -10317,7 +10873,7 @@
             <w:r>
               <w:rPr>
                 <w:b w:val="0"/>
-                <w:sz w:val="18"/>
+                <w:sz w:val="17"/>
               </w:rPr>
               <w:t>1.x</w:t>
             </w:r>
@@ -10332,7 +10888,7 @@
             <w:r>
               <w:rPr>
                 <w:b w:val="0"/>
-                <w:sz w:val="18"/>
+                <w:sz w:val="17"/>
               </w:rPr>
               <w:t>Conversión HTML a imagen para PDF</w:t>
             </w:r>
@@ -10349,7 +10905,7 @@
             <w:r>
               <w:rPr>
                 <w:b/>
-                <w:sz w:val="18"/>
+                <w:sz w:val="17"/>
               </w:rPr>
               <w:t>Exportación Excel</w:t>
             </w:r>
@@ -10364,7 +10920,7 @@
             <w:r>
               <w:rPr>
                 <w:b w:val="0"/>
-                <w:sz w:val="18"/>
+                <w:sz w:val="17"/>
               </w:rPr>
               <w:t>XLSX (SheetJS)</w:t>
             </w:r>
@@ -10379,7 +10935,7 @@
             <w:r>
               <w:rPr>
                 <w:b w:val="0"/>
-                <w:sz w:val="18"/>
+                <w:sz w:val="17"/>
               </w:rPr>
               <w:t>0.18</w:t>
             </w:r>
@@ -10394,7 +10950,7 @@
             <w:r>
               <w:rPr>
                 <w:b w:val="0"/>
-                <w:sz w:val="18"/>
+                <w:sz w:val="17"/>
               </w:rPr>
               <w:t>Generación de archivos Excel</w:t>
             </w:r>
@@ -10411,7 +10967,7 @@
             <w:r>
               <w:rPr>
                 <w:b/>
-                <w:sz w:val="18"/>
+                <w:sz w:val="17"/>
               </w:rPr>
               <w:t>Gráficos</w:t>
             </w:r>
@@ -10426,7 +10982,7 @@
             <w:r>
               <w:rPr>
                 <w:b w:val="0"/>
-                <w:sz w:val="18"/>
+                <w:sz w:val="17"/>
               </w:rPr>
               <w:t>Recharts</w:t>
             </w:r>
@@ -10441,7 +10997,7 @@
             <w:r>
               <w:rPr>
                 <w:b w:val="0"/>
-                <w:sz w:val="18"/>
+                <w:sz w:val="17"/>
               </w:rPr>
               <w:t>2.x</w:t>
             </w:r>
@@ -10456,7 +11012,7 @@
             <w:r>
               <w:rPr>
                 <w:b w:val="0"/>
-                <w:sz w:val="18"/>
+                <w:sz w:val="17"/>
               </w:rPr>
               <w:t>Gráficos interactivos en Dashboard</w:t>
             </w:r>
@@ -10473,7 +11029,7 @@
             <w:r>
               <w:rPr>
                 <w:b/>
-                <w:sz w:val="18"/>
+                <w:sz w:val="17"/>
               </w:rPr>
               <w:t>Iconografía</w:t>
             </w:r>
@@ -10488,7 +11044,7 @@
             <w:r>
               <w:rPr>
                 <w:b w:val="0"/>
-                <w:sz w:val="18"/>
+                <w:sz w:val="17"/>
               </w:rPr>
               <w:t>Lucide React</w:t>
             </w:r>
@@ -10503,7 +11059,7 @@
             <w:r>
               <w:rPr>
                 <w:b w:val="0"/>
-                <w:sz w:val="18"/>
+                <w:sz w:val="17"/>
               </w:rPr>
               <w:t>0.x</w:t>
             </w:r>
@@ -10518,7 +11074,7 @@
             <w:r>
               <w:rPr>
                 <w:b w:val="0"/>
-                <w:sz w:val="18"/>
+                <w:sz w:val="17"/>
               </w:rPr>
               <w:t>Íconos vectoriales en la interfaz</w:t>
             </w:r>
@@ -10535,7 +11091,7 @@
             <w:r>
               <w:rPr>
                 <w:b/>
-                <w:sz w:val="18"/>
+                <w:sz w:val="17"/>
               </w:rPr>
               <w:t>Control de versiones</w:t>
             </w:r>
@@ -10550,7 +11106,7 @@
             <w:r>
               <w:rPr>
                 <w:b w:val="0"/>
-                <w:sz w:val="18"/>
+                <w:sz w:val="17"/>
               </w:rPr>
               <w:t>Git</w:t>
             </w:r>
@@ -10565,7 +11121,7 @@
             <w:r>
               <w:rPr>
                 <w:b w:val="0"/>
-                <w:sz w:val="18"/>
+                <w:sz w:val="17"/>
               </w:rPr>
               <w:t>2.x</w:t>
             </w:r>
@@ -10580,7 +11136,7 @@
             <w:r>
               <w:rPr>
                 <w:b w:val="0"/>
-                <w:sz w:val="18"/>
+                <w:sz w:val="17"/>
               </w:rPr>
               <w:t>Control de versiones del proyecto</w:t>
             </w:r>
@@ -10597,7 +11153,7 @@
             <w:r>
               <w:rPr>
                 <w:b/>
-                <w:sz w:val="18"/>
+                <w:sz w:val="17"/>
               </w:rPr>
               <w:t>Plataforma Git</w:t>
             </w:r>
@@ -10612,7 +11168,7 @@
             <w:r>
               <w:rPr>
                 <w:b w:val="0"/>
-                <w:sz w:val="18"/>
+                <w:sz w:val="17"/>
               </w:rPr>
               <w:t>GitHub</w:t>
             </w:r>
@@ -10627,7 +11183,7 @@
             <w:r>
               <w:rPr>
                 <w:b w:val="0"/>
-                <w:sz w:val="18"/>
+                <w:sz w:val="17"/>
               </w:rPr>
               <w:t>—</w:t>
             </w:r>
@@ -10642,7 +11198,7 @@
             <w:r>
               <w:rPr>
                 <w:b w:val="0"/>
-                <w:sz w:val="18"/>
+                <w:sz w:val="17"/>
               </w:rPr>
               <w:t>Repositorio remoto</w:t>
             </w:r>
@@ -10659,7 +11215,7 @@
             <w:r>
               <w:rPr>
                 <w:b/>
-                <w:sz w:val="18"/>
+                <w:sz w:val="17"/>
               </w:rPr>
               <w:t>CORS</w:t>
             </w:r>
@@ -10674,7 +11230,7 @@
             <w:r>
               <w:rPr>
                 <w:b w:val="0"/>
-                <w:sz w:val="18"/>
+                <w:sz w:val="17"/>
               </w:rPr>
               <w:t>cors (npm)</w:t>
             </w:r>
@@ -10689,7 +11245,7 @@
             <w:r>
               <w:rPr>
                 <w:b w:val="0"/>
-                <w:sz w:val="18"/>
+                <w:sz w:val="17"/>
               </w:rPr>
               <w:t>2.x</w:t>
             </w:r>
@@ -10704,7 +11260,7 @@
             <w:r>
               <w:rPr>
                 <w:b w:val="0"/>
-                <w:sz w:val="18"/>
+                <w:sz w:val="17"/>
               </w:rPr>
               <w:t>Gestión de peticiones cross-origin</w:t>
             </w:r>
@@ -10721,7 +11277,7 @@
             <w:r>
               <w:rPr>
                 <w:b/>
-                <w:sz w:val="18"/>
+                <w:sz w:val="17"/>
               </w:rPr>
               <w:t>Variables de entorno</w:t>
             </w:r>
@@ -10736,7 +11292,7 @@
             <w:r>
               <w:rPr>
                 <w:b w:val="0"/>
-                <w:sz w:val="18"/>
+                <w:sz w:val="17"/>
               </w:rPr>
               <w:t>dotenv</w:t>
             </w:r>
@@ -10751,7 +11307,7 @@
             <w:r>
               <w:rPr>
                 <w:b w:val="0"/>
-                <w:sz w:val="18"/>
+                <w:sz w:val="17"/>
               </w:rPr>
               <w:t>16.x</w:t>
             </w:r>
@@ -10766,7 +11322,7 @@
             <w:r>
               <w:rPr>
                 <w:b w:val="0"/>
-                <w:sz w:val="18"/>
+                <w:sz w:val="17"/>
               </w:rPr>
               <w:t>Configuración del entorno backend</w:t>
             </w:r>
@@ -10774,13 +11330,17 @@
         </w:tc>
       </w:tr>
     </w:tbl>
-    <w:p/>
+    <w:p>
+      <w:pPr>
+        <w:spacing w:after="120"/>
+      </w:pPr>
+    </w:p>
     <w:p>
       <w:pPr>
         <w:pBdr>
           <w:bottom w:val="single" w:sz="6" w:space="1" w:color="CCCCCC"/>
         </w:pBdr>
-        <w:spacing w:before="40" w:after="40"/>
+        <w:spacing w:before="20" w:after="20"/>
       </w:pPr>
     </w:p>
     <w:p>
@@ -10791,7 +11351,7 @@
         <w:rPr>
           <w:b/>
           <w:color w:val="2E744B"/>
-          <w:sz w:val="26"/>
+          <w:sz w:val="24"/>
         </w:rPr>
         <w:t>9.2 Codificación del Sistema</w:t>
       </w:r>
@@ -10803,8 +11363,8 @@
       <w:r>
         <w:rPr>
           <w:b/>
-          <w:color w:val="5A5A5A"/>
-          <w:sz w:val="24"/>
+          <w:color w:val="555555"/>
+          <w:sz w:val="22"/>
         </w:rPr>
         <w:t>Creación de la Base de Datos — `backend/db/init.js`</w:t>
       </w:r>
@@ -10825,7 +11385,7 @@
           <w:rFonts w:ascii="Courier New" w:hAnsi="Courier New"/>
           <w:b w:val="0"/>
           <w:i w:val="0"/>
-          <w:sz w:val="19"/>
+          <w:sz w:val="18"/>
         </w:rPr>
         <w:t>addCol()</w:t>
       </w:r>
@@ -10839,14 +11399,14 @@
     </w:p>
     <w:p>
       <w:pPr>
-        <w:spacing w:before="80" w:after="80"/>
-        <w:shd w:fill="F0F0F0" w:val="clear"/>
+        <w:spacing w:before="80" w:after="120"/>
+        <w:shd w:fill="EFEFEF" w:val="clear"/>
       </w:pPr>
       <w:r>
         <w:rPr>
           <w:rFonts w:ascii="Courier New" w:hAnsi="Courier New"/>
-          <w:color w:val="222222"/>
-          <w:sz w:val="17"/>
+          <w:color w:val="1A1A1A"/>
+          <w:sz w:val="16"/>
         </w:rPr>
         <w:t>// Función de migración segura — agrega columna solo si no existe</w:t>
         <w:br/>
@@ -10895,7 +11455,7 @@
         <w:pBdr>
           <w:bottom w:val="single" w:sz="6" w:space="1" w:color="CCCCCC"/>
         </w:pBdr>
-        <w:spacing w:before="40" w:after="40"/>
+        <w:spacing w:before="20" w:after="20"/>
       </w:pPr>
     </w:p>
     <w:p>
@@ -10905,8 +11465,8 @@
       <w:r>
         <w:rPr>
           <w:b/>
-          <w:color w:val="5A5A5A"/>
-          <w:sz w:val="24"/>
+          <w:color w:val="555555"/>
+          <w:sz w:val="22"/>
         </w:rPr>
         <w:t>Hook CRUD Genérico — `frontend/src/hooks/useCRUD.js`</w:t>
       </w:r>
@@ -10925,14 +11485,14 @@
     </w:p>
     <w:p>
       <w:pPr>
-        <w:spacing w:before="80" w:after="80"/>
-        <w:shd w:fill="F0F0F0" w:val="clear"/>
+        <w:spacing w:before="80" w:after="120"/>
+        <w:shd w:fill="EFEFEF" w:val="clear"/>
       </w:pPr>
       <w:r>
         <w:rPr>
           <w:rFonts w:ascii="Courier New" w:hAnsi="Courier New"/>
-          <w:color w:val="222222"/>
-          <w:sz w:val="17"/>
+          <w:color w:val="1A1A1A"/>
+          <w:sz w:val="16"/>
         </w:rPr>
         <w:t>export const useCRUD = (serviceGet, serviceCreate, serviceUpdate, serviceDelete) =&gt; {</w:t>
         <w:br/>
@@ -11006,7 +11566,7 @@
         <w:pBdr>
           <w:bottom w:val="single" w:sz="6" w:space="1" w:color="CCCCCC"/>
         </w:pBdr>
-        <w:spacing w:before="40" w:after="40"/>
+        <w:spacing w:before="20" w:after="20"/>
       </w:pPr>
     </w:p>
     <w:p>
@@ -11016,8 +11576,8 @@
       <w:r>
         <w:rPr>
           <w:b/>
-          <w:color w:val="5A5A5A"/>
-          <w:sz w:val="24"/>
+          <w:color w:val="555555"/>
+          <w:sz w:val="22"/>
         </w:rPr>
         <w:t>Ruta Backend — Control Forestal con relación N:M — `backend/routes/madera.js`</w:t>
       </w:r>
@@ -11036,14 +11596,14 @@
     </w:p>
     <w:p>
       <w:pPr>
-        <w:spacing w:before="80" w:after="80"/>
-        <w:shd w:fill="F0F0F0" w:val="clear"/>
+        <w:spacing w:before="80" w:after="120"/>
+        <w:shd w:fill="EFEFEF" w:val="clear"/>
       </w:pPr>
       <w:r>
         <w:rPr>
           <w:rFonts w:ascii="Courier New" w:hAnsi="Courier New"/>
-          <w:color w:val="222222"/>
-          <w:sz w:val="17"/>
+          <w:color w:val="1A1A1A"/>
+          <w:sz w:val="16"/>
         </w:rPr>
         <w:t>// Función auxiliar: sincroniza el personal asignado a un trabajo forestal</w:t>
         <w:br/>
@@ -11104,7 +11664,7 @@
         <w:pBdr>
           <w:bottom w:val="single" w:sz="6" w:space="1" w:color="CCCCCC"/>
         </w:pBdr>
-        <w:spacing w:before="40" w:after="40"/>
+        <w:spacing w:before="20" w:after="20"/>
       </w:pPr>
     </w:p>
     <w:p>
@@ -11114,8 +11674,8 @@
       <w:r>
         <w:rPr>
           <w:b/>
-          <w:color w:val="5A5A5A"/>
-          <w:sz w:val="24"/>
+          <w:color w:val="555555"/>
+          <w:sz w:val="22"/>
         </w:rPr>
         <w:t>Generación de Fichas PDF Individuales — `frontend/src/utils/reportGenerator.js`</w:t>
       </w:r>
@@ -11134,14 +11694,14 @@
     </w:p>
     <w:p>
       <w:pPr>
-        <w:spacing w:before="80" w:after="80"/>
-        <w:shd w:fill="F0F0F0" w:val="clear"/>
+        <w:spacing w:before="80" w:after="120"/>
+        <w:shd w:fill="EFEFEF" w:val="clear"/>
       </w:pPr>
       <w:r>
         <w:rPr>
           <w:rFonts w:ascii="Courier New" w:hAnsi="Courier New"/>
-          <w:color w:val="222222"/>
-          <w:sz w:val="17"/>
+          <w:color w:val="1A1A1A"/>
+          <w:sz w:val="16"/>
         </w:rPr>
         <w:t>export const generateFichaIndividual = (tipo, registro) =&gt; {</w:t>
         <w:br/>
@@ -11221,7 +11781,7 @@
         <w:pBdr>
           <w:bottom w:val="single" w:sz="6" w:space="1" w:color="CCCCCC"/>
         </w:pBdr>
-        <w:spacing w:before="40" w:after="40"/>
+        <w:spacing w:before="20" w:after="20"/>
       </w:pPr>
     </w:p>
     <w:p>
@@ -11231,8 +11791,8 @@
       <w:r>
         <w:rPr>
           <w:b/>
-          <w:color w:val="5A5A5A"/>
-          <w:sz w:val="24"/>
+          <w:color w:val="555555"/>
+          <w:sz w:val="22"/>
         </w:rPr>
         <w:t>Alerta de Permisos Forestales en Interfaz — `frontend/src/components/Madera.js`</w:t>
       </w:r>
@@ -11251,14 +11811,14 @@
     </w:p>
     <w:p>
       <w:pPr>
-        <w:spacing w:before="80" w:after="80"/>
-        <w:shd w:fill="F0F0F0" w:val="clear"/>
+        <w:spacing w:before="80" w:after="120"/>
+        <w:shd w:fill="EFEFEF" w:val="clear"/>
       </w:pPr>
       <w:r>
         <w:rPr>
           <w:rFonts w:ascii="Courier New" w:hAnsi="Courier New"/>
-          <w:color w:val="222222"/>
-          <w:sz w:val="17"/>
+          <w:color w:val="1A1A1A"/>
+          <w:sz w:val="16"/>
         </w:rPr>
         <w:t>// Evaluación de alerta de permiso por tarjeta</w:t>
         <w:br/>
@@ -11311,7 +11871,7 @@
         <w:pBdr>
           <w:bottom w:val="single" w:sz="6" w:space="1" w:color="CCCCCC"/>
         </w:pBdr>
-        <w:spacing w:before="40" w:after="40"/>
+        <w:spacing w:before="20" w:after="20"/>
       </w:pPr>
     </w:p>
     <w:p>
@@ -11321,22 +11881,22 @@
       <w:r>
         <w:rPr>
           <w:b/>
-          <w:color w:val="5A5A5A"/>
-          <w:sz w:val="24"/>
+          <w:color w:val="555555"/>
+          <w:sz w:val="22"/>
         </w:rPr>
         <w:t>Middleware de Autenticación JWT — `backend/middleware/auth.js`</w:t>
       </w:r>
     </w:p>
     <w:p>
       <w:pPr>
-        <w:spacing w:before="80" w:after="80"/>
-        <w:shd w:fill="F0F0F0" w:val="clear"/>
+        <w:spacing w:before="80" w:after="120"/>
+        <w:shd w:fill="EFEFEF" w:val="clear"/>
       </w:pPr>
       <w:r>
         <w:rPr>
           <w:rFonts w:ascii="Courier New" w:hAnsi="Courier New"/>
-          <w:color w:val="222222"/>
-          <w:sz w:val="17"/>
+          <w:color w:val="1A1A1A"/>
+          <w:sz w:val="16"/>
         </w:rPr>
         <w:t>const jwt = require('jsonwebtoken');</w:t>
         <w:br/>
@@ -11380,7 +11940,7 @@
         <w:pBdr>
           <w:bottom w:val="single" w:sz="6" w:space="1" w:color="CCCCCC"/>
         </w:pBdr>
-        <w:spacing w:before="40" w:after="40"/>
+        <w:spacing w:before="20" w:after="20"/>
       </w:pPr>
     </w:p>
     <w:p>
@@ -11391,7 +11951,7 @@
         <w:rPr>
           <w:b/>
           <w:color w:val="1A567A"/>
-          <w:sz w:val="30"/>
+          <w:sz w:val="28"/>
         </w:rPr>
         <w:t>10. Pruebas</w:t>
       </w:r>
@@ -11404,7 +11964,7 @@
         <w:rPr>
           <w:b/>
           <w:color w:val="2E744B"/>
-          <w:sz w:val="26"/>
+          <w:sz w:val="24"/>
         </w:rPr>
         <w:t>Pruebas Unitarias — Validación de módulos individuales</w:t>
       </w:r>
@@ -11428,7 +11988,7 @@
         <w:tc>
           <w:tcPr>
             <w:tcW w:type="dxa" w:w="1303"/>
-            <w:shd w:fill="1A567A" w:color="auto" w:val="clear"/>
+            <w:shd w:fill="1A567A" w:val="clear"/>
           </w:tcPr>
           <w:p>
             <w:r>
@@ -11440,7 +12000,7 @@
               <w:rPr>
                 <w:b/>
                 <w:color w:val="FFFFFF"/>
-                <w:sz w:val="18"/>
+                <w:sz w:val="17"/>
               </w:rPr>
               <w:t>ID</w:t>
             </w:r>
@@ -11449,7 +12009,7 @@
         <w:tc>
           <w:tcPr>
             <w:tcW w:type="dxa" w:w="1303"/>
-            <w:shd w:fill="1A567A" w:color="auto" w:val="clear"/>
+            <w:shd w:fill="1A567A" w:val="clear"/>
           </w:tcPr>
           <w:p>
             <w:r>
@@ -11461,7 +12021,7 @@
               <w:rPr>
                 <w:b/>
                 <w:color w:val="FFFFFF"/>
-                <w:sz w:val="18"/>
+                <w:sz w:val="17"/>
               </w:rPr>
               <w:t>Módulo</w:t>
             </w:r>
@@ -11470,7 +12030,7 @@
         <w:tc>
           <w:tcPr>
             <w:tcW w:type="dxa" w:w="1303"/>
-            <w:shd w:fill="1A567A" w:color="auto" w:val="clear"/>
+            <w:shd w:fill="1A567A" w:val="clear"/>
           </w:tcPr>
           <w:p>
             <w:r>
@@ -11482,7 +12042,7 @@
               <w:rPr>
                 <w:b/>
                 <w:color w:val="FFFFFF"/>
-                <w:sz w:val="18"/>
+                <w:sz w:val="17"/>
               </w:rPr>
               <w:t>Caso de Prueba</w:t>
             </w:r>
@@ -11491,7 +12051,7 @@
         <w:tc>
           <w:tcPr>
             <w:tcW w:type="dxa" w:w="1303"/>
-            <w:shd w:fill="1A567A" w:color="auto" w:val="clear"/>
+            <w:shd w:fill="1A567A" w:val="clear"/>
           </w:tcPr>
           <w:p>
             <w:r>
@@ -11503,7 +12063,7 @@
               <w:rPr>
                 <w:b/>
                 <w:color w:val="FFFFFF"/>
-                <w:sz w:val="18"/>
+                <w:sz w:val="17"/>
               </w:rPr>
               <w:t>Datos de Entrada</w:t>
             </w:r>
@@ -11512,7 +12072,7 @@
         <w:tc>
           <w:tcPr>
             <w:tcW w:type="dxa" w:w="1303"/>
-            <w:shd w:fill="1A567A" w:color="auto" w:val="clear"/>
+            <w:shd w:fill="1A567A" w:val="clear"/>
           </w:tcPr>
           <w:p>
             <w:r>
@@ -11524,7 +12084,7 @@
               <w:rPr>
                 <w:b/>
                 <w:color w:val="FFFFFF"/>
-                <w:sz w:val="18"/>
+                <w:sz w:val="17"/>
               </w:rPr>
               <w:t>Resultado Esperado</w:t>
             </w:r>
@@ -11533,7 +12093,7 @@
         <w:tc>
           <w:tcPr>
             <w:tcW w:type="dxa" w:w="1303"/>
-            <w:shd w:fill="1A567A" w:color="auto" w:val="clear"/>
+            <w:shd w:fill="1A567A" w:val="clear"/>
           </w:tcPr>
           <w:p>
             <w:r>
@@ -11545,7 +12105,7 @@
               <w:rPr>
                 <w:b/>
                 <w:color w:val="FFFFFF"/>
-                <w:sz w:val="18"/>
+                <w:sz w:val="17"/>
               </w:rPr>
               <w:t>Resultado Obtenido</w:t>
             </w:r>
@@ -11554,7 +12114,7 @@
         <w:tc>
           <w:tcPr>
             <w:tcW w:type="dxa" w:w="1303"/>
-            <w:shd w:fill="1A567A" w:color="auto" w:val="clear"/>
+            <w:shd w:fill="1A567A" w:val="clear"/>
           </w:tcPr>
           <w:p>
             <w:r>
@@ -11566,7 +12126,7 @@
               <w:rPr>
                 <w:b/>
                 <w:color w:val="FFFFFF"/>
-                <w:sz w:val="18"/>
+                <w:sz w:val="17"/>
               </w:rPr>
               <w:t>Estado</w:t>
             </w:r>
@@ -11583,7 +12143,7 @@
             <w:r>
               <w:rPr>
                 <w:b w:val="0"/>
-                <w:sz w:val="18"/>
+                <w:sz w:val="17"/>
               </w:rPr>
               <w:t>PU-01</w:t>
             </w:r>
@@ -11598,7 +12158,7 @@
             <w:r>
               <w:rPr>
                 <w:b w:val="0"/>
-                <w:sz w:val="18"/>
+                <w:sz w:val="17"/>
               </w:rPr>
               <w:t>Login</w:t>
             </w:r>
@@ -11613,7 +12173,7 @@
             <w:r>
               <w:rPr>
                 <w:b w:val="0"/>
-                <w:sz w:val="18"/>
+                <w:sz w:val="17"/>
               </w:rPr>
               <w:t>Usuario y contraseña válidos</w:t>
             </w:r>
@@ -11628,7 +12188,7 @@
             <w:r>
               <w:rPr>
                 <w:b w:val="0"/>
-                <w:sz w:val="18"/>
+                <w:sz w:val="17"/>
               </w:rPr>
               <w:t>usuario: "admin", password: "1234"</w:t>
             </w:r>
@@ -11643,7 +12203,7 @@
             <w:r>
               <w:rPr>
                 <w:b w:val="0"/>
-                <w:sz w:val="18"/>
+                <w:sz w:val="17"/>
               </w:rPr>
               <w:t>Redirige al Dashboard con token JWT</w:t>
             </w:r>
@@ -11658,7 +12218,7 @@
             <w:r>
               <w:rPr>
                 <w:b w:val="0"/>
-                <w:sz w:val="18"/>
+                <w:sz w:val="17"/>
               </w:rPr>
               <w:t>Redirige correctamente al Dashboard</w:t>
             </w:r>
@@ -11673,7 +12233,7 @@
             <w:r>
               <w:rPr>
                 <w:b w:val="0"/>
-                <w:sz w:val="18"/>
+                <w:sz w:val="17"/>
               </w:rPr>
               <w:t>✅ PASÓ</w:t>
             </w:r>
@@ -11690,7 +12250,7 @@
             <w:r>
               <w:rPr>
                 <w:b w:val="0"/>
-                <w:sz w:val="18"/>
+                <w:sz w:val="17"/>
               </w:rPr>
               <w:t>PU-02</w:t>
             </w:r>
@@ -11705,7 +12265,7 @@
             <w:r>
               <w:rPr>
                 <w:b w:val="0"/>
-                <w:sz w:val="18"/>
+                <w:sz w:val="17"/>
               </w:rPr>
               <w:t>Login</w:t>
             </w:r>
@@ -11720,7 +12280,7 @@
             <w:r>
               <w:rPr>
                 <w:b w:val="0"/>
-                <w:sz w:val="18"/>
+                <w:sz w:val="17"/>
               </w:rPr>
               <w:t>Contraseña incorrecta</w:t>
             </w:r>
@@ -11735,7 +12295,7 @@
             <w:r>
               <w:rPr>
                 <w:b w:val="0"/>
-                <w:sz w:val="18"/>
+                <w:sz w:val="17"/>
               </w:rPr>
               <w:t>usuario: "admin", password: "xxxx"</w:t>
             </w:r>
@@ -11750,7 +12310,7 @@
             <w:r>
               <w:rPr>
                 <w:b w:val="0"/>
-                <w:sz w:val="18"/>
+                <w:sz w:val="17"/>
               </w:rPr>
               <w:t>Mensaje de error "Credenciales incorrectas"</w:t>
             </w:r>
@@ -11765,7 +12325,7 @@
             <w:r>
               <w:rPr>
                 <w:b w:val="0"/>
-                <w:sz w:val="18"/>
+                <w:sz w:val="17"/>
               </w:rPr>
               <w:t>Muestra mensaje de error en rojo</w:t>
             </w:r>
@@ -11780,7 +12340,7 @@
             <w:r>
               <w:rPr>
                 <w:b w:val="0"/>
-                <w:sz w:val="18"/>
+                <w:sz w:val="17"/>
               </w:rPr>
               <w:t>✅ PASÓ</w:t>
             </w:r>
@@ -11797,7 +12357,7 @@
             <w:r>
               <w:rPr>
                 <w:b w:val="0"/>
-                <w:sz w:val="18"/>
+                <w:sz w:val="17"/>
               </w:rPr>
               <w:t>PU-03</w:t>
             </w:r>
@@ -11812,7 +12372,7 @@
             <w:r>
               <w:rPr>
                 <w:b w:val="0"/>
-                <w:sz w:val="18"/>
+                <w:sz w:val="17"/>
               </w:rPr>
               <w:t>Obras</w:t>
             </w:r>
@@ -11827,7 +12387,7 @@
             <w:r>
               <w:rPr>
                 <w:b w:val="0"/>
-                <w:sz w:val="18"/>
+                <w:sz w:val="17"/>
               </w:rPr>
               <w:t>Crear obra sin nombre</w:t>
             </w:r>
@@ -11842,7 +12402,7 @@
             <w:r>
               <w:rPr>
                 <w:b w:val="0"/>
-                <w:sz w:val="18"/>
+                <w:sz w:val="17"/>
               </w:rPr>
               <w:t>nombre: ""</w:t>
             </w:r>
@@ -11857,7 +12417,7 @@
             <w:r>
               <w:rPr>
                 <w:b w:val="0"/>
-                <w:sz w:val="18"/>
+                <w:sz w:val="17"/>
               </w:rPr>
               <w:t>Error de validación "Nombre requerido"</w:t>
             </w:r>
@@ -11872,7 +12432,7 @@
             <w:r>
               <w:rPr>
                 <w:b w:val="0"/>
-                <w:sz w:val="18"/>
+                <w:sz w:val="17"/>
               </w:rPr>
               <w:t>Banner rojo con mensaje de error visible</w:t>
             </w:r>
@@ -11887,7 +12447,7 @@
             <w:r>
               <w:rPr>
                 <w:b w:val="0"/>
-                <w:sz w:val="18"/>
+                <w:sz w:val="17"/>
               </w:rPr>
               <w:t>✅ PASÓ</w:t>
             </w:r>
@@ -11904,7 +12464,7 @@
             <w:r>
               <w:rPr>
                 <w:b w:val="0"/>
-                <w:sz w:val="18"/>
+                <w:sz w:val="17"/>
               </w:rPr>
               <w:t>PU-04</w:t>
             </w:r>
@@ -11919,7 +12479,7 @@
             <w:r>
               <w:rPr>
                 <w:b w:val="0"/>
-                <w:sz w:val="18"/>
+                <w:sz w:val="17"/>
               </w:rPr>
               <w:t>Obras</w:t>
             </w:r>
@@ -11934,7 +12494,7 @@
             <w:r>
               <w:rPr>
                 <w:b w:val="0"/>
-                <w:sz w:val="18"/>
+                <w:sz w:val="17"/>
               </w:rPr>
               <w:t>Crear obra con avance &gt; 100</w:t>
             </w:r>
@@ -11949,7 +12509,7 @@
             <w:r>
               <w:rPr>
                 <w:b w:val="0"/>
-                <w:sz w:val="18"/>
+                <w:sz w:val="17"/>
               </w:rPr>
               <w:t>avance: 150</w:t>
             </w:r>
@@ -11964,7 +12524,7 @@
             <w:r>
               <w:rPr>
                 <w:b w:val="0"/>
-                <w:sz w:val="18"/>
+                <w:sz w:val="17"/>
               </w:rPr>
               <w:t>Error "El avance debe ser entre 0 y 100"</w:t>
             </w:r>
@@ -11979,7 +12539,7 @@
             <w:r>
               <w:rPr>
                 <w:b w:val="0"/>
-                <w:sz w:val="18"/>
+                <w:sz w:val="17"/>
               </w:rPr>
               <w:t>Backend rechaza con status 400</w:t>
             </w:r>
@@ -11994,7 +12554,7 @@
             <w:r>
               <w:rPr>
                 <w:b w:val="0"/>
-                <w:sz w:val="18"/>
+                <w:sz w:val="17"/>
               </w:rPr>
               <w:t>✅ PASÓ</w:t>
             </w:r>
@@ -12011,7 +12571,7 @@
             <w:r>
               <w:rPr>
                 <w:b w:val="0"/>
-                <w:sz w:val="18"/>
+                <w:sz w:val="17"/>
               </w:rPr>
               <w:t>PU-05</w:t>
             </w:r>
@@ -12026,7 +12586,7 @@
             <w:r>
               <w:rPr>
                 <w:b w:val="0"/>
-                <w:sz w:val="18"/>
+                <w:sz w:val="17"/>
               </w:rPr>
               <w:t>Maquinaria</w:t>
             </w:r>
@@ -12041,7 +12601,7 @@
             <w:r>
               <w:rPr>
                 <w:b w:val="0"/>
-                <w:sz w:val="18"/>
+                <w:sz w:val="17"/>
               </w:rPr>
               <w:t>Crear equipo con estado Operativo</w:t>
             </w:r>
@@ -12056,7 +12616,7 @@
             <w:r>
               <w:rPr>
                 <w:b w:val="0"/>
-                <w:sz w:val="18"/>
+                <w:sz w:val="17"/>
               </w:rPr>
               <w:t>estado: "Operativo"</w:t>
             </w:r>
@@ -12071,7 +12631,7 @@
             <w:r>
               <w:rPr>
                 <w:b w:val="0"/>
-                <w:sz w:val="18"/>
+                <w:sz w:val="17"/>
               </w:rPr>
               <w:t>Badge verde en la tarjeta</w:t>
             </w:r>
@@ -12086,7 +12646,7 @@
             <w:r>
               <w:rPr>
                 <w:b w:val="0"/>
-                <w:sz w:val="18"/>
+                <w:sz w:val="17"/>
               </w:rPr>
               <w:t>Badge verde muestra "Operativo"</w:t>
             </w:r>
@@ -12101,7 +12661,7 @@
             <w:r>
               <w:rPr>
                 <w:b w:val="0"/>
-                <w:sz w:val="18"/>
+                <w:sz w:val="17"/>
               </w:rPr>
               <w:t>✅ PASÓ</w:t>
             </w:r>
@@ -12118,7 +12678,7 @@
             <w:r>
               <w:rPr>
                 <w:b w:val="0"/>
-                <w:sz w:val="18"/>
+                <w:sz w:val="17"/>
               </w:rPr>
               <w:t>PU-06</w:t>
             </w:r>
@@ -12133,7 +12693,7 @@
             <w:r>
               <w:rPr>
                 <w:b w:val="0"/>
-                <w:sz w:val="18"/>
+                <w:sz w:val="17"/>
               </w:rPr>
               <w:t>Personal</w:t>
             </w:r>
@@ -12148,7 +12708,7 @@
             <w:r>
               <w:rPr>
                 <w:b w:val="0"/>
-                <w:sz w:val="18"/>
+                <w:sz w:val="17"/>
               </w:rPr>
               <w:t>Crear empleado sin nombre</w:t>
             </w:r>
@@ -12163,7 +12723,7 @@
             <w:r>
               <w:rPr>
                 <w:b w:val="0"/>
-                <w:sz w:val="18"/>
+                <w:sz w:val="17"/>
               </w:rPr>
               <w:t>nombre: ""</w:t>
             </w:r>
@@ -12178,7 +12738,7 @@
             <w:r>
               <w:rPr>
                 <w:b w:val="0"/>
-                <w:sz w:val="18"/>
+                <w:sz w:val="17"/>
               </w:rPr>
               <w:t>Error "Nombre requerido"</w:t>
             </w:r>
@@ -12193,7 +12753,7 @@
             <w:r>
               <w:rPr>
                 <w:b w:val="0"/>
-                <w:sz w:val="18"/>
+                <w:sz w:val="17"/>
               </w:rPr>
               <w:t>Error mostrado en formulario</w:t>
             </w:r>
@@ -12208,7 +12768,7 @@
             <w:r>
               <w:rPr>
                 <w:b w:val="0"/>
-                <w:sz w:val="18"/>
+                <w:sz w:val="17"/>
               </w:rPr>
               <w:t>✅ PASÓ</w:t>
             </w:r>
@@ -12225,7 +12785,7 @@
             <w:r>
               <w:rPr>
                 <w:b w:val="0"/>
-                <w:sz w:val="18"/>
+                <w:sz w:val="17"/>
               </w:rPr>
               <w:t>PU-07</w:t>
             </w:r>
@@ -12240,7 +12800,7 @@
             <w:r>
               <w:rPr>
                 <w:b w:val="0"/>
-                <w:sz w:val="18"/>
+                <w:sz w:val="17"/>
               </w:rPr>
               <w:t>Personal</w:t>
             </w:r>
@@ -12255,7 +12815,7 @@
             <w:r>
               <w:rPr>
                 <w:b w:val="0"/>
-                <w:sz w:val="18"/>
+                <w:sz w:val="17"/>
               </w:rPr>
               <w:t>Búsqueda por cargo</w:t>
             </w:r>
@@ -12270,7 +12830,7 @@
             <w:r>
               <w:rPr>
                 <w:b w:val="0"/>
-                <w:sz w:val="18"/>
+                <w:sz w:val="17"/>
               </w:rPr>
               <w:t>Buscar: "Operador"</w:t>
             </w:r>
@@ -12285,7 +12845,7 @@
             <w:r>
               <w:rPr>
                 <w:b w:val="0"/>
-                <w:sz w:val="18"/>
+                <w:sz w:val="17"/>
               </w:rPr>
               <w:t>Lista filtrada solo con operadores</w:t>
             </w:r>
@@ -12300,7 +12860,7 @@
             <w:r>
               <w:rPr>
                 <w:b w:val="0"/>
-                <w:sz w:val="18"/>
+                <w:sz w:val="17"/>
               </w:rPr>
               <w:t>Filtra correctamente por cargo</w:t>
             </w:r>
@@ -12315,7 +12875,7 @@
             <w:r>
               <w:rPr>
                 <w:b w:val="0"/>
-                <w:sz w:val="18"/>
+                <w:sz w:val="17"/>
               </w:rPr>
               <w:t>✅ PASÓ</w:t>
             </w:r>
@@ -12332,7 +12892,7 @@
             <w:r>
               <w:rPr>
                 <w:b w:val="0"/>
-                <w:sz w:val="18"/>
+                <w:sz w:val="17"/>
               </w:rPr>
               <w:t>PU-08</w:t>
             </w:r>
@@ -12347,7 +12907,7 @@
             <w:r>
               <w:rPr>
                 <w:b w:val="0"/>
-                <w:sz w:val="18"/>
+                <w:sz w:val="17"/>
               </w:rPr>
               <w:t>Madera</w:t>
             </w:r>
@@ -12362,7 +12922,7 @@
             <w:r>
               <w:rPr>
                 <w:b w:val="0"/>
-                <w:sz w:val="18"/>
+                <w:sz w:val="17"/>
               </w:rPr>
               <w:t>Crear rodeo con nombre</w:t>
             </w:r>
@@ -12377,7 +12937,7 @@
             <w:r>
               <w:rPr>
                 <w:b w:val="0"/>
-                <w:sz w:val="18"/>
+                <w:sz w:val="17"/>
               </w:rPr>
               <w:t>nombre: "Contrato Norte 01"</w:t>
             </w:r>
@@ -12392,7 +12952,7 @@
             <w:r>
               <w:rPr>
                 <w:b w:val="0"/>
-                <w:sz w:val="18"/>
+                <w:sz w:val="17"/>
               </w:rPr>
               <w:t>Registro creado exitosamente</w:t>
             </w:r>
@@ -12407,7 +12967,7 @@
             <w:r>
               <w:rPr>
                 <w:b w:val="0"/>
-                <w:sz w:val="18"/>
+                <w:sz w:val="17"/>
               </w:rPr>
               <w:t>Toast verde "Registrado correctamente"</w:t>
             </w:r>
@@ -12422,7 +12982,7 @@
             <w:r>
               <w:rPr>
                 <w:b w:val="0"/>
-                <w:sz w:val="18"/>
+                <w:sz w:val="17"/>
               </w:rPr>
               <w:t>✅ PASÓ</w:t>
             </w:r>
@@ -12439,7 +12999,7 @@
             <w:r>
               <w:rPr>
                 <w:b w:val="0"/>
-                <w:sz w:val="18"/>
+                <w:sz w:val="17"/>
               </w:rPr>
               <w:t>PU-09</w:t>
             </w:r>
@@ -12454,7 +13014,7 @@
             <w:r>
               <w:rPr>
                 <w:b w:val="0"/>
-                <w:sz w:val="18"/>
+                <w:sz w:val="17"/>
               </w:rPr>
               <w:t>Madera</w:t>
             </w:r>
@@ -12469,7 +13029,7 @@
             <w:r>
               <w:rPr>
                 <w:b w:val="0"/>
-                <w:sz w:val="18"/>
+                <w:sz w:val="17"/>
               </w:rPr>
               <w:t>Permiso vencido</w:t>
             </w:r>
@@ -12484,7 +13044,7 @@
             <w:r>
               <w:rPr>
                 <w:b w:val="0"/>
-                <w:sz w:val="18"/>
+                <w:sz w:val="17"/>
               </w:rPr>
               <w:t>fecha_vencimiento_permiso: "2024-01-01"</w:t>
             </w:r>
@@ -12499,7 +13059,7 @@
             <w:r>
               <w:rPr>
                 <w:b w:val="0"/>
-                <w:sz w:val="18"/>
+                <w:sz w:val="17"/>
               </w:rPr>
               <w:t>Banner rojo "Permiso VENCIDO"</w:t>
             </w:r>
@@ -12514,7 +13074,7 @@
             <w:r>
               <w:rPr>
                 <w:b w:val="0"/>
-                <w:sz w:val="18"/>
+                <w:sz w:val="17"/>
               </w:rPr>
               <w:t>Banner rojo visible en tarjeta</w:t>
             </w:r>
@@ -12529,7 +13089,7 @@
             <w:r>
               <w:rPr>
                 <w:b w:val="0"/>
-                <w:sz w:val="18"/>
+                <w:sz w:val="17"/>
               </w:rPr>
               <w:t>✅ PASÓ</w:t>
             </w:r>
@@ -12546,7 +13106,7 @@
             <w:r>
               <w:rPr>
                 <w:b w:val="0"/>
-                <w:sz w:val="18"/>
+                <w:sz w:val="17"/>
               </w:rPr>
               <w:t>PU-10</w:t>
             </w:r>
@@ -12561,7 +13121,7 @@
             <w:r>
               <w:rPr>
                 <w:b w:val="0"/>
-                <w:sz w:val="18"/>
+                <w:sz w:val="17"/>
               </w:rPr>
               <w:t>Madera</w:t>
             </w:r>
@@ -12576,7 +13136,7 @@
             <w:r>
               <w:rPr>
                 <w:b w:val="0"/>
-                <w:sz w:val="18"/>
+                <w:sz w:val="17"/>
               </w:rPr>
               <w:t>Permiso a 15 días</w:t>
             </w:r>
@@ -12591,7 +13151,7 @@
             <w:r>
               <w:rPr>
                 <w:b w:val="0"/>
-                <w:sz w:val="18"/>
+                <w:sz w:val="17"/>
               </w:rPr>
               <w:t>fecha_vencimiento_permiso: hoy + 15d</w:t>
             </w:r>
@@ -12606,7 +13166,7 @@
             <w:r>
               <w:rPr>
                 <w:b w:val="0"/>
-                <w:sz w:val="18"/>
+                <w:sz w:val="17"/>
               </w:rPr>
               <w:t>Banner naranja "Permiso vence en 15d"</w:t>
             </w:r>
@@ -12621,7 +13181,7 @@
             <w:r>
               <w:rPr>
                 <w:b w:val="0"/>
-                <w:sz w:val="18"/>
+                <w:sz w:val="17"/>
               </w:rPr>
               <w:t>Banner naranja visible</w:t>
             </w:r>
@@ -12636,7 +13196,7 @@
             <w:r>
               <w:rPr>
                 <w:b w:val="0"/>
-                <w:sz w:val="18"/>
+                <w:sz w:val="17"/>
               </w:rPr>
               <w:t>✅ PASÓ</w:t>
             </w:r>
@@ -12653,7 +13213,7 @@
             <w:r>
               <w:rPr>
                 <w:b w:val="0"/>
-                <w:sz w:val="18"/>
+                <w:sz w:val="17"/>
               </w:rPr>
               <w:t>PU-11</w:t>
             </w:r>
@@ -12668,7 +13228,7 @@
             <w:r>
               <w:rPr>
                 <w:b w:val="0"/>
-                <w:sz w:val="18"/>
+                <w:sz w:val="17"/>
               </w:rPr>
               <w:t>Config</w:t>
             </w:r>
@@ -12683,7 +13243,7 @@
             <w:r>
               <w:rPr>
                 <w:b w:val="0"/>
-                <w:sz w:val="18"/>
+                <w:sz w:val="17"/>
               </w:rPr>
               <w:t>Guardar nombre empresa</w:t>
             </w:r>
@@ -12698,7 +13258,7 @@
             <w:r>
               <w:rPr>
                 <w:b w:val="0"/>
-                <w:sz w:val="18"/>
+                <w:sz w:val="17"/>
               </w:rPr>
               <w:t>empresa_nombre: "ALISAR S.R.L."</w:t>
             </w:r>
@@ -12713,7 +13273,7 @@
             <w:r>
               <w:rPr>
                 <w:b w:val="0"/>
-                <w:sz w:val="18"/>
+                <w:sz w:val="17"/>
               </w:rPr>
               <w:t>Configuración guardada</w:t>
             </w:r>
@@ -12728,7 +13288,7 @@
             <w:r>
               <w:rPr>
                 <w:b w:val="0"/>
-                <w:sz w:val="18"/>
+                <w:sz w:val="17"/>
               </w:rPr>
               <w:t>Toast "Configuración guardada"</w:t>
             </w:r>
@@ -12743,7 +13303,7 @@
             <w:r>
               <w:rPr>
                 <w:b w:val="0"/>
-                <w:sz w:val="18"/>
+                <w:sz w:val="17"/>
               </w:rPr>
               <w:t>✅ PASÓ</w:t>
             </w:r>
@@ -12760,7 +13320,7 @@
             <w:r>
               <w:rPr>
                 <w:b w:val="0"/>
-                <w:sz w:val="18"/>
+                <w:sz w:val="17"/>
               </w:rPr>
               <w:t>PU-12</w:t>
             </w:r>
@@ -12775,7 +13335,7 @@
             <w:r>
               <w:rPr>
                 <w:b w:val="0"/>
-                <w:sz w:val="18"/>
+                <w:sz w:val="17"/>
               </w:rPr>
               <w:t>Backup</w:t>
             </w:r>
@@ -12790,7 +13350,7 @@
             <w:r>
               <w:rPr>
                 <w:b w:val="0"/>
-                <w:sz w:val="18"/>
+                <w:sz w:val="17"/>
               </w:rPr>
               <w:t>Descargar BD</w:t>
             </w:r>
@@ -12805,7 +13365,7 @@
             <w:r>
               <w:rPr>
                 <w:b w:val="0"/>
-                <w:sz w:val="18"/>
+                <w:sz w:val="17"/>
               </w:rPr>
               <w:t>Click en "Backup BD"</w:t>
             </w:r>
@@ -12820,7 +13380,7 @@
             <w:r>
               <w:rPr>
                 <w:b w:val="0"/>
-                <w:sz w:val="18"/>
+                <w:sz w:val="17"/>
               </w:rPr>
               <w:t>Descarga archivo .db</w:t>
             </w:r>
@@ -12835,7 +13395,7 @@
             <w:r>
               <w:rPr>
                 <w:b w:val="0"/>
-                <w:sz w:val="18"/>
+                <w:sz w:val="17"/>
               </w:rPr>
               <w:t>Archivo .db descargado correctamente</w:t>
             </w:r>
@@ -12850,7 +13410,7 @@
             <w:r>
               <w:rPr>
                 <w:b w:val="0"/>
-                <w:sz w:val="18"/>
+                <w:sz w:val="17"/>
               </w:rPr>
               <w:t>✅ PASÓ</w:t>
             </w:r>
@@ -12858,13 +13418,17 @@
         </w:tc>
       </w:tr>
     </w:tbl>
-    <w:p/>
+    <w:p>
+      <w:pPr>
+        <w:spacing w:after="120"/>
+      </w:pPr>
+    </w:p>
     <w:p>
       <w:pPr>
         <w:pBdr>
           <w:bottom w:val="single" w:sz="6" w:space="1" w:color="CCCCCC"/>
         </w:pBdr>
-        <w:spacing w:before="40" w:after="40"/>
+        <w:spacing w:before="20" w:after="20"/>
       </w:pPr>
     </w:p>
     <w:p>
@@ -12875,7 +13439,7 @@
         <w:rPr>
           <w:b/>
           <w:color w:val="2E744B"/>
-          <w:sz w:val="26"/>
+          <w:sz w:val="24"/>
         </w:rPr>
         <w:t>Pruebas de Integración — Verificación de interacción entre módulos</w:t>
       </w:r>
@@ -12897,7 +13461,7 @@
         <w:tc>
           <w:tcPr>
             <w:tcW w:type="dxa" w:w="1824"/>
-            <w:shd w:fill="1A567A" w:color="auto" w:val="clear"/>
+            <w:shd w:fill="1A567A" w:val="clear"/>
           </w:tcPr>
           <w:p>
             <w:r>
@@ -12909,7 +13473,7 @@
               <w:rPr>
                 <w:b/>
                 <w:color w:val="FFFFFF"/>
-                <w:sz w:val="18"/>
+                <w:sz w:val="17"/>
               </w:rPr>
               <w:t>ID</w:t>
             </w:r>
@@ -12918,7 +13482,7 @@
         <w:tc>
           <w:tcPr>
             <w:tcW w:type="dxa" w:w="1824"/>
-            <w:shd w:fill="1A567A" w:color="auto" w:val="clear"/>
+            <w:shd w:fill="1A567A" w:val="clear"/>
           </w:tcPr>
           <w:p>
             <w:r>
@@ -12930,7 +13494,7 @@
               <w:rPr>
                 <w:b/>
                 <w:color w:val="FFFFFF"/>
-                <w:sz w:val="18"/>
+                <w:sz w:val="17"/>
               </w:rPr>
               <w:t>Flujo Integrado</w:t>
             </w:r>
@@ -12939,7 +13503,7 @@
         <w:tc>
           <w:tcPr>
             <w:tcW w:type="dxa" w:w="1824"/>
-            <w:shd w:fill="1A567A" w:color="auto" w:val="clear"/>
+            <w:shd w:fill="1A567A" w:val="clear"/>
           </w:tcPr>
           <w:p>
             <w:r>
@@ -12951,7 +13515,7 @@
               <w:rPr>
                 <w:b/>
                 <w:color w:val="FFFFFF"/>
-                <w:sz w:val="18"/>
+                <w:sz w:val="17"/>
               </w:rPr>
               <w:t>Descripción</w:t>
             </w:r>
@@ -12960,7 +13524,7 @@
         <w:tc>
           <w:tcPr>
             <w:tcW w:type="dxa" w:w="1824"/>
-            <w:shd w:fill="1A567A" w:color="auto" w:val="clear"/>
+            <w:shd w:fill="1A567A" w:val="clear"/>
           </w:tcPr>
           <w:p>
             <w:r>
@@ -12972,7 +13536,7 @@
               <w:rPr>
                 <w:b/>
                 <w:color w:val="FFFFFF"/>
-                <w:sz w:val="18"/>
+                <w:sz w:val="17"/>
               </w:rPr>
               <w:t>Resultado Esperado</w:t>
             </w:r>
@@ -12981,7 +13545,7 @@
         <w:tc>
           <w:tcPr>
             <w:tcW w:type="dxa" w:w="1824"/>
-            <w:shd w:fill="1A567A" w:color="auto" w:val="clear"/>
+            <w:shd w:fill="1A567A" w:val="clear"/>
           </w:tcPr>
           <w:p>
             <w:r>
@@ -12993,7 +13557,7 @@
               <w:rPr>
                 <w:b/>
                 <w:color w:val="FFFFFF"/>
-                <w:sz w:val="18"/>
+                <w:sz w:val="17"/>
               </w:rPr>
               <w:t>Estado</w:t>
             </w:r>
@@ -13010,7 +13574,7 @@
             <w:r>
               <w:rPr>
                 <w:b w:val="0"/>
-                <w:sz w:val="18"/>
+                <w:sz w:val="17"/>
               </w:rPr>
               <w:t>PI-01</w:t>
             </w:r>
@@ -13025,7 +13589,7 @@
             <w:r>
               <w:rPr>
                 <w:b w:val="0"/>
-                <w:sz w:val="18"/>
+                <w:sz w:val="17"/>
               </w:rPr>
               <w:t>Login → Dashboard</w:t>
             </w:r>
@@ -13040,7 +13604,7 @@
             <w:r>
               <w:rPr>
                 <w:b w:val="0"/>
-                <w:sz w:val="18"/>
+                <w:sz w:val="17"/>
               </w:rPr>
               <w:t>Usuario inicia sesión y ve el Dashboard con datos reales</w:t>
             </w:r>
@@ -13055,7 +13619,7 @@
             <w:r>
               <w:rPr>
                 <w:b w:val="0"/>
-                <w:sz w:val="18"/>
+                <w:sz w:val="17"/>
               </w:rPr>
               <w:t>Dashboard carga con estadísticas de las 4 entidades</w:t>
             </w:r>
@@ -13070,7 +13634,7 @@
             <w:r>
               <w:rPr>
                 <w:b w:val="0"/>
-                <w:sz w:val="18"/>
+                <w:sz w:val="17"/>
               </w:rPr>
               <w:t>✅ PASÓ</w:t>
             </w:r>
@@ -13087,7 +13651,7 @@
             <w:r>
               <w:rPr>
                 <w:b w:val="0"/>
-                <w:sz w:val="18"/>
+                <w:sz w:val="17"/>
               </w:rPr>
               <w:t>PI-02</w:t>
             </w:r>
@@ -13102,7 +13666,7 @@
             <w:r>
               <w:rPr>
                 <w:b w:val="0"/>
-                <w:sz w:val="18"/>
+                <w:sz w:val="17"/>
               </w:rPr>
               <w:t>Crear Obra → Dashboard</w:t>
             </w:r>
@@ -13117,7 +13681,7 @@
             <w:r>
               <w:rPr>
                 <w:b w:val="0"/>
-                <w:sz w:val="18"/>
+                <w:sz w:val="17"/>
               </w:rPr>
               <w:t>Se crea una obra y el contador del Dashboard se actualiza</w:t>
             </w:r>
@@ -13132,7 +13696,7 @@
             <w:r>
               <w:rPr>
                 <w:b w:val="0"/>
-                <w:sz w:val="18"/>
+                <w:sz w:val="17"/>
               </w:rPr>
               <w:t>El número de obras en el stat card incrementa en 1</w:t>
             </w:r>
@@ -13147,7 +13711,7 @@
             <w:r>
               <w:rPr>
                 <w:b w:val="0"/>
-                <w:sz w:val="18"/>
+                <w:sz w:val="17"/>
               </w:rPr>
               <w:t>✅ PASÓ</w:t>
             </w:r>
@@ -13164,7 +13728,7 @@
             <w:r>
               <w:rPr>
                 <w:b w:val="0"/>
-                <w:sz w:val="18"/>
+                <w:sz w:val="17"/>
               </w:rPr>
               <w:t>PI-03</w:t>
             </w:r>
@@ -13179,7 +13743,7 @@
             <w:r>
               <w:rPr>
                 <w:b w:val="0"/>
-                <w:sz w:val="18"/>
+                <w:sz w:val="17"/>
               </w:rPr>
               <w:t>Crear Personal → Asignar a Rodeo</w:t>
             </w:r>
@@ -13194,7 +13758,7 @@
             <w:r>
               <w:rPr>
                 <w:b w:val="0"/>
-                <w:sz w:val="18"/>
+                <w:sz w:val="17"/>
               </w:rPr>
               <w:t>Personal registrado aparece en la lista de selección del formulario forestal</w:t>
             </w:r>
@@ -13209,7 +13773,7 @@
             <w:r>
               <w:rPr>
                 <w:b w:val="0"/>
-                <w:sz w:val="18"/>
+                <w:sz w:val="17"/>
               </w:rPr>
               <w:t>El nuevo empleado aparece en el checklist del módulo Madera</w:t>
             </w:r>
@@ -13224,7 +13788,7 @@
             <w:r>
               <w:rPr>
                 <w:b w:val="0"/>
-                <w:sz w:val="18"/>
+                <w:sz w:val="17"/>
               </w:rPr>
               <w:t>✅ PASÓ</w:t>
             </w:r>
@@ -13241,7 +13805,7 @@
             <w:r>
               <w:rPr>
                 <w:b w:val="0"/>
-                <w:sz w:val="18"/>
+                <w:sz w:val="17"/>
               </w:rPr>
               <w:t>PI-04</w:t>
             </w:r>
@@ -13256,7 +13820,7 @@
             <w:r>
               <w:rPr>
                 <w:b w:val="0"/>
-                <w:sz w:val="18"/>
+                <w:sz w:val="17"/>
               </w:rPr>
               <w:t>Asignar Personal a Rodeo → Ver en Edición</w:t>
             </w:r>
@@ -13271,7 +13835,7 @@
             <w:r>
               <w:rPr>
                 <w:b w:val="0"/>
-                <w:sz w:val="18"/>
+                <w:sz w:val="17"/>
               </w:rPr>
               <w:t>Se asignan 2 personas a un trabajo forestal, se guarda y se reabre el registro</w:t>
             </w:r>
@@ -13286,7 +13850,7 @@
             <w:r>
               <w:rPr>
                 <w:b w:val="0"/>
-                <w:sz w:val="18"/>
+                <w:sz w:val="17"/>
               </w:rPr>
               <w:t>Los 2 empleados aparecen con badge "ASIGNADO" al editar</w:t>
             </w:r>
@@ -13301,7 +13865,7 @@
             <w:r>
               <w:rPr>
                 <w:b w:val="0"/>
-                <w:sz w:val="18"/>
+                <w:sz w:val="17"/>
               </w:rPr>
               <w:t>✅ PASÓ</w:t>
             </w:r>
@@ -13318,7 +13882,7 @@
             <w:r>
               <w:rPr>
                 <w:b w:val="0"/>
-                <w:sz w:val="18"/>
+                <w:sz w:val="17"/>
               </w:rPr>
               <w:t>PI-05</w:t>
             </w:r>
@@ -13333,7 +13897,7 @@
             <w:r>
               <w:rPr>
                 <w:b w:val="0"/>
-                <w:sz w:val="18"/>
+                <w:sz w:val="17"/>
               </w:rPr>
               <w:t>Crear Registro → Auditoría</w:t>
             </w:r>
@@ -13348,7 +13912,7 @@
             <w:r>
               <w:rPr>
                 <w:b w:val="0"/>
-                <w:sz w:val="18"/>
+                <w:sz w:val="17"/>
               </w:rPr>
               <w:t>Cualquier creación/edición/eliminación genera entrada en audit_logs</w:t>
             </w:r>
@@ -13363,7 +13927,7 @@
             <w:r>
               <w:rPr>
                 <w:b w:val="0"/>
-                <w:sz w:val="18"/>
+                <w:sz w:val="17"/>
               </w:rPr>
               <w:t>El historial de cambios muestra la operación con usuario y timestamp</w:t>
             </w:r>
@@ -13378,7 +13942,7 @@
             <w:r>
               <w:rPr>
                 <w:b w:val="0"/>
-                <w:sz w:val="18"/>
+                <w:sz w:val="17"/>
               </w:rPr>
               <w:t>✅ PASÓ</w:t>
             </w:r>
@@ -13395,7 +13959,7 @@
             <w:r>
               <w:rPr>
                 <w:b w:val="0"/>
-                <w:sz w:val="18"/>
+                <w:sz w:val="17"/>
               </w:rPr>
               <w:t>PI-06</w:t>
             </w:r>
@@ -13410,7 +13974,7 @@
             <w:r>
               <w:rPr>
                 <w:b w:val="0"/>
-                <w:sz w:val="18"/>
+                <w:sz w:val="17"/>
               </w:rPr>
               <w:t>Maquinaria → Alerta Dashboard</w:t>
             </w:r>
@@ -13425,7 +13989,7 @@
             <w:r>
               <w:rPr>
                 <w:b w:val="0"/>
-                <w:sz w:val="18"/>
+                <w:sz w:val="17"/>
               </w:rPr>
               <w:t>Se registra equipo con mantenimiento_proximo dentro de 10 días</w:t>
             </w:r>
@@ -13440,7 +14004,7 @@
             <w:r>
               <w:rPr>
                 <w:b w:val="0"/>
-                <w:sz w:val="18"/>
+                <w:sz w:val="17"/>
               </w:rPr>
               <w:t>El Dashboard muestra alerta naranja con el nombre del equipo y "10d"</w:t>
             </w:r>
@@ -13455,7 +14019,7 @@
             <w:r>
               <w:rPr>
                 <w:b w:val="0"/>
-                <w:sz w:val="18"/>
+                <w:sz w:val="17"/>
               </w:rPr>
               <w:t>✅ PASÓ</w:t>
             </w:r>
@@ -13472,7 +14036,7 @@
             <w:r>
               <w:rPr>
                 <w:b w:val="0"/>
-                <w:sz w:val="18"/>
+                <w:sz w:val="17"/>
               </w:rPr>
               <w:t>PI-07</w:t>
             </w:r>
@@ -13487,7 +14051,7 @@
             <w:r>
               <w:rPr>
                 <w:b w:val="0"/>
-                <w:sz w:val="18"/>
+                <w:sz w:val="17"/>
               </w:rPr>
               <w:t>Actualizar Obra → Barra Totales</w:t>
             </w:r>
@@ -13502,7 +14066,7 @@
             <w:r>
               <w:rPr>
                 <w:b w:val="0"/>
-                <w:sz w:val="18"/>
+                <w:sz w:val="17"/>
               </w:rPr>
               <w:t>Se actualiza presupuesto de una obra</w:t>
             </w:r>
@@ -13517,7 +14081,7 @@
             <w:r>
               <w:rPr>
                 <w:b w:val="0"/>
-                <w:sz w:val="18"/>
+                <w:sz w:val="17"/>
               </w:rPr>
               <w:t>La barra de totales de Obras recalcula el presupuesto total correctamente</w:t>
             </w:r>
@@ -13532,7 +14096,7 @@
             <w:r>
               <w:rPr>
                 <w:b w:val="0"/>
-                <w:sz w:val="18"/>
+                <w:sz w:val="17"/>
               </w:rPr>
               <w:t>✅ PASÓ</w:t>
             </w:r>
@@ -13549,7 +14113,7 @@
             <w:r>
               <w:rPr>
                 <w:b w:val="0"/>
-                <w:sz w:val="18"/>
+                <w:sz w:val="17"/>
               </w:rPr>
               <w:t>PI-08</w:t>
             </w:r>
@@ -13564,7 +14128,7 @@
             <w:r>
               <w:rPr>
                 <w:b w:val="0"/>
-                <w:sz w:val="18"/>
+                <w:sz w:val="17"/>
               </w:rPr>
               <w:t>Registrar Rodeo con Volumen → Dashboard</w:t>
             </w:r>
@@ -13579,7 +14143,7 @@
             <w:r>
               <w:rPr>
                 <w:b w:val="0"/>
-                <w:sz w:val="18"/>
+                <w:sz w:val="17"/>
               </w:rPr>
               <w:t>Se registra un rodeo con 50 m³ y fecha de inicio</w:t>
             </w:r>
@@ -13594,7 +14158,7 @@
             <w:r>
               <w:rPr>
                 <w:b w:val="0"/>
-                <w:sz w:val="18"/>
+                <w:sz w:val="17"/>
               </w:rPr>
               <w:t>El gráfico de volumen mensual del Dashboard refleja los 50 m³ en el mes correspondiente</w:t>
             </w:r>
@@ -13609,7 +14173,7 @@
             <w:r>
               <w:rPr>
                 <w:b w:val="0"/>
-                <w:sz w:val="18"/>
+                <w:sz w:val="17"/>
               </w:rPr>
               <w:t>✅ PASÓ</w:t>
             </w:r>
@@ -13617,13 +14181,17 @@
         </w:tc>
       </w:tr>
     </w:tbl>
-    <w:p/>
+    <w:p>
+      <w:pPr>
+        <w:spacing w:after="120"/>
+      </w:pPr>
+    </w:p>
     <w:p>
       <w:pPr>
         <w:pBdr>
           <w:bottom w:val="single" w:sz="6" w:space="1" w:color="CCCCCC"/>
         </w:pBdr>
-        <w:spacing w:before="40" w:after="40"/>
+        <w:spacing w:before="20" w:after="20"/>
       </w:pPr>
     </w:p>
     <w:p>
@@ -13634,7 +14202,7 @@
         <w:rPr>
           <w:b/>
           <w:color w:val="2E744B"/>
-          <w:sz w:val="26"/>
+          <w:sz w:val="24"/>
         </w:rPr>
         <w:t>Pruebas Funcionales — Validación de funcionalidades completas</w:t>
       </w:r>
@@ -13656,7 +14224,7 @@
         <w:tc>
           <w:tcPr>
             <w:tcW w:type="dxa" w:w="1824"/>
-            <w:shd w:fill="1A567A" w:color="auto" w:val="clear"/>
+            <w:shd w:fill="1A567A" w:val="clear"/>
           </w:tcPr>
           <w:p>
             <w:r>
@@ -13668,7 +14236,7 @@
               <w:rPr>
                 <w:b/>
                 <w:color w:val="FFFFFF"/>
-                <w:sz w:val="18"/>
+                <w:sz w:val="17"/>
               </w:rPr>
               <w:t>ID</w:t>
             </w:r>
@@ -13677,7 +14245,7 @@
         <w:tc>
           <w:tcPr>
             <w:tcW w:type="dxa" w:w="1824"/>
-            <w:shd w:fill="1A567A" w:color="auto" w:val="clear"/>
+            <w:shd w:fill="1A567A" w:val="clear"/>
           </w:tcPr>
           <w:p>
             <w:r>
@@ -13689,7 +14257,7 @@
               <w:rPr>
                 <w:b/>
                 <w:color w:val="FFFFFF"/>
-                <w:sz w:val="18"/>
+                <w:sz w:val="17"/>
               </w:rPr>
               <w:t>Funcionalidad</w:t>
             </w:r>
@@ -13698,7 +14266,7 @@
         <w:tc>
           <w:tcPr>
             <w:tcW w:type="dxa" w:w="1824"/>
-            <w:shd w:fill="1A567A" w:color="auto" w:val="clear"/>
+            <w:shd w:fill="1A567A" w:val="clear"/>
           </w:tcPr>
           <w:p>
             <w:r>
@@ -13710,7 +14278,7 @@
               <w:rPr>
                 <w:b/>
                 <w:color w:val="FFFFFF"/>
-                <w:sz w:val="18"/>
+                <w:sz w:val="17"/>
               </w:rPr>
               <w:t>Descripción del Escenario</w:t>
             </w:r>
@@ -13719,7 +14287,7 @@
         <w:tc>
           <w:tcPr>
             <w:tcW w:type="dxa" w:w="1824"/>
-            <w:shd w:fill="1A567A" w:color="auto" w:val="clear"/>
+            <w:shd w:fill="1A567A" w:val="clear"/>
           </w:tcPr>
           <w:p>
             <w:r>
@@ -13731,7 +14299,7 @@
               <w:rPr>
                 <w:b/>
                 <w:color w:val="FFFFFF"/>
-                <w:sz w:val="18"/>
+                <w:sz w:val="17"/>
               </w:rPr>
               <w:t>Resultado Esperado</w:t>
             </w:r>
@@ -13740,7 +14308,7 @@
         <w:tc>
           <w:tcPr>
             <w:tcW w:type="dxa" w:w="1824"/>
-            <w:shd w:fill="1A567A" w:color="auto" w:val="clear"/>
+            <w:shd w:fill="1A567A" w:val="clear"/>
           </w:tcPr>
           <w:p>
             <w:r>
@@ -13752,7 +14320,7 @@
               <w:rPr>
                 <w:b/>
                 <w:color w:val="FFFFFF"/>
-                <w:sz w:val="18"/>
+                <w:sz w:val="17"/>
               </w:rPr>
               <w:t>Estado</w:t>
             </w:r>
@@ -13769,7 +14337,7 @@
             <w:r>
               <w:rPr>
                 <w:b w:val="0"/>
-                <w:sz w:val="18"/>
+                <w:sz w:val="17"/>
               </w:rPr>
               <w:t>PF-01</w:t>
             </w:r>
@@ -13784,7 +14352,7 @@
             <w:r>
               <w:rPr>
                 <w:b w:val="0"/>
-                <w:sz w:val="18"/>
+                <w:sz w:val="17"/>
               </w:rPr>
               <w:t>Flujo completo de obra</w:t>
             </w:r>
@@ -13799,7 +14367,7 @@
             <w:r>
               <w:rPr>
                 <w:b w:val="0"/>
-                <w:sz w:val="18"/>
+                <w:sz w:val="17"/>
               </w:rPr>
               <w:t>Crear → editar avance → registrar gastos → exportar PDF</w:t>
             </w:r>
@@ -13814,7 +14382,7 @@
             <w:r>
               <w:rPr>
                 <w:b w:val="0"/>
-                <w:sz w:val="18"/>
+                <w:sz w:val="17"/>
               </w:rPr>
               <w:t>PDF generado con todos los campos de la obra</w:t>
             </w:r>
@@ -13829,7 +14397,7 @@
             <w:r>
               <w:rPr>
                 <w:b w:val="0"/>
-                <w:sz w:val="18"/>
+                <w:sz w:val="17"/>
               </w:rPr>
               <w:t>✅ PASÓ</w:t>
             </w:r>
@@ -13846,7 +14414,7 @@
             <w:r>
               <w:rPr>
                 <w:b w:val="0"/>
-                <w:sz w:val="18"/>
+                <w:sz w:val="17"/>
               </w:rPr>
               <w:t>PF-02</w:t>
             </w:r>
@@ -13861,7 +14429,7 @@
             <w:r>
               <w:rPr>
                 <w:b w:val="0"/>
-                <w:sz w:val="18"/>
+                <w:sz w:val="17"/>
               </w:rPr>
               <w:t>Flujo completo forestal</w:t>
             </w:r>
@@ -13876,7 +14444,7 @@
             <w:r>
               <w:rPr>
                 <w:b w:val="0"/>
-                <w:sz w:val="18"/>
+                <w:sz w:val="17"/>
               </w:rPr>
               <w:t>Registrar contrato → asignar personal → registrar extracción → clasificación → entrega aserradero</w:t>
             </w:r>
@@ -13891,7 +14459,7 @@
             <w:r>
               <w:rPr>
                 <w:b w:val="0"/>
-                <w:sz w:val="18"/>
+                <w:sz w:val="17"/>
               </w:rPr>
               <w:t>Rodeo guardado con todas las etapas completas</w:t>
             </w:r>
@@ -13906,7 +14474,7 @@
             <w:r>
               <w:rPr>
                 <w:b w:val="0"/>
-                <w:sz w:val="18"/>
+                <w:sz w:val="17"/>
               </w:rPr>
               <w:t>✅ PASÓ</w:t>
             </w:r>
@@ -13923,7 +14491,7 @@
             <w:r>
               <w:rPr>
                 <w:b w:val="0"/>
-                <w:sz w:val="18"/>
+                <w:sz w:val="17"/>
               </w:rPr>
               <w:t>PF-03</w:t>
             </w:r>
@@ -13938,7 +14506,7 @@
             <w:r>
               <w:rPr>
                 <w:b w:val="0"/>
-                <w:sz w:val="18"/>
+                <w:sz w:val="17"/>
               </w:rPr>
               <w:t>Exportación Excel Madera</w:t>
             </w:r>
@@ -13953,7 +14521,7 @@
             <w:r>
               <w:rPr>
                 <w:b w:val="0"/>
-                <w:sz w:val="18"/>
+                <w:sz w:val="17"/>
               </w:rPr>
               <w:t>Click en "Excel" en módulo Madera</w:t>
             </w:r>
@@ -13968,7 +14536,7 @@
             <w:r>
               <w:rPr>
                 <w:b w:val="0"/>
-                <w:sz w:val="18"/>
+                <w:sz w:val="17"/>
               </w:rPr>
               <w:t>Archivo .xlsx descargado con 13 columnas: contrato, contratante, ing. forestal, campamento, especie, estado, permiso, zona, volumen, piezas, aserradero, precio</w:t>
             </w:r>
@@ -13983,7 +14551,7 @@
             <w:r>
               <w:rPr>
                 <w:b w:val="0"/>
-                <w:sz w:val="18"/>
+                <w:sz w:val="17"/>
               </w:rPr>
               <w:t>✅ PASÓ</w:t>
             </w:r>
@@ -14000,7 +14568,7 @@
             <w:r>
               <w:rPr>
                 <w:b w:val="0"/>
-                <w:sz w:val="18"/>
+                <w:sz w:val="17"/>
               </w:rPr>
               <w:t>PF-04</w:t>
             </w:r>
@@ -14015,7 +14583,7 @@
             <w:r>
               <w:rPr>
                 <w:b w:val="0"/>
-                <w:sz w:val="18"/>
+                <w:sz w:val="17"/>
               </w:rPr>
               <w:t>Exportación Excel Personal</w:t>
             </w:r>
@@ -14030,7 +14598,7 @@
             <w:r>
               <w:rPr>
                 <w:b w:val="0"/>
-                <w:sz w:val="18"/>
+                <w:sz w:val="17"/>
               </w:rPr>
               <w:t>Click en "Excel" en módulo Personal</w:t>
             </w:r>
@@ -14045,7 +14613,7 @@
             <w:r>
               <w:rPr>
                 <w:b w:val="0"/>
-                <w:sz w:val="18"/>
+                <w:sz w:val="17"/>
               </w:rPr>
               <w:t>Archivo .xlsx con 13 columnas incluyendo salario, contacto de emergencia y dirección</w:t>
             </w:r>
@@ -14060,7 +14628,7 @@
             <w:r>
               <w:rPr>
                 <w:b w:val="0"/>
-                <w:sz w:val="18"/>
+                <w:sz w:val="17"/>
               </w:rPr>
               <w:t>✅ PASÓ</w:t>
             </w:r>
@@ -14077,7 +14645,7 @@
             <w:r>
               <w:rPr>
                 <w:b w:val="0"/>
-                <w:sz w:val="18"/>
+                <w:sz w:val="17"/>
               </w:rPr>
               <w:t>PF-05</w:t>
             </w:r>
@@ -14092,7 +14660,7 @@
             <w:r>
               <w:rPr>
                 <w:b w:val="0"/>
-                <w:sz w:val="18"/>
+                <w:sz w:val="17"/>
               </w:rPr>
               <w:t>Ficha PDF individual Obra</w:t>
             </w:r>
@@ -14107,7 +14675,7 @@
             <w:r>
               <w:rPr>
                 <w:b w:val="0"/>
-                <w:sz w:val="18"/>
+                <w:sz w:val="17"/>
               </w:rPr>
               <w:t>Click en botón 🖨 en tarjeta de obra</w:t>
             </w:r>
@@ -14122,7 +14690,7 @@
             <w:r>
               <w:rPr>
                 <w:b w:val="0"/>
-                <w:sz w:val="18"/>
+                <w:sz w:val="17"/>
               </w:rPr>
               <w:t>PDF generado con todos los campos de esa obra, encabezado verde ALISAR</w:t>
             </w:r>
@@ -14137,7 +14705,7 @@
             <w:r>
               <w:rPr>
                 <w:b w:val="0"/>
-                <w:sz w:val="18"/>
+                <w:sz w:val="17"/>
               </w:rPr>
               <w:t>✅ PASÓ</w:t>
             </w:r>
@@ -14154,7 +14722,7 @@
             <w:r>
               <w:rPr>
                 <w:b w:val="0"/>
-                <w:sz w:val="18"/>
+                <w:sz w:val="17"/>
               </w:rPr>
               <w:t>PF-06</w:t>
             </w:r>
@@ -14169,7 +14737,7 @@
             <w:r>
               <w:rPr>
                 <w:b w:val="0"/>
-                <w:sz w:val="18"/>
+                <w:sz w:val="17"/>
               </w:rPr>
               <w:t>Ficha PDF individual Empleado</w:t>
             </w:r>
@@ -14184,7 +14752,7 @@
             <w:r>
               <w:rPr>
                 <w:b w:val="0"/>
-                <w:sz w:val="18"/>
+                <w:sz w:val="17"/>
               </w:rPr>
               <w:t>Click en botón 🖨 en tarjeta de empleado</w:t>
             </w:r>
@@ -14199,7 +14767,7 @@
             <w:r>
               <w:rPr>
                 <w:b w:val="0"/>
-                <w:sz w:val="18"/>
+                <w:sz w:val="17"/>
               </w:rPr>
               <w:t>PDF generado con datos personales, laborales y de emergencia</w:t>
             </w:r>
@@ -14214,7 +14782,7 @@
             <w:r>
               <w:rPr>
                 <w:b w:val="0"/>
-                <w:sz w:val="18"/>
+                <w:sz w:val="17"/>
               </w:rPr>
               <w:t>✅ PASÓ</w:t>
             </w:r>
@@ -14231,7 +14799,7 @@
             <w:r>
               <w:rPr>
                 <w:b w:val="0"/>
-                <w:sz w:val="18"/>
+                <w:sz w:val="17"/>
               </w:rPr>
               <w:t>PF-07</w:t>
             </w:r>
@@ -14246,7 +14814,7 @@
             <w:r>
               <w:rPr>
                 <w:b w:val="0"/>
-                <w:sz w:val="18"/>
+                <w:sz w:val="17"/>
               </w:rPr>
               <w:t>Historial con filtros</w:t>
             </w:r>
@@ -14261,7 +14829,7 @@
             <w:r>
               <w:rPr>
                 <w:b w:val="0"/>
-                <w:sz w:val="18"/>
+                <w:sz w:val="17"/>
               </w:rPr>
               <w:t>Filtrar historial por módulo "madera" y acción "DELETE"</w:t>
             </w:r>
@@ -14276,7 +14844,7 @@
             <w:r>
               <w:rPr>
                 <w:b w:val="0"/>
-                <w:sz w:val="18"/>
+                <w:sz w:val="17"/>
               </w:rPr>
               <w:t>Solo se muestran eliminaciones del módulo madera</w:t>
             </w:r>
@@ -14291,7 +14859,7 @@
             <w:r>
               <w:rPr>
                 <w:b w:val="0"/>
-                <w:sz w:val="18"/>
+                <w:sz w:val="17"/>
               </w:rPr>
               <w:t>✅ PASÓ</w:t>
             </w:r>
@@ -14308,7 +14876,7 @@
             <w:r>
               <w:rPr>
                 <w:b w:val="0"/>
-                <w:sz w:val="18"/>
+                <w:sz w:val="17"/>
               </w:rPr>
               <w:t>PF-08</w:t>
             </w:r>
@@ -14323,7 +14891,7 @@
             <w:r>
               <w:rPr>
                 <w:b w:val="0"/>
-                <w:sz w:val="18"/>
+                <w:sz w:val="17"/>
               </w:rPr>
               <w:t>Paginación en lista</w:t>
             </w:r>
@@ -14338,7 +14906,7 @@
             <w:r>
               <w:rPr>
                 <w:b w:val="0"/>
-                <w:sz w:val="18"/>
+                <w:sz w:val="17"/>
               </w:rPr>
               <w:t>Módulo Madera con más de 20 registros</w:t>
             </w:r>
@@ -14353,7 +14921,7 @@
             <w:r>
               <w:rPr>
                 <w:b w:val="0"/>
-                <w:sz w:val="18"/>
+                <w:sz w:val="17"/>
               </w:rPr>
               <w:t>Se muestran 20 por página con controles "Anterior / Siguiente"</w:t>
             </w:r>
@@ -14368,7 +14936,7 @@
             <w:r>
               <w:rPr>
                 <w:b w:val="0"/>
-                <w:sz w:val="18"/>
+                <w:sz w:val="17"/>
               </w:rPr>
               <w:t>✅ PASÓ</w:t>
             </w:r>
@@ -14385,7 +14953,7 @@
             <w:r>
               <w:rPr>
                 <w:b w:val="0"/>
-                <w:sz w:val="18"/>
+                <w:sz w:val="17"/>
               </w:rPr>
               <w:t>PF-09</w:t>
             </w:r>
@@ -14400,7 +14968,7 @@
             <w:r>
               <w:rPr>
                 <w:b w:val="0"/>
-                <w:sz w:val="18"/>
+                <w:sz w:val="17"/>
               </w:rPr>
               <w:t>Confirmación de eliminación</w:t>
             </w:r>
@@ -14415,7 +14983,7 @@
             <w:r>
               <w:rPr>
                 <w:b w:val="0"/>
-                <w:sz w:val="18"/>
+                <w:sz w:val="17"/>
               </w:rPr>
               <w:t>Click en eliminar cualquier registro</w:t>
             </w:r>
@@ -14430,7 +14998,7 @@
             <w:r>
               <w:rPr>
                 <w:b w:val="0"/>
-                <w:sz w:val="18"/>
+                <w:sz w:val="17"/>
               </w:rPr>
               <w:t>Aparece diálogo de confirmación; si cancela, no elimina</w:t>
             </w:r>
@@ -14445,7 +15013,7 @@
             <w:r>
               <w:rPr>
                 <w:b w:val="0"/>
-                <w:sz w:val="18"/>
+                <w:sz w:val="17"/>
               </w:rPr>
               <w:t>✅ PASÓ</w:t>
             </w:r>
@@ -14462,7 +15030,7 @@
             <w:r>
               <w:rPr>
                 <w:b w:val="0"/>
-                <w:sz w:val="18"/>
+                <w:sz w:val="17"/>
               </w:rPr>
               <w:t>PF-10</w:t>
             </w:r>
@@ -14477,7 +15045,7 @@
             <w:r>
               <w:rPr>
                 <w:b w:val="0"/>
-                <w:sz w:val="18"/>
+                <w:sz w:val="17"/>
               </w:rPr>
               <w:t>Dashboard Reporte General</w:t>
             </w:r>
@@ -14492,7 +15060,7 @@
             <w:r>
               <w:rPr>
                 <w:b w:val="0"/>
-                <w:sz w:val="18"/>
+                <w:sz w:val="17"/>
               </w:rPr>
               <w:t>Click en "Exportar Reporte" en Dashboard</w:t>
             </w:r>
@@ -14507,7 +15075,7 @@
             <w:r>
               <w:rPr>
                 <w:b w:val="0"/>
-                <w:sz w:val="18"/>
+                <w:sz w:val="17"/>
               </w:rPr>
               <w:t>PDF generado con estadísticas: obras, maquinaria, personal y m³ forestales</w:t>
             </w:r>
@@ -14522,7 +15090,7 @@
             <w:r>
               <w:rPr>
                 <w:b w:val="0"/>
-                <w:sz w:val="18"/>
+                <w:sz w:val="17"/>
               </w:rPr>
               <w:t>✅ PASÓ</w:t>
             </w:r>
@@ -14539,7 +15107,7 @@
             <w:r>
               <w:rPr>
                 <w:b w:val="0"/>
-                <w:sz w:val="18"/>
+                <w:sz w:val="17"/>
               </w:rPr>
               <w:t>PF-11</w:t>
             </w:r>
@@ -14554,7 +15122,7 @@
             <w:r>
               <w:rPr>
                 <w:b w:val="0"/>
-                <w:sz w:val="18"/>
+                <w:sz w:val="17"/>
               </w:rPr>
               <w:t>Barra totales Personal</w:t>
             </w:r>
@@ -14569,7 +15137,7 @@
             <w:r>
               <w:rPr>
                 <w:b w:val="0"/>
-                <w:sz w:val="18"/>
+                <w:sz w:val="17"/>
               </w:rPr>
               <w:t>Ver módulo Personal con empleados registrados</w:t>
             </w:r>
@@ -14584,7 +15152,7 @@
             <w:r>
               <w:rPr>
                 <w:b w:val="0"/>
-                <w:sz w:val="18"/>
+                <w:sz w:val="17"/>
               </w:rPr>
               <w:t>Muestra: total registros, activos, en licencia y suma de salarios Bs</w:t>
             </w:r>
@@ -14599,7 +15167,7 @@
             <w:r>
               <w:rPr>
                 <w:b w:val="0"/>
-                <w:sz w:val="18"/>
+                <w:sz w:val="17"/>
               </w:rPr>
               <w:t>✅ PASÓ</w:t>
             </w:r>
@@ -14616,7 +15184,7 @@
             <w:r>
               <w:rPr>
                 <w:b w:val="0"/>
-                <w:sz w:val="18"/>
+                <w:sz w:val="17"/>
               </w:rPr>
               <w:t>PF-12</w:t>
             </w:r>
@@ -14631,7 +15199,7 @@
             <w:r>
               <w:rPr>
                 <w:b w:val="0"/>
-                <w:sz w:val="18"/>
+                <w:sz w:val="17"/>
               </w:rPr>
               <w:t>Configuración empresa en PDF</w:t>
             </w:r>
@@ -14646,7 +15214,7 @@
             <w:r>
               <w:rPr>
                 <w:b w:val="0"/>
-                <w:sz w:val="18"/>
+                <w:sz w:val="17"/>
               </w:rPr>
               <w:t>Guardar nombre y NIT → generar cualquier PDF</w:t>
             </w:r>
@@ -14661,7 +15229,7 @@
             <w:r>
               <w:rPr>
                 <w:b w:val="0"/>
-                <w:sz w:val="18"/>
+                <w:sz w:val="17"/>
               </w:rPr>
               <w:t>El PDF muestra el nombre configurado en lugar del hardcodeado</w:t>
             </w:r>
@@ -14676,7 +15244,7 @@
             <w:r>
               <w:rPr>
                 <w:b w:val="0"/>
-                <w:sz w:val="18"/>
+                <w:sz w:val="17"/>
               </w:rPr>
               <w:t>✅ PASÓ</w:t>
             </w:r>
@@ -14684,13 +15252,17 @@
         </w:tc>
       </w:tr>
     </w:tbl>
-    <w:p/>
+    <w:p>
+      <w:pPr>
+        <w:spacing w:after="120"/>
+      </w:pPr>
+    </w:p>
     <w:p>
       <w:pPr>
         <w:pBdr>
           <w:bottom w:val="single" w:sz="6" w:space="1" w:color="CCCCCC"/>
         </w:pBdr>
-        <w:spacing w:before="40" w:after="40"/>
+        <w:spacing w:before="20" w:after="20"/>
       </w:pPr>
     </w:p>
     <w:p>
